--- a/CD_results_sub.docx
+++ b/CD_results_sub.docx
@@ -53,7 +53,7 @@
         <w:rPr>
           <w:rStyle w:val="VerbatimChar"/>
         </w:rPr>
-        <w:t xml:space="preserve">## 95% CI for difference: 0.1926117 to 6.505745</w:t>
+        <w:t xml:space="preserve">## 95% CI for difference: 0.1123407 to 2.305734</w:t>
       </w:r>
     </w:p>
     <w:p>
@@ -73,7 +73,7 @@
         <w:rPr>
           <w:rStyle w:val="VerbatimChar"/>
         </w:rPr>
-        <w:t xml:space="preserve">## rand_gp     1.12        0.19        6.51       0.897          1.11</w:t>
+        <w:t xml:space="preserve">## rand_gp     0.56        0.11        2.31       0.438          0.58</w:t>
       </w:r>
       <w:r>
         <w:br/>
@@ -91,7 +91,7 @@
         <w:rPr>
           <w:rStyle w:val="VerbatimChar"/>
         </w:rPr>
-        <w:t xml:space="preserve">## rand_gp             0.17             7.36   0.913</w:t>
+        <w:t xml:space="preserve">## rand_gp             0.14             2.52   0.471</w:t>
       </w:r>
     </w:p>
     <w:p>
@@ -446,7 +446,7 @@
         <w:rPr>
           <w:rStyle w:val="VerbatimChar"/>
         </w:rPr>
-        <w:t xml:space="preserve">## 95% CI for difference: 0.5080476 to 1.052288</w:t>
+        <w:t xml:space="preserve">## 95% CI for difference: 0.5396983 to 1.12537</w:t>
       </w:r>
     </w:p>
     <w:p>
@@ -466,7 +466,7 @@
         <w:rPr>
           <w:rStyle w:val="VerbatimChar"/>
         </w:rPr>
-        <w:t xml:space="preserve">## rand_gp     0.73        0.51        1.05       0.093          0.86</w:t>
+        <w:t xml:space="preserve">## rand_gp     0.78        0.54        1.13       0.185          0.89</w:t>
       </w:r>
       <w:r>
         <w:br/>
@@ -484,7 +484,7 @@
         <w:rPr>
           <w:rStyle w:val="VerbatimChar"/>
         </w:rPr>
-        <w:t xml:space="preserve">## rand_gp             0.72             1.03   0.098</w:t>
+        <w:t xml:space="preserve">## rand_gp             0.75             1.06   0.191</w:t>
       </w:r>
     </w:p>
     <w:p>
@@ -668,7 +668,7 @@
         <w:rPr>
           <w:rStyle w:val="VerbatimChar"/>
         </w:rPr>
-        <w:t xml:space="preserve">## 95% CI for difference: 0.09158173 to 0.6577451</w:t>
+        <w:t xml:space="preserve">## 95% CI for difference: 0.1144299 to 0.8281745</w:t>
       </w:r>
     </w:p>
     <w:p>
@@ -688,7 +688,7 @@
         <w:rPr>
           <w:rStyle w:val="VerbatimChar"/>
         </w:rPr>
-        <w:t xml:space="preserve">## rand_gp     0.26        0.09        0.66       0.007           0.3</w:t>
+        <w:t xml:space="preserve">## rand_gp     0.33        0.11        0.83       0.026          0.37</w:t>
       </w:r>
       <w:r>
         <w:br/>
@@ -706,7 +706,7 @@
         <w:rPr>
           <w:rStyle w:val="VerbatimChar"/>
         </w:rPr>
-        <w:t xml:space="preserve">## rand_gp             0.12             0.73   0.008</w:t>
+        <w:t xml:space="preserve">## rand_gp             0.15             0.89   0.027</w:t>
       </w:r>
     </w:p>
     <w:p>
@@ -722,7 +722,7 @@
         <w:pStyle w:val="BodyText"/>
       </w:pPr>
       <w:r>
-        <w:t xml:space="preserve">There was insufficient evidence to conclude that there was a difference in risk of NEC Stage II or greater between the intervention and control groups (marginal adjusted risk ratio 0.30, 95%CI: 0.12 to 0.73, p-value = 0.008).</w:t>
+        <w:t xml:space="preserve">There was a difference in risk of NEC Stage II or greater between the intervention and control groups (marginal adjusted risk ratio 0.30, 95%CI: 0.12 to 0.73, p-value = 0.008).</w:t>
       </w:r>
     </w:p>
     <w:bookmarkEnd w:id="19"/>
@@ -743,7 +743,7 @@
         <w:rPr>
           <w:rStyle w:val="VerbatimChar"/>
         </w:rPr>
-        <w:t xml:space="preserve">## 95% CI for difference: 0.6872534 to 3.436626</w:t>
+        <w:t xml:space="preserve">## 95% CI for difference: 0.8205272 to 4.187532</w:t>
       </w:r>
     </w:p>
     <w:p>
@@ -763,7 +763,7 @@
         <w:rPr>
           <w:rStyle w:val="VerbatimChar"/>
         </w:rPr>
-        <w:t xml:space="preserve">## rand_gp     1.51        0.69        3.44       0.309          1.44</w:t>
+        <w:t xml:space="preserve">## rand_gp     1.82        0.82        4.19       0.145          1.68</w:t>
       </w:r>
       <w:r>
         <w:br/>
@@ -781,7 +781,7 @@
         <w:rPr>
           <w:rStyle w:val="VerbatimChar"/>
         </w:rPr>
-        <w:t xml:space="preserve">## rand_gp              0.7             2.95   0.318</w:t>
+        <w:t xml:space="preserve">## rand_gp             0.82             3.43   0.156</w:t>
       </w:r>
     </w:p>
     <w:p>
@@ -854,7 +854,7 @@
         <w:rPr>
           <w:rStyle w:val="VerbatimChar"/>
         </w:rPr>
-        <w:t xml:space="preserve">## z = 1.4668, p-value = 0.07122</w:t>
+        <w:t xml:space="preserve">## z = 1.6238, p-value = 0.05221</w:t>
       </w:r>
       <w:r>
         <w:br/>
@@ -890,7 +890,7 @@
         <w:rPr>
           <w:rStyle w:val="VerbatimChar"/>
         </w:rPr>
-        <w:t xml:space="preserve">##   1.598843</w:t>
+        <w:t xml:space="preserve">##   1.689532</w:t>
       </w:r>
     </w:p>
     <w:p>
@@ -901,7 +901,7 @@
         <w:rPr>
           <w:rStyle w:val="VerbatimChar"/>
         </w:rPr>
-        <w:t xml:space="preserve">## 95% CI for difference: 0.67 to 1.66</w:t>
+        <w:t xml:space="preserve">## 95% CI for difference: 0.56 to 1.21</w:t>
       </w:r>
     </w:p>
     <w:p>
@@ -921,7 +921,7 @@
         <w:rPr>
           <w:rStyle w:val="VerbatimChar"/>
         </w:rPr>
-        <w:t xml:space="preserve">## rand_gp     1.06        0.67        1.66       0.792          1.06</w:t>
+        <w:t xml:space="preserve">## rand_gp     0.82        0.56        1.21       0.325          0.82</w:t>
       </w:r>
       <w:r>
         <w:br/>
@@ -939,7 +939,7 @@
         <w:rPr>
           <w:rStyle w:val="VerbatimChar"/>
         </w:rPr>
-        <w:t xml:space="preserve">## rand_gp             0.47             2.38   0.883</w:t>
+        <w:t xml:space="preserve">## rand_gp             0.43             1.56   0.552</w:t>
       </w:r>
     </w:p>
     <w:p>
@@ -955,7 +955,7 @@
         <w:pStyle w:val="BodyText"/>
       </w:pPr>
       <w:r>
-        <w:t xml:space="preserve">There was insufficient evidence to conclude a significant difference in the adjusted rate of number of sepsis episodes between the intervention and control groups (marginal adjusted rate ratio 1.06, 95% CI: 0.47 to 2.38, p-value = 0.883.</w:t>
+        <w:t xml:space="preserve">There was insufficient evidence to conclude a significant difference in the adjusted rate of number of sepsis episodes between the intervention and control groups (marginal adjusted rate ratio 0.82, 95% CI: 0.43 to 1.56, p-value = 0.883.</w:t>
       </w:r>
     </w:p>
     <w:p>
@@ -1012,7 +1012,7 @@
         <w:rPr>
           <w:rStyle w:val="VerbatimChar"/>
         </w:rPr>
-        <w:t xml:space="preserve">## rand_gp      1.12        0.19        6.51       0.897          1.11</w:t>
+        <w:t xml:space="preserve">## rand_gp      0.56        0.11        2.31       0.438          0.58</w:t>
       </w:r>
       <w:r>
         <w:br/>
@@ -1057,7 +1057,7 @@
         <w:rPr>
           <w:rStyle w:val="VerbatimChar"/>
         </w:rPr>
-        <w:t xml:space="preserve">## rand_gp1     0.73        0.51        1.05       0.093          0.86</w:t>
+        <w:t xml:space="preserve">## rand_gp1     0.78        0.54        1.13       0.185          0.89</w:t>
       </w:r>
       <w:r>
         <w:br/>
@@ -1066,7 +1066,7 @@
         <w:rPr>
           <w:rStyle w:val="VerbatimChar"/>
         </w:rPr>
-        <w:t xml:space="preserve">## rand_gp2     0.26        0.09        0.66       0.007          0.30</w:t>
+        <w:t xml:space="preserve">## rand_gp2     0.33        0.11        0.83       0.026          0.37</w:t>
       </w:r>
       <w:r>
         <w:br/>
@@ -1075,7 +1075,7 @@
         <w:rPr>
           <w:rStyle w:val="VerbatimChar"/>
         </w:rPr>
-        <w:t xml:space="preserve">## rand_gp3     1.51        0.69        3.44       0.309          1.44</w:t>
+        <w:t xml:space="preserve">## rand_gp3     1.82        0.82        4.19       0.145          1.68</w:t>
       </w:r>
       <w:r>
         <w:br/>
@@ -1084,7 +1084,7 @@
         <w:rPr>
           <w:rStyle w:val="VerbatimChar"/>
         </w:rPr>
-        <w:t xml:space="preserve">## rand_gp4     1.06        0.67        1.66       0.792          1.06</w:t>
+        <w:t xml:space="preserve">## rand_gp4     0.82        0.56        1.21       0.325          0.82</w:t>
       </w:r>
       <w:r>
         <w:br/>
@@ -1102,7 +1102,7 @@
         <w:rPr>
           <w:rStyle w:val="VerbatimChar"/>
         </w:rPr>
-        <w:t xml:space="preserve">## rand_gp              0.17             7.36   0.913</w:t>
+        <w:t xml:space="preserve">## rand_gp              0.14             2.52   0.471</w:t>
       </w:r>
       <w:r>
         <w:br/>
@@ -1147,7 +1147,7 @@
         <w:rPr>
           <w:rStyle w:val="VerbatimChar"/>
         </w:rPr>
-        <w:t xml:space="preserve">## rand_gp1             0.72             1.03   0.098</w:t>
+        <w:t xml:space="preserve">## rand_gp1             0.75             1.06   0.191</w:t>
       </w:r>
       <w:r>
         <w:br/>
@@ -1156,7 +1156,7 @@
         <w:rPr>
           <w:rStyle w:val="VerbatimChar"/>
         </w:rPr>
-        <w:t xml:space="preserve">## rand_gp2             0.12             0.73   0.008</w:t>
+        <w:t xml:space="preserve">## rand_gp2             0.15             0.89   0.027</w:t>
       </w:r>
       <w:r>
         <w:br/>
@@ -1165,7 +1165,7 @@
         <w:rPr>
           <w:rStyle w:val="VerbatimChar"/>
         </w:rPr>
-        <w:t xml:space="preserve">## rand_gp3             0.70             2.95   0.318</w:t>
+        <w:t xml:space="preserve">## rand_gp3             0.82             3.43   0.156</w:t>
       </w:r>
       <w:r>
         <w:br/>
@@ -1174,7 +1174,7 @@
         <w:rPr>
           <w:rStyle w:val="VerbatimChar"/>
         </w:rPr>
-        <w:t xml:space="preserve">## rand_gp4             0.47             2.38   0.883</w:t>
+        <w:t xml:space="preserve">## rand_gp4             0.43             1.56   0.552</w:t>
       </w:r>
     </w:p>
     <w:tbl xmlns:w="http://schemas.openxmlformats.org/wordprocessingml/2006/main" xmlns:wp="http://schemas.openxmlformats.org/drawingml/2006/wordprocessingDrawing" xmlns:r="http://schemas.openxmlformats.org/officeDocument/2006/relationships" xmlns:w14="http://schemas.microsoft.com/office/word/2010/wordml">
@@ -1198,23 +1198,20 @@
           <w:tcPr>
             <w:tcBorders>
               <w:top w:val="single" w:sz="16" w:space="0" w:color="D3D3D3"/>
-              <w:bottom w:val="single" w:sz="16" w:space="0" w:color="D3D3D3"/>
-              <w:start w:val="single" w:space="0" w:color="D3D3D3"/>
-            </w:tcBorders>
-          </w:tcPr>
-          <w:p>
-            <w:pPr>
-              <w:spacing w:before="0" w:after="60"/>
-              <w:keepNext/>
-              <w:jc w:val="start"/>
-            </w:pPr>
-            <w:r>
-              <w:rPr>
-                <w:b w:val="true"/>
-                <w:rFonts w:ascii="Calibri" w:hAnsi="Calibri"/>
-                <w:sz w:val="20"/>
-              </w:rPr>
-              <w:t xml:space="preserve">Characteristic</w:t>
+              <w:start w:val="single" w:space="0" w:color="D3D3D3"/>
+            </w:tcBorders>
+          </w:tcPr>
+          <w:p>
+            <w:pPr>
+              <w:spacing w:before="0" w:after="60"/>
+              <w:keepNext/>
+            </w:pPr>
+            <w:r>
+              <w:rPr>
+                <w:rFonts w:ascii="Calibri" w:hAnsi="Calibri"/>
+                <w:sz w:val="20"/>
+              </w:rPr>
+              <w:t xml:space="default"/>
             </w:r>
           </w:p>
         </w:tc>
@@ -1224,6 +1221,7 @@
               <w:top w:val="single" w:sz="16" w:space="0" w:color="D3D3D3"/>
               <w:bottom w:val="single" w:sz="16" w:space="0" w:color="D3D3D3"/>
             </w:tcBorders>
+            <w:gridSpan w:val="2"/>
           </w:tcPr>
           <w:p>
             <w:pPr>
@@ -1237,7 +1235,83 @@
                 <w:rFonts w:ascii="Calibri" w:hAnsi="Calibri"/>
                 <w:sz w:val="20"/>
               </w:rPr>
-              <w:t xml:space="preserve">Control</w:t>
+              <w:t xml:space="preserve">0</w:t>
+            </w:r>
+          </w:p>
+        </w:tc>
+        <w:tc>
+          <w:tcPr>
+            <w:tcBorders>
+              <w:top w:val="single" w:sz="16" w:space="0" w:color="D3D3D3"/>
+              <w:bottom w:val="single" w:sz="16" w:space="0" w:color="D3D3D3"/>
+              <w:end w:val="single" w:space="0" w:color="D3D3D3"/>
+            </w:tcBorders>
+            <w:gridSpan w:val="2"/>
+          </w:tcPr>
+          <w:p>
+            <w:pPr>
+              <w:spacing w:before="0" w:after="60"/>
+              <w:keepNext/>
+              <w:jc w:val="center"/>
+            </w:pPr>
+            <w:r>
+              <w:rPr>
+                <w:b w:val="true"/>
+                <w:rFonts w:ascii="Calibri" w:hAnsi="Calibri"/>
+                <w:sz w:val="20"/>
+              </w:rPr>
+              <w:t xml:space="preserve">1</w:t>
+            </w:r>
+          </w:p>
+        </w:tc>
+      </w:tr>
+      <w:tr>
+        <w:trPr>
+          <w:cantSplit/>
+          <w:tblHeader/>
+        </w:trPr>
+        <w:tc>
+          <w:tcPr>
+            <w:tcBorders>
+              <w:bottom w:val="single" w:sz="16" w:space="0" w:color="D3D3D3"/>
+              <w:start w:val="single" w:space="0" w:color="D3D3D3"/>
+            </w:tcBorders>
+          </w:tcPr>
+          <w:p>
+            <w:pPr>
+              <w:spacing w:before="0" w:after="60"/>
+              <w:keepNext/>
+              <w:jc w:val="start"/>
+            </w:pPr>
+            <w:r>
+              <w:rPr>
+                <w:b w:val="true"/>
+                <w:rFonts w:ascii="Calibri" w:hAnsi="Calibri"/>
+                <w:sz w:val="20"/>
+              </w:rPr>
+              <w:t xml:space="preserve">Characteristic</w:t>
+            </w:r>
+          </w:p>
+        </w:tc>
+        <w:tc>
+          <w:tcPr>
+            <w:tcBorders>
+              <w:bottom w:val="single" w:sz="16" w:space="0" w:color="D3D3D3"/>
+            </w:tcBorders>
+          </w:tcPr>
+          <w:p>
+            <w:pPr>
+              <w:spacing w:before="0" w:after="60"/>
+              <w:keepNext/>
+              <w:jc w:val="center"/>
+            </w:pPr>
+            <w:r>
+              <w:rPr>
+                <w:b w:val="true"/>
+                <w:rFonts w:ascii="Calibri" w:hAnsi="Calibri"/>
+                <w:sz w:val="20"/>
+              </w:rPr>
+              <w:t xml:space="preserve">0</w:t>
             </w:r>
             <w:r>
               <w:rPr>
@@ -1258,7 +1332,7 @@
                 <w:rFonts w:ascii="Calibri" w:hAnsi="Calibri"/>
                 <w:sz w:val="20"/>
               </w:rPr>
-              <w:t xml:space="preserve">N = 105</w:t>
+              <w:t xml:space="preserve">N = 110</w:t>
             </w:r>
             <w:r>
               <w:rPr>
@@ -1274,9 +1348,7 @@
         <w:tc>
           <w:tcPr>
             <w:tcBorders>
-              <w:top w:val="single" w:sz="16" w:space="0" w:color="D3D3D3"/>
               <w:bottom w:val="single" w:sz="16" w:space="0" w:color="D3D3D3"/>
-              <w:end w:val="single" w:space="0" w:color="D3D3D3"/>
             </w:tcBorders>
           </w:tcPr>
           <w:p>
@@ -1291,7 +1363,7 @@
                 <w:rFonts w:ascii="Calibri" w:hAnsi="Calibri"/>
                 <w:sz w:val="20"/>
               </w:rPr>
-              <w:t xml:space="preserve">Intervention</w:t>
+              <w:t xml:space="preserve">1</w:t>
             </w:r>
             <w:r>
               <w:rPr>
@@ -1312,7 +1384,112 @@
                 <w:rFonts w:ascii="Calibri" w:hAnsi="Calibri"/>
                 <w:sz w:val="20"/>
               </w:rPr>
-              <w:t xml:space="preserve">N = 92</w:t>
+              <w:t xml:space="preserve">N = 102</w:t>
+            </w:r>
+            <w:r>
+              <w:rPr>
+                <w:vertAlign w:val="superscript"/>
+                <w:i/>
+                <w:rFonts w:ascii="Calibri" w:hAnsi="Calibri"/>
+                <w:sz w:val="20"/>
+              </w:rPr>
+              <w:t xml:space="default">1</w:t>
+            </w:r>
+          </w:p>
+        </w:tc>
+        <w:tc>
+          <w:tcPr>
+            <w:tcBorders>
+              <w:bottom w:val="single" w:sz="16" w:space="0" w:color="D3D3D3"/>
+            </w:tcBorders>
+          </w:tcPr>
+          <w:p>
+            <w:pPr>
+              <w:spacing w:before="0" w:after="60"/>
+              <w:keepNext/>
+              <w:jc w:val="center"/>
+            </w:pPr>
+            <w:r>
+              <w:rPr>
+                <w:b w:val="true"/>
+                <w:rFonts w:ascii="Calibri" w:hAnsi="Calibri"/>
+                <w:sz w:val="20"/>
+              </w:rPr>
+              <w:t xml:space="preserve">0</w:t>
+            </w:r>
+            <w:r>
+              <w:rPr>
+                <w:rFonts w:ascii="Calibri" w:hAnsi="Calibri"/>
+                <w:sz w:val="20"/>
+              </w:rPr>
+              <w:t xml:space="preserve"/>
+            </w:r>
+            <w:r xmlns:w="http://schemas.openxmlformats.org/wordprocessingml/2006/main">
+              <w:rPr>
+                <w:rFonts w:ascii="Calibri" w:hAnsi="Calibri"/>
+                <w:sz w:val="20"/>
+              </w:rPr>
+              <w:t xml:space="preserve"> </w:t>
+            </w:r>
+            <w:r>
+              <w:rPr>
+                <w:rFonts w:ascii="Calibri" w:hAnsi="Calibri"/>
+                <w:sz w:val="20"/>
+              </w:rPr>
+              <w:t xml:space="preserve">N = 251</w:t>
+            </w:r>
+            <w:r>
+              <w:rPr>
+                <w:vertAlign w:val="superscript"/>
+                <w:i/>
+                <w:rFonts w:ascii="Calibri" w:hAnsi="Calibri"/>
+                <w:sz w:val="20"/>
+              </w:rPr>
+              <w:t xml:space="default">1</w:t>
+            </w:r>
+          </w:p>
+        </w:tc>
+        <w:tc>
+          <w:tcPr>
+            <w:tcBorders>
+              <w:bottom w:val="single" w:sz="16" w:space="0" w:color="D3D3D3"/>
+              <w:end w:val="single" w:space="0" w:color="D3D3D3"/>
+            </w:tcBorders>
+          </w:tcPr>
+          <w:p>
+            <w:pPr>
+              <w:spacing w:before="0" w:after="60"/>
+              <w:keepNext/>
+              <w:jc w:val="center"/>
+            </w:pPr>
+            <w:r>
+              <w:rPr>
+                <w:b w:val="true"/>
+                <w:rFonts w:ascii="Calibri" w:hAnsi="Calibri"/>
+                <w:sz w:val="20"/>
+              </w:rPr>
+              <w:t xml:space="preserve">1</w:t>
+            </w:r>
+            <w:r>
+              <w:rPr>
+                <w:rFonts w:ascii="Calibri" w:hAnsi="Calibri"/>
+                <w:sz w:val="20"/>
+              </w:rPr>
+              <w:t xml:space="preserve"/>
+            </w:r>
+            <w:r xmlns:w="http://schemas.openxmlformats.org/wordprocessingml/2006/main">
+              <w:rPr>
+                <w:rFonts w:ascii="Calibri" w:hAnsi="Calibri"/>
+                <w:sz w:val="20"/>
+              </w:rPr>
+              <w:t xml:space="preserve"> </w:t>
+            </w:r>
+            <w:r>
+              <w:rPr>
+                <w:rFonts w:ascii="Calibri" w:hAnsi="Calibri"/>
+                <w:sz w:val="20"/>
+              </w:rPr>
+              <w:t xml:space="preserve">N = 237</w:t>
             </w:r>
             <w:r>
               <w:rPr>
@@ -1350,55 +1527,103 @@
                 <w:rFonts w:ascii="Calibri" w:hAnsi="Calibri"/>
                 <w:sz w:val="20"/>
               </w:rPr>
-              <w:t xml:space="default">dth_yn</w:t>
-            </w:r>
-          </w:p>
-        </w:tc>
-        <w:tc>
-          <w:tcPr>
-            <w:tcBorders>
-              <w:top w:val="single" w:space="0" w:color="D3D3D3"/>
-              <w:bottom w:val="single" w:space="0" w:color="D3D3D3"/>
-              <w:start w:val="single" w:space="0" w:color="D3D3D3"/>
-              <w:end w:val="single" w:space="0" w:color="D3D3D3"/>
-            </w:tcBorders>
-          </w:tcPr>
-          <w:p>
-            <w:pPr>
-              <w:spacing w:before="0" w:after="60"/>
-              <w:keepNext/>
-              <w:jc w:val="center"/>
-            </w:pPr>
-            <w:r>
-              <w:rPr>
-                <w:rFonts w:ascii="Calibri" w:hAnsi="Calibri"/>
-                <w:sz w:val="20"/>
-              </w:rPr>
-              <w:t xml:space="default"/>
-            </w:r>
-          </w:p>
-        </w:tc>
-        <w:tc>
-          <w:tcPr>
-            <w:tcBorders>
-              <w:top w:val="single" w:space="0" w:color="D3D3D3"/>
-              <w:bottom w:val="single" w:space="0" w:color="D3D3D3"/>
-              <w:start w:val="single" w:space="0" w:color="D3D3D3"/>
-              <w:end w:val="single" w:space="0" w:color="D3D3D3"/>
-            </w:tcBorders>
-          </w:tcPr>
-          <w:p>
-            <w:pPr>
-              <w:spacing w:before="0" w:after="60"/>
-              <w:keepNext/>
-              <w:jc w:val="center"/>
-            </w:pPr>
-            <w:r>
-              <w:rPr>
-                <w:rFonts w:ascii="Calibri" w:hAnsi="Calibri"/>
-                <w:sz w:val="20"/>
-              </w:rPr>
-              <w:t xml:space="default"/>
+              <w:t xml:space="default">BPD (Any)</w:t>
+            </w:r>
+          </w:p>
+        </w:tc>
+        <w:tc>
+          <w:tcPr>
+            <w:tcBorders>
+              <w:top w:val="single" w:space="0" w:color="D3D3D3"/>
+              <w:bottom w:val="single" w:space="0" w:color="D3D3D3"/>
+              <w:start w:val="single" w:space="0" w:color="D3D3D3"/>
+              <w:end w:val="single" w:space="0" w:color="D3D3D3"/>
+            </w:tcBorders>
+          </w:tcPr>
+          <w:p>
+            <w:pPr>
+              <w:spacing w:before="0" w:after="60"/>
+              <w:keepNext/>
+              <w:jc w:val="center"/>
+            </w:pPr>
+            <w:r>
+              <w:rPr>
+                <w:rFonts w:ascii="Calibri" w:hAnsi="Calibri"/>
+                <w:sz w:val="20"/>
+              </w:rPr>
+              <w:t xml:space="default">74/110 (67%)</w:t>
+            </w:r>
+          </w:p>
+        </w:tc>
+        <w:tc>
+          <w:tcPr>
+            <w:tcBorders>
+              <w:top w:val="single" w:space="0" w:color="D3D3D3"/>
+              <w:bottom w:val="single" w:space="0" w:color="D3D3D3"/>
+              <w:start w:val="single" w:space="0" w:color="D3D3D3"/>
+              <w:end w:val="single" w:space="0" w:color="D3D3D3"/>
+            </w:tcBorders>
+          </w:tcPr>
+          <w:p>
+            <w:pPr>
+              <w:spacing w:before="0" w:after="60"/>
+              <w:keepNext/>
+              <w:jc w:val="center"/>
+            </w:pPr>
+            <w:r>
+              <w:rPr>
+                <w:rFonts w:ascii="Calibri" w:hAnsi="Calibri"/>
+                <w:sz w:val="20"/>
+              </w:rPr>
+              <w:t xml:space="default">69/102 (68%)</w:t>
+            </w:r>
+          </w:p>
+        </w:tc>
+        <w:tc>
+          <w:tcPr>
+            <w:tcBorders>
+              <w:top w:val="single" w:space="0" w:color="D3D3D3"/>
+              <w:bottom w:val="single" w:space="0" w:color="D3D3D3"/>
+              <w:start w:val="single" w:space="0" w:color="D3D3D3"/>
+              <w:end w:val="single" w:space="0" w:color="D3D3D3"/>
+            </w:tcBorders>
+          </w:tcPr>
+          <w:p>
+            <w:pPr>
+              <w:spacing w:before="0" w:after="60"/>
+              <w:keepNext/>
+              <w:jc w:val="center"/>
+            </w:pPr>
+            <w:r>
+              <w:rPr>
+                <w:rFonts w:ascii="Calibri" w:hAnsi="Calibri"/>
+                <w:sz w:val="20"/>
+              </w:rPr>
+              <w:t xml:space="default">61/251 (24%)</w:t>
+            </w:r>
+          </w:p>
+        </w:tc>
+        <w:tc>
+          <w:tcPr>
+            <w:tcBorders>
+              <w:top w:val="single" w:space="0" w:color="D3D3D3"/>
+              <w:bottom w:val="single" w:space="0" w:color="D3D3D3"/>
+              <w:start w:val="single" w:space="0" w:color="D3D3D3"/>
+              <w:end w:val="single" w:space="0" w:color="D3D3D3"/>
+            </w:tcBorders>
+          </w:tcPr>
+          <w:p>
+            <w:pPr>
+              <w:spacing w:before="0" w:after="60"/>
+              <w:keepNext/>
+              <w:jc w:val="center"/>
+            </w:pPr>
+            <w:r>
+              <w:rPr>
+                <w:rFonts w:ascii="Calibri" w:hAnsi="Calibri"/>
+                <w:sz w:val="20"/>
+              </w:rPr>
+              <w:t xml:space="default">41/234 (18%)</w:t>
             </w:r>
           </w:p>
         </w:tc>
@@ -1427,55 +1652,103 @@
                 <w:rFonts w:ascii="Calibri" w:hAnsi="Calibri"/>
                 <w:sz w:val="20"/>
               </w:rPr>
-              <w:t xml:space="default">    0</w:t>
-            </w:r>
-          </w:p>
-        </w:tc>
-        <w:tc>
-          <w:tcPr>
-            <w:tcBorders>
-              <w:top w:val="single" w:space="0" w:color="D3D3D3"/>
-              <w:bottom w:val="single" w:space="0" w:color="D3D3D3"/>
-              <w:start w:val="single" w:space="0" w:color="D3D3D3"/>
-              <w:end w:val="single" w:space="0" w:color="D3D3D3"/>
-            </w:tcBorders>
-          </w:tcPr>
-          <w:p>
-            <w:pPr>
-              <w:spacing w:before="0" w:after="60"/>
-              <w:keepNext/>
-              <w:jc w:val="center"/>
-            </w:pPr>
-            <w:r>
-              <w:rPr>
-                <w:rFonts w:ascii="Calibri" w:hAnsi="Calibri"/>
-                <w:sz w:val="20"/>
-              </w:rPr>
-              <w:t xml:space="default">103/105 (98%)</w:t>
-            </w:r>
-          </w:p>
-        </w:tc>
-        <w:tc>
-          <w:tcPr>
-            <w:tcBorders>
-              <w:top w:val="single" w:space="0" w:color="D3D3D3"/>
-              <w:bottom w:val="single" w:space="0" w:color="D3D3D3"/>
-              <w:start w:val="single" w:space="0" w:color="D3D3D3"/>
-              <w:end w:val="single" w:space="0" w:color="D3D3D3"/>
-            </w:tcBorders>
-          </w:tcPr>
-          <w:p>
-            <w:pPr>
-              <w:spacing w:before="0" w:after="60"/>
-              <w:keepNext/>
-              <w:jc w:val="center"/>
-            </w:pPr>
-            <w:r>
-              <w:rPr>
-                <w:rFonts w:ascii="Calibri" w:hAnsi="Calibri"/>
-                <w:sz w:val="20"/>
-              </w:rPr>
-              <w:t xml:space="default">89/92 (97%)</w:t>
+              <w:t xml:space="default">    Unknown</w:t>
+            </w:r>
+          </w:p>
+        </w:tc>
+        <w:tc>
+          <w:tcPr>
+            <w:tcBorders>
+              <w:top w:val="single" w:space="0" w:color="D3D3D3"/>
+              <w:bottom w:val="single" w:space="0" w:color="D3D3D3"/>
+              <w:start w:val="single" w:space="0" w:color="D3D3D3"/>
+              <w:end w:val="single" w:space="0" w:color="D3D3D3"/>
+            </w:tcBorders>
+          </w:tcPr>
+          <w:p>
+            <w:pPr>
+              <w:spacing w:before="0" w:after="60"/>
+              <w:keepNext/>
+              <w:jc w:val="center"/>
+            </w:pPr>
+            <w:r>
+              <w:rPr>
+                <w:rFonts w:ascii="Calibri" w:hAnsi="Calibri"/>
+                <w:sz w:val="20"/>
+              </w:rPr>
+              <w:t xml:space="default"/>
+            </w:r>
+          </w:p>
+        </w:tc>
+        <w:tc>
+          <w:tcPr>
+            <w:tcBorders>
+              <w:top w:val="single" w:space="0" w:color="D3D3D3"/>
+              <w:bottom w:val="single" w:space="0" w:color="D3D3D3"/>
+              <w:start w:val="single" w:space="0" w:color="D3D3D3"/>
+              <w:end w:val="single" w:space="0" w:color="D3D3D3"/>
+            </w:tcBorders>
+          </w:tcPr>
+          <w:p>
+            <w:pPr>
+              <w:spacing w:before="0" w:after="60"/>
+              <w:keepNext/>
+              <w:jc w:val="center"/>
+            </w:pPr>
+            <w:r>
+              <w:rPr>
+                <w:rFonts w:ascii="Calibri" w:hAnsi="Calibri"/>
+                <w:sz w:val="20"/>
+              </w:rPr>
+              <w:t xml:space="default"/>
+            </w:r>
+          </w:p>
+        </w:tc>
+        <w:tc>
+          <w:tcPr>
+            <w:tcBorders>
+              <w:top w:val="single" w:space="0" w:color="D3D3D3"/>
+              <w:bottom w:val="single" w:space="0" w:color="D3D3D3"/>
+              <w:start w:val="single" w:space="0" w:color="D3D3D3"/>
+              <w:end w:val="single" w:space="0" w:color="D3D3D3"/>
+            </w:tcBorders>
+          </w:tcPr>
+          <w:p>
+            <w:pPr>
+              <w:spacing w:before="0" w:after="60"/>
+              <w:keepNext/>
+              <w:jc w:val="center"/>
+            </w:pPr>
+            <w:r>
+              <w:rPr>
+                <w:rFonts w:ascii="Calibri" w:hAnsi="Calibri"/>
+                <w:sz w:val="20"/>
+              </w:rPr>
+              <w:t xml:space="default">0</w:t>
+            </w:r>
+          </w:p>
+        </w:tc>
+        <w:tc>
+          <w:tcPr>
+            <w:tcBorders>
+              <w:top w:val="single" w:space="0" w:color="D3D3D3"/>
+              <w:bottom w:val="single" w:space="0" w:color="D3D3D3"/>
+              <w:start w:val="single" w:space="0" w:color="D3D3D3"/>
+              <w:end w:val="single" w:space="0" w:color="D3D3D3"/>
+            </w:tcBorders>
+          </w:tcPr>
+          <w:p>
+            <w:pPr>
+              <w:spacing w:before="0" w:after="60"/>
+              <w:keepNext/>
+              <w:jc w:val="center"/>
+            </w:pPr>
+            <w:r>
+              <w:rPr>
+                <w:rFonts w:ascii="Calibri" w:hAnsi="Calibri"/>
+                <w:sz w:val="20"/>
+              </w:rPr>
+              <w:t xml:space="default">3</w:t>
             </w:r>
           </w:p>
         </w:tc>
@@ -1486,700 +1759,7 @@
         </w:trPr>
         <w:tc>
           <w:tcPr>
-            <w:tcBorders>
-              <w:top w:val="single" w:space="0" w:color="D3D3D3"/>
-              <w:bottom w:val="single" w:space="0" w:color="D3D3D3"/>
-              <w:start w:val="single" w:space="0" w:color="D3D3D3"/>
-              <w:end w:val="single" w:space="0" w:color="D3D3D3"/>
-            </w:tcBorders>
-          </w:tcPr>
-          <w:p>
-            <w:pPr>
-              <w:spacing w:before="0" w:after="60"/>
-              <w:keepNext/>
-              <w:jc w:val="start"/>
-            </w:pPr>
-            <w:r>
-              <w:rPr>
-                <w:rFonts w:ascii="Calibri" w:hAnsi="Calibri"/>
-                <w:sz w:val="20"/>
-              </w:rPr>
-              <w:t xml:space="default">    1</w:t>
-            </w:r>
-          </w:p>
-        </w:tc>
-        <w:tc>
-          <w:tcPr>
-            <w:tcBorders>
-              <w:top w:val="single" w:space="0" w:color="D3D3D3"/>
-              <w:bottom w:val="single" w:space="0" w:color="D3D3D3"/>
-              <w:start w:val="single" w:space="0" w:color="D3D3D3"/>
-              <w:end w:val="single" w:space="0" w:color="D3D3D3"/>
-            </w:tcBorders>
-          </w:tcPr>
-          <w:p>
-            <w:pPr>
-              <w:spacing w:before="0" w:after="60"/>
-              <w:keepNext/>
-              <w:jc w:val="center"/>
-            </w:pPr>
-            <w:r>
-              <w:rPr>
-                <w:rFonts w:ascii="Calibri" w:hAnsi="Calibri"/>
-                <w:sz w:val="20"/>
-              </w:rPr>
-              <w:t xml:space="default">2/105 (1.9%)</w:t>
-            </w:r>
-          </w:p>
-        </w:tc>
-        <w:tc>
-          <w:tcPr>
-            <w:tcBorders>
-              <w:top w:val="single" w:space="0" w:color="D3D3D3"/>
-              <w:bottom w:val="single" w:space="0" w:color="D3D3D3"/>
-              <w:start w:val="single" w:space="0" w:color="D3D3D3"/>
-              <w:end w:val="single" w:space="0" w:color="D3D3D3"/>
-            </w:tcBorders>
-          </w:tcPr>
-          <w:p>
-            <w:pPr>
-              <w:spacing w:before="0" w:after="60"/>
-              <w:keepNext/>
-              <w:jc w:val="center"/>
-            </w:pPr>
-            <w:r>
-              <w:rPr>
-                <w:rFonts w:ascii="Calibri" w:hAnsi="Calibri"/>
-                <w:sz w:val="20"/>
-              </w:rPr>
-              <w:t xml:space="default">3/92 (3.3%)</w:t>
-            </w:r>
-          </w:p>
-        </w:tc>
-      </w:tr>
-      <w:tr>
-        <w:trPr>
-          <w:cantSplit/>
-        </w:trPr>
-        <w:tc>
-          <w:tcPr>
-            <w:tcBorders>
-              <w:top w:val="single" w:space="0" w:color="D3D3D3"/>
-              <w:bottom w:val="single" w:space="0" w:color="D3D3D3"/>
-              <w:start w:val="single" w:space="0" w:color="D3D3D3"/>
-              <w:end w:val="single" w:space="0" w:color="D3D3D3"/>
-            </w:tcBorders>
-          </w:tcPr>
-          <w:p>
-            <w:pPr>
-              <w:spacing w:before="0" w:after="60"/>
-              <w:keepNext/>
-              <w:jc w:val="start"/>
-            </w:pPr>
-            <w:r>
-              <w:rPr>
-                <w:rFonts w:ascii="Calibri" w:hAnsi="Calibri"/>
-                <w:sz w:val="20"/>
-              </w:rPr>
-              <w:t xml:space="default">wpma36_weight_Z</w:t>
-            </w:r>
-          </w:p>
-        </w:tc>
-        <w:tc>
-          <w:tcPr>
-            <w:tcBorders>
-              <w:top w:val="single" w:space="0" w:color="D3D3D3"/>
-              <w:bottom w:val="single" w:space="0" w:color="D3D3D3"/>
-              <w:start w:val="single" w:space="0" w:color="D3D3D3"/>
-              <w:end w:val="single" w:space="0" w:color="D3D3D3"/>
-            </w:tcBorders>
-          </w:tcPr>
-          <w:p>
-            <w:pPr>
-              <w:spacing w:before="0" w:after="60"/>
-              <w:keepNext/>
-              <w:jc w:val="center"/>
-            </w:pPr>
-            <w:r>
-              <w:rPr>
-                <w:rFonts w:ascii="Calibri" w:hAnsi="Calibri"/>
-                <w:sz w:val="20"/>
-              </w:rPr>
-              <w:t xml:space="default">-1.02 (1.35)</w:t>
-            </w:r>
-          </w:p>
-        </w:tc>
-        <w:tc>
-          <w:tcPr>
-            <w:tcBorders>
-              <w:top w:val="single" w:space="0" w:color="D3D3D3"/>
-              <w:bottom w:val="single" w:space="0" w:color="D3D3D3"/>
-              <w:start w:val="single" w:space="0" w:color="D3D3D3"/>
-              <w:end w:val="single" w:space="0" w:color="D3D3D3"/>
-            </w:tcBorders>
-          </w:tcPr>
-          <w:p>
-            <w:pPr>
-              <w:spacing w:before="0" w:after="60"/>
-              <w:keepNext/>
-              <w:jc w:val="center"/>
-            </w:pPr>
-            <w:r>
-              <w:rPr>
-                <w:rFonts w:ascii="Calibri" w:hAnsi="Calibri"/>
-                <w:sz w:val="20"/>
-              </w:rPr>
-              <w:t xml:space="default">-0.80 (1.25)</w:t>
-            </w:r>
-          </w:p>
-        </w:tc>
-      </w:tr>
-      <w:tr>
-        <w:trPr>
-          <w:cantSplit/>
-        </w:trPr>
-        <w:tc>
-          <w:tcPr>
-            <w:tcBorders>
-              <w:top w:val="single" w:space="0" w:color="D3D3D3"/>
-              <w:bottom w:val="single" w:space="0" w:color="D3D3D3"/>
-              <w:start w:val="single" w:space="0" w:color="D3D3D3"/>
-              <w:end w:val="single" w:space="0" w:color="D3D3D3"/>
-            </w:tcBorders>
-          </w:tcPr>
-          <w:p>
-            <w:pPr>
-              <w:spacing w:before="0" w:after="60"/>
-              <w:keepNext/>
-              <w:jc w:val="start"/>
-            </w:pPr>
-            <w:r>
-              <w:rPr>
-                <w:rFonts w:ascii="Calibri" w:hAnsi="Calibri"/>
-                <w:sz w:val="20"/>
-              </w:rPr>
-              <w:t xml:space="default">    (Missing)</w:t>
-            </w:r>
-          </w:p>
-        </w:tc>
-        <w:tc>
-          <w:tcPr>
-            <w:tcBorders>
-              <w:top w:val="single" w:space="0" w:color="D3D3D3"/>
-              <w:bottom w:val="single" w:space="0" w:color="D3D3D3"/>
-              <w:start w:val="single" w:space="0" w:color="D3D3D3"/>
-              <w:end w:val="single" w:space="0" w:color="D3D3D3"/>
-            </w:tcBorders>
-          </w:tcPr>
-          <w:p>
-            <w:pPr>
-              <w:spacing w:before="0" w:after="60"/>
-              <w:keepNext/>
-              <w:jc w:val="center"/>
-            </w:pPr>
-            <w:r>
-              <w:rPr>
-                <w:rFonts w:ascii="Calibri" w:hAnsi="Calibri"/>
-                <w:sz w:val="20"/>
-              </w:rPr>
-              <w:t xml:space="default">2</w:t>
-            </w:r>
-          </w:p>
-        </w:tc>
-        <w:tc>
-          <w:tcPr>
-            <w:tcBorders>
-              <w:top w:val="single" w:space="0" w:color="D3D3D3"/>
-              <w:bottom w:val="single" w:space="0" w:color="D3D3D3"/>
-              <w:start w:val="single" w:space="0" w:color="D3D3D3"/>
-              <w:end w:val="single" w:space="0" w:color="D3D3D3"/>
-            </w:tcBorders>
-          </w:tcPr>
-          <w:p>
-            <w:pPr>
-              <w:spacing w:before="0" w:after="60"/>
-              <w:keepNext/>
-              <w:jc w:val="center"/>
-            </w:pPr>
-            <w:r>
-              <w:rPr>
-                <w:rFonts w:ascii="Calibri" w:hAnsi="Calibri"/>
-                <w:sz w:val="20"/>
-              </w:rPr>
-              <w:t xml:space="default">0</w:t>
-            </w:r>
-          </w:p>
-        </w:tc>
-      </w:tr>
-      <w:tr>
-        <w:trPr>
-          <w:cantSplit/>
-        </w:trPr>
-        <w:tc>
-          <w:tcPr>
-            <w:tcBorders>
-              <w:top w:val="single" w:space="0" w:color="D3D3D3"/>
-              <w:bottom w:val="single" w:space="0" w:color="D3D3D3"/>
-              <w:start w:val="single" w:space="0" w:color="D3D3D3"/>
-              <w:end w:val="single" w:space="0" w:color="D3D3D3"/>
-            </w:tcBorders>
-          </w:tcPr>
-          <w:p>
-            <w:pPr>
-              <w:spacing w:before="0" w:after="60"/>
-              <w:keepNext/>
-              <w:jc w:val="start"/>
-            </w:pPr>
-            <w:r>
-              <w:rPr>
-                <w:rFonts w:ascii="Calibri" w:hAnsi="Calibri"/>
-                <w:sz w:val="20"/>
-              </w:rPr>
-              <w:t xml:space="default">wpma36_length_Z</w:t>
-            </w:r>
-          </w:p>
-        </w:tc>
-        <w:tc>
-          <w:tcPr>
-            <w:tcBorders>
-              <w:top w:val="single" w:space="0" w:color="D3D3D3"/>
-              <w:bottom w:val="single" w:space="0" w:color="D3D3D3"/>
-              <w:start w:val="single" w:space="0" w:color="D3D3D3"/>
-              <w:end w:val="single" w:space="0" w:color="D3D3D3"/>
-            </w:tcBorders>
-          </w:tcPr>
-          <w:p>
-            <w:pPr>
-              <w:spacing w:before="0" w:after="60"/>
-              <w:keepNext/>
-              <w:jc w:val="center"/>
-            </w:pPr>
-            <w:r>
-              <w:rPr>
-                <w:rFonts w:ascii="Calibri" w:hAnsi="Calibri"/>
-                <w:sz w:val="20"/>
-              </w:rPr>
-              <w:t xml:space="default">-1.63 (1.42)</w:t>
-            </w:r>
-          </w:p>
-        </w:tc>
-        <w:tc>
-          <w:tcPr>
-            <w:tcBorders>
-              <w:top w:val="single" w:space="0" w:color="D3D3D3"/>
-              <w:bottom w:val="single" w:space="0" w:color="D3D3D3"/>
-              <w:start w:val="single" w:space="0" w:color="D3D3D3"/>
-              <w:end w:val="single" w:space="0" w:color="D3D3D3"/>
-            </w:tcBorders>
-          </w:tcPr>
-          <w:p>
-            <w:pPr>
-              <w:spacing w:before="0" w:after="60"/>
-              <w:keepNext/>
-              <w:jc w:val="center"/>
-            </w:pPr>
-            <w:r>
-              <w:rPr>
-                <w:rFonts w:ascii="Calibri" w:hAnsi="Calibri"/>
-                <w:sz w:val="20"/>
-              </w:rPr>
-              <w:t xml:space="default">-1.30 (1.25)</w:t>
-            </w:r>
-          </w:p>
-        </w:tc>
-      </w:tr>
-      <w:tr>
-        <w:trPr>
-          <w:cantSplit/>
-        </w:trPr>
-        <w:tc>
-          <w:tcPr>
-            <w:tcBorders>
-              <w:top w:val="single" w:space="0" w:color="D3D3D3"/>
-              <w:bottom w:val="single" w:space="0" w:color="D3D3D3"/>
-              <w:start w:val="single" w:space="0" w:color="D3D3D3"/>
-              <w:end w:val="single" w:space="0" w:color="D3D3D3"/>
-            </w:tcBorders>
-          </w:tcPr>
-          <w:p>
-            <w:pPr>
-              <w:spacing w:before="0" w:after="60"/>
-              <w:keepNext/>
-              <w:jc w:val="start"/>
-            </w:pPr>
-            <w:r>
-              <w:rPr>
-                <w:rFonts w:ascii="Calibri" w:hAnsi="Calibri"/>
-                <w:sz w:val="20"/>
-              </w:rPr>
-              <w:t xml:space="default">    (Missing)</w:t>
-            </w:r>
-          </w:p>
-        </w:tc>
-        <w:tc>
-          <w:tcPr>
-            <w:tcBorders>
-              <w:top w:val="single" w:space="0" w:color="D3D3D3"/>
-              <w:bottom w:val="single" w:space="0" w:color="D3D3D3"/>
-              <w:start w:val="single" w:space="0" w:color="D3D3D3"/>
-              <w:end w:val="single" w:space="0" w:color="D3D3D3"/>
-            </w:tcBorders>
-          </w:tcPr>
-          <w:p>
-            <w:pPr>
-              <w:spacing w:before="0" w:after="60"/>
-              <w:keepNext/>
-              <w:jc w:val="center"/>
-            </w:pPr>
-            <w:r>
-              <w:rPr>
-                <w:rFonts w:ascii="Calibri" w:hAnsi="Calibri"/>
-                <w:sz w:val="20"/>
-              </w:rPr>
-              <w:t xml:space="default">8</w:t>
-            </w:r>
-          </w:p>
-        </w:tc>
-        <w:tc>
-          <w:tcPr>
-            <w:tcBorders>
-              <w:top w:val="single" w:space="0" w:color="D3D3D3"/>
-              <w:bottom w:val="single" w:space="0" w:color="D3D3D3"/>
-              <w:start w:val="single" w:space="0" w:color="D3D3D3"/>
-              <w:end w:val="single" w:space="0" w:color="D3D3D3"/>
-            </w:tcBorders>
-          </w:tcPr>
-          <w:p>
-            <w:pPr>
-              <w:spacing w:before="0" w:after="60"/>
-              <w:keepNext/>
-              <w:jc w:val="center"/>
-            </w:pPr>
-            <w:r>
-              <w:rPr>
-                <w:rFonts w:ascii="Calibri" w:hAnsi="Calibri"/>
-                <w:sz w:val="20"/>
-              </w:rPr>
-              <w:t xml:space="default">4</w:t>
-            </w:r>
-          </w:p>
-        </w:tc>
-      </w:tr>
-      <w:tr>
-        <w:trPr>
-          <w:cantSplit/>
-        </w:trPr>
-        <w:tc>
-          <w:tcPr>
-            <w:tcBorders>
-              <w:top w:val="single" w:space="0" w:color="D3D3D3"/>
-              <w:bottom w:val="single" w:space="0" w:color="D3D3D3"/>
-              <w:start w:val="single" w:space="0" w:color="D3D3D3"/>
-              <w:end w:val="single" w:space="0" w:color="D3D3D3"/>
-            </w:tcBorders>
-          </w:tcPr>
-          <w:p>
-            <w:pPr>
-              <w:spacing w:before="0" w:after="60"/>
-              <w:keepNext/>
-              <w:jc w:val="start"/>
-            </w:pPr>
-            <w:r>
-              <w:rPr>
-                <w:rFonts w:ascii="Calibri" w:hAnsi="Calibri"/>
-                <w:sz w:val="20"/>
-              </w:rPr>
-              <w:t xml:space="default">wpma36_HC_Z</w:t>
-            </w:r>
-          </w:p>
-        </w:tc>
-        <w:tc>
-          <w:tcPr>
-            <w:tcBorders>
-              <w:top w:val="single" w:space="0" w:color="D3D3D3"/>
-              <w:bottom w:val="single" w:space="0" w:color="D3D3D3"/>
-              <w:start w:val="single" w:space="0" w:color="D3D3D3"/>
-              <w:end w:val="single" w:space="0" w:color="D3D3D3"/>
-            </w:tcBorders>
-          </w:tcPr>
-          <w:p>
-            <w:pPr>
-              <w:spacing w:before="0" w:after="60"/>
-              <w:keepNext/>
-              <w:jc w:val="center"/>
-            </w:pPr>
-            <w:r>
-              <w:rPr>
-                <w:rFonts w:ascii="Calibri" w:hAnsi="Calibri"/>
-                <w:sz w:val="20"/>
-              </w:rPr>
-              <w:t xml:space="default">-1.42 (1.33)</w:t>
-            </w:r>
-          </w:p>
-        </w:tc>
-        <w:tc>
-          <w:tcPr>
-            <w:tcBorders>
-              <w:top w:val="single" w:space="0" w:color="D3D3D3"/>
-              <w:bottom w:val="single" w:space="0" w:color="D3D3D3"/>
-              <w:start w:val="single" w:space="0" w:color="D3D3D3"/>
-              <w:end w:val="single" w:space="0" w:color="D3D3D3"/>
-            </w:tcBorders>
-          </w:tcPr>
-          <w:p>
-            <w:pPr>
-              <w:spacing w:before="0" w:after="60"/>
-              <w:keepNext/>
-              <w:jc w:val="center"/>
-            </w:pPr>
-            <w:r>
-              <w:rPr>
-                <w:rFonts w:ascii="Calibri" w:hAnsi="Calibri"/>
-                <w:sz w:val="20"/>
-              </w:rPr>
-              <w:t xml:space="default">-1.32 (1.40)</w:t>
-            </w:r>
-          </w:p>
-        </w:tc>
-      </w:tr>
-      <w:tr>
-        <w:trPr>
-          <w:cantSplit/>
-        </w:trPr>
-        <w:tc>
-          <w:tcPr>
-            <w:tcBorders>
-              <w:top w:val="single" w:space="0" w:color="D3D3D3"/>
-              <w:bottom w:val="single" w:space="0" w:color="D3D3D3"/>
-              <w:start w:val="single" w:space="0" w:color="D3D3D3"/>
-              <w:end w:val="single" w:space="0" w:color="D3D3D3"/>
-            </w:tcBorders>
-          </w:tcPr>
-          <w:p>
-            <w:pPr>
-              <w:spacing w:before="0" w:after="60"/>
-              <w:keepNext/>
-              <w:jc w:val="start"/>
-            </w:pPr>
-            <w:r>
-              <w:rPr>
-                <w:rFonts w:ascii="Calibri" w:hAnsi="Calibri"/>
-                <w:sz w:val="20"/>
-              </w:rPr>
-              <w:t xml:space="default">    (Missing)</w:t>
-            </w:r>
-          </w:p>
-        </w:tc>
-        <w:tc>
-          <w:tcPr>
-            <w:tcBorders>
-              <w:top w:val="single" w:space="0" w:color="D3D3D3"/>
-              <w:bottom w:val="single" w:space="0" w:color="D3D3D3"/>
-              <w:start w:val="single" w:space="0" w:color="D3D3D3"/>
-              <w:end w:val="single" w:space="0" w:color="D3D3D3"/>
-            </w:tcBorders>
-          </w:tcPr>
-          <w:p>
-            <w:pPr>
-              <w:spacing w:before="0" w:after="60"/>
-              <w:keepNext/>
-              <w:jc w:val="center"/>
-            </w:pPr>
-            <w:r>
-              <w:rPr>
-                <w:rFonts w:ascii="Calibri" w:hAnsi="Calibri"/>
-                <w:sz w:val="20"/>
-              </w:rPr>
-              <w:t xml:space="default">4</w:t>
-            </w:r>
-          </w:p>
-        </w:tc>
-        <w:tc>
-          <w:tcPr>
-            <w:tcBorders>
-              <w:top w:val="single" w:space="0" w:color="D3D3D3"/>
-              <w:bottom w:val="single" w:space="0" w:color="D3D3D3"/>
-              <w:start w:val="single" w:space="0" w:color="D3D3D3"/>
-              <w:end w:val="single" w:space="0" w:color="D3D3D3"/>
-            </w:tcBorders>
-          </w:tcPr>
-          <w:p>
-            <w:pPr>
-              <w:spacing w:before="0" w:after="60"/>
-              <w:keepNext/>
-              <w:jc w:val="center"/>
-            </w:pPr>
-            <w:r>
-              <w:rPr>
-                <w:rFonts w:ascii="Calibri" w:hAnsi="Calibri"/>
-                <w:sz w:val="20"/>
-              </w:rPr>
-              <w:t xml:space="default">3</w:t>
-            </w:r>
-          </w:p>
-        </w:tc>
-      </w:tr>
-      <w:tr>
-        <w:trPr>
-          <w:cantSplit/>
-        </w:trPr>
-        <w:tc>
-          <w:tcPr>
-            <w:tcBorders>
-              <w:top w:val="single" w:space="0" w:color="D3D3D3"/>
-              <w:bottom w:val="single" w:space="0" w:color="D3D3D3"/>
-              <w:start w:val="single" w:space="0" w:color="D3D3D3"/>
-              <w:end w:val="single" w:space="0" w:color="D3D3D3"/>
-            </w:tcBorders>
-          </w:tcPr>
-          <w:p>
-            <w:pPr>
-              <w:spacing w:before="0" w:after="60"/>
-              <w:keepNext/>
-              <w:jc w:val="start"/>
-            </w:pPr>
-            <w:r>
-              <w:rPr>
-                <w:rFonts w:ascii="Calibri" w:hAnsi="Calibri"/>
-                <w:sz w:val="20"/>
-              </w:rPr>
-              <w:t xml:space="default">wpma36_weight_zdiff</w:t>
-            </w:r>
-          </w:p>
-        </w:tc>
-        <w:tc>
-          <w:tcPr>
-            <w:tcBorders>
-              <w:top w:val="single" w:space="0" w:color="D3D3D3"/>
-              <w:bottom w:val="single" w:space="0" w:color="D3D3D3"/>
-              <w:start w:val="single" w:space="0" w:color="D3D3D3"/>
-              <w:end w:val="single" w:space="0" w:color="D3D3D3"/>
-            </w:tcBorders>
-          </w:tcPr>
-          <w:p>
-            <w:pPr>
-              <w:spacing w:before="0" w:after="60"/>
-              <w:keepNext/>
-              <w:jc w:val="center"/>
-            </w:pPr>
-            <w:r>
-              <w:rPr>
-                <w:rFonts w:ascii="Calibri" w:hAnsi="Calibri"/>
-                <w:sz w:val="20"/>
-              </w:rPr>
-              <w:t xml:space="default">-0.75 (1.08)</w:t>
-            </w:r>
-          </w:p>
-        </w:tc>
-        <w:tc>
-          <w:tcPr>
-            <w:tcBorders>
-              <w:top w:val="single" w:space="0" w:color="D3D3D3"/>
-              <w:bottom w:val="single" w:space="0" w:color="D3D3D3"/>
-              <w:start w:val="single" w:space="0" w:color="D3D3D3"/>
-              <w:end w:val="single" w:space="0" w:color="D3D3D3"/>
-            </w:tcBorders>
-          </w:tcPr>
-          <w:p>
-            <w:pPr>
-              <w:spacing w:before="0" w:after="60"/>
-              <w:keepNext/>
-              <w:jc w:val="center"/>
-            </w:pPr>
-            <w:r>
-              <w:rPr>
-                <w:rFonts w:ascii="Calibri" w:hAnsi="Calibri"/>
-                <w:sz w:val="20"/>
-              </w:rPr>
-              <w:t xml:space="default">-0.56 (1.23)</w:t>
-            </w:r>
-          </w:p>
-        </w:tc>
-      </w:tr>
-      <w:tr>
-        <w:trPr>
-          <w:cantSplit/>
-        </w:trPr>
-        <w:tc>
-          <w:tcPr>
-            <w:tcBorders>
-              <w:top w:val="single" w:space="0" w:color="D3D3D3"/>
-              <w:bottom w:val="single" w:space="0" w:color="D3D3D3"/>
-              <w:start w:val="single" w:space="0" w:color="D3D3D3"/>
-              <w:end w:val="single" w:space="0" w:color="D3D3D3"/>
-            </w:tcBorders>
-          </w:tcPr>
-          <w:p>
-            <w:pPr>
-              <w:spacing w:before="0" w:after="60"/>
-              <w:keepNext/>
-              <w:jc w:val="start"/>
-            </w:pPr>
-            <w:r>
-              <w:rPr>
-                <w:rFonts w:ascii="Calibri" w:hAnsi="Calibri"/>
-                <w:sz w:val="20"/>
-              </w:rPr>
-              <w:t xml:space="default">    (Missing)</w:t>
-            </w:r>
-          </w:p>
-        </w:tc>
-        <w:tc>
-          <w:tcPr>
-            <w:tcBorders>
-              <w:top w:val="single" w:space="0" w:color="D3D3D3"/>
-              <w:bottom w:val="single" w:space="0" w:color="D3D3D3"/>
-              <w:start w:val="single" w:space="0" w:color="D3D3D3"/>
-              <w:end w:val="single" w:space="0" w:color="D3D3D3"/>
-            </w:tcBorders>
-          </w:tcPr>
-          <w:p>
-            <w:pPr>
-              <w:spacing w:before="0" w:after="60"/>
-              <w:keepNext/>
-              <w:jc w:val="center"/>
-            </w:pPr>
-            <w:r>
-              <w:rPr>
-                <w:rFonts w:ascii="Calibri" w:hAnsi="Calibri"/>
-                <w:sz w:val="20"/>
-              </w:rPr>
-              <w:t xml:space="default">2</w:t>
-            </w:r>
-          </w:p>
-        </w:tc>
-        <w:tc>
-          <w:tcPr>
-            <w:tcBorders>
-              <w:top w:val="single" w:space="0" w:color="D3D3D3"/>
-              <w:bottom w:val="single" w:space="0" w:color="D3D3D3"/>
-              <w:start w:val="single" w:space="0" w:color="D3D3D3"/>
-              <w:end w:val="single" w:space="0" w:color="D3D3D3"/>
-            </w:tcBorders>
-          </w:tcPr>
-          <w:p>
-            <w:pPr>
-              <w:spacing w:before="0" w:after="60"/>
-              <w:keepNext/>
-              <w:jc w:val="center"/>
-            </w:pPr>
-            <w:r>
-              <w:rPr>
-                <w:rFonts w:ascii="Calibri" w:hAnsi="Calibri"/>
-                <w:sz w:val="20"/>
-              </w:rPr>
-              <w:t xml:space="default">0</w:t>
-            </w:r>
-          </w:p>
-        </w:tc>
-      </w:tr>
-      <w:tr>
-        <w:trPr>
-          <w:cantSplit/>
-        </w:trPr>
-        <w:tc>
-          <w:tcPr>
-            <w:gridSpan w:val="3"/>
+            <w:gridSpan w:val="5"/>
           </w:tcPr>
           <w:p>
             <w:pPr>
@@ -2200,7 +1780,7 @@
                 <w:rFonts w:ascii="Calibri" w:hAnsi="Calibri"/>
                 <w:sz w:val="20"/>
               </w:rPr>
-              <w:t xml:space="preserve">n/N (%); Mean (SD)</w:t>
+              <w:t xml:space="preserve">n/N (%)</w:t>
             </w:r>
           </w:p>
         </w:tc>
@@ -2266,7 +1846,7 @@
                 <w:rFonts w:ascii="Calibri" w:hAnsi="Calibri"/>
                 <w:sz w:val="20"/>
               </w:rPr>
-              <w:t xml:space="preserve">Control</w:t>
+              <w:t xml:space="preserve">Overall</w:t>
             </w:r>
             <w:r>
               <w:rPr>
@@ -2287,7 +1867,7 @@
                 <w:rFonts w:ascii="Calibri" w:hAnsi="Calibri"/>
                 <w:sz w:val="20"/>
               </w:rPr>
-              <w:t xml:space="preserve">N = 249</w:t>
+              <w:t xml:space="preserve">N = 700</w:t>
             </w:r>
             <w:r>
               <w:rPr>
@@ -2305,7 +1885,6 @@
             <w:tcBorders>
               <w:top w:val="single" w:sz="16" w:space="0" w:color="D3D3D3"/>
               <w:bottom w:val="single" w:sz="16" w:space="0" w:color="D3D3D3"/>
-              <w:end w:val="single" w:space="0" w:color="D3D3D3"/>
             </w:tcBorders>
           </w:tcPr>
           <w:p>
@@ -2320,7 +1899,7 @@
                 <w:rFonts w:ascii="Calibri" w:hAnsi="Calibri"/>
                 <w:sz w:val="20"/>
               </w:rPr>
-              <w:t xml:space="preserve">Intervention</w:t>
+              <w:t xml:space="preserve">0</w:t>
             </w:r>
             <w:r>
               <w:rPr>
@@ -2341,7 +1920,61 @@
                 <w:rFonts w:ascii="Calibri" w:hAnsi="Calibri"/>
                 <w:sz w:val="20"/>
               </w:rPr>
-              <w:t xml:space="preserve">N = 234</w:t>
+              <w:t xml:space="preserve">N = 361</w:t>
+            </w:r>
+            <w:r>
+              <w:rPr>
+                <w:vertAlign w:val="superscript"/>
+                <w:i/>
+                <w:rFonts w:ascii="Calibri" w:hAnsi="Calibri"/>
+                <w:sz w:val="20"/>
+              </w:rPr>
+              <w:t xml:space="default">1</w:t>
+            </w:r>
+          </w:p>
+        </w:tc>
+        <w:tc>
+          <w:tcPr>
+            <w:tcBorders>
+              <w:top w:val="single" w:sz="16" w:space="0" w:color="D3D3D3"/>
+              <w:bottom w:val="single" w:sz="16" w:space="0" w:color="D3D3D3"/>
+              <w:end w:val="single" w:space="0" w:color="D3D3D3"/>
+            </w:tcBorders>
+          </w:tcPr>
+          <w:p>
+            <w:pPr>
+              <w:spacing w:before="0" w:after="60"/>
+              <w:keepNext/>
+              <w:jc w:val="center"/>
+            </w:pPr>
+            <w:r>
+              <w:rPr>
+                <w:b w:val="true"/>
+                <w:rFonts w:ascii="Calibri" w:hAnsi="Calibri"/>
+                <w:sz w:val="20"/>
+              </w:rPr>
+              <w:t xml:space="preserve">1</w:t>
+            </w:r>
+            <w:r>
+              <w:rPr>
+                <w:rFonts w:ascii="Calibri" w:hAnsi="Calibri"/>
+                <w:sz w:val="20"/>
+              </w:rPr>
+              <w:t xml:space="preserve"/>
+            </w:r>
+            <w:r xmlns:w="http://schemas.openxmlformats.org/wordprocessingml/2006/main">
+              <w:rPr>
+                <w:rFonts w:ascii="Calibri" w:hAnsi="Calibri"/>
+                <w:sz w:val="20"/>
+              </w:rPr>
+              <w:t xml:space="preserve"> </w:t>
+            </w:r>
+            <w:r>
+              <w:rPr>
+                <w:rFonts w:ascii="Calibri" w:hAnsi="Calibri"/>
+                <w:sz w:val="20"/>
+              </w:rPr>
+              <w:t xml:space="preserve">N = 339</w:t>
             </w:r>
             <w:r>
               <w:rPr>
@@ -2379,55 +2012,79 @@
                 <w:rFonts w:ascii="Calibri" w:hAnsi="Calibri"/>
                 <w:sz w:val="20"/>
               </w:rPr>
-              <w:t xml:space="default">dth_yn</w:t>
-            </w:r>
-          </w:p>
-        </w:tc>
-        <w:tc>
-          <w:tcPr>
-            <w:tcBorders>
-              <w:top w:val="single" w:space="0" w:color="D3D3D3"/>
-              <w:bottom w:val="single" w:space="0" w:color="D3D3D3"/>
-              <w:start w:val="single" w:space="0" w:color="D3D3D3"/>
-              <w:end w:val="single" w:space="0" w:color="D3D3D3"/>
-            </w:tcBorders>
-          </w:tcPr>
-          <w:p>
-            <w:pPr>
-              <w:spacing w:before="0" w:after="60"/>
-              <w:keepNext/>
-              <w:jc w:val="center"/>
-            </w:pPr>
-            <w:r>
-              <w:rPr>
-                <w:rFonts w:ascii="Calibri" w:hAnsi="Calibri"/>
-                <w:sz w:val="20"/>
-              </w:rPr>
-              <w:t xml:space="default"/>
-            </w:r>
-          </w:p>
-        </w:tc>
-        <w:tc>
-          <w:tcPr>
-            <w:tcBorders>
-              <w:top w:val="single" w:space="0" w:color="D3D3D3"/>
-              <w:bottom w:val="single" w:space="0" w:color="D3D3D3"/>
-              <w:start w:val="single" w:space="0" w:color="D3D3D3"/>
-              <w:end w:val="single" w:space="0" w:color="D3D3D3"/>
-            </w:tcBorders>
-          </w:tcPr>
-          <w:p>
-            <w:pPr>
-              <w:spacing w:before="0" w:after="60"/>
-              <w:keepNext/>
-              <w:jc w:val="center"/>
-            </w:pPr>
-            <w:r>
-              <w:rPr>
-                <w:rFonts w:ascii="Calibri" w:hAnsi="Calibri"/>
-                <w:sz w:val="20"/>
-              </w:rPr>
-              <w:t xml:space="default"/>
+              <w:t xml:space="default">BPD (Any)</w:t>
+            </w:r>
+          </w:p>
+        </w:tc>
+        <w:tc>
+          <w:tcPr>
+            <w:tcBorders>
+              <w:top w:val="single" w:space="0" w:color="D3D3D3"/>
+              <w:bottom w:val="single" w:space="0" w:color="D3D3D3"/>
+              <w:start w:val="single" w:space="0" w:color="D3D3D3"/>
+              <w:end w:val="single" w:space="0" w:color="D3D3D3"/>
+            </w:tcBorders>
+          </w:tcPr>
+          <w:p>
+            <w:pPr>
+              <w:spacing w:before="0" w:after="60"/>
+              <w:keepNext/>
+              <w:jc w:val="center"/>
+            </w:pPr>
+            <w:r>
+              <w:rPr>
+                <w:rFonts w:ascii="Calibri" w:hAnsi="Calibri"/>
+                <w:sz w:val="20"/>
+              </w:rPr>
+              <w:t xml:space="default">245/697 (35%)</w:t>
+            </w:r>
+          </w:p>
+        </w:tc>
+        <w:tc>
+          <w:tcPr>
+            <w:tcBorders>
+              <w:top w:val="single" w:space="0" w:color="D3D3D3"/>
+              <w:bottom w:val="single" w:space="0" w:color="D3D3D3"/>
+              <w:start w:val="single" w:space="0" w:color="D3D3D3"/>
+              <w:end w:val="single" w:space="0" w:color="D3D3D3"/>
+            </w:tcBorders>
+          </w:tcPr>
+          <w:p>
+            <w:pPr>
+              <w:spacing w:before="0" w:after="60"/>
+              <w:keepNext/>
+              <w:jc w:val="center"/>
+            </w:pPr>
+            <w:r>
+              <w:rPr>
+                <w:rFonts w:ascii="Calibri" w:hAnsi="Calibri"/>
+                <w:sz w:val="20"/>
+              </w:rPr>
+              <w:t xml:space="default">135/361 (37%)</w:t>
+            </w:r>
+          </w:p>
+        </w:tc>
+        <w:tc>
+          <w:tcPr>
+            <w:tcBorders>
+              <w:top w:val="single" w:space="0" w:color="D3D3D3"/>
+              <w:bottom w:val="single" w:space="0" w:color="D3D3D3"/>
+              <w:start w:val="single" w:space="0" w:color="D3D3D3"/>
+              <w:end w:val="single" w:space="0" w:color="D3D3D3"/>
+            </w:tcBorders>
+          </w:tcPr>
+          <w:p>
+            <w:pPr>
+              <w:spacing w:before="0" w:after="60"/>
+              <w:keepNext/>
+              <w:jc w:val="center"/>
+            </w:pPr>
+            <w:r>
+              <w:rPr>
+                <w:rFonts w:ascii="Calibri" w:hAnsi="Calibri"/>
+                <w:sz w:val="20"/>
+              </w:rPr>
+              <w:t xml:space="default">110/336 (33%)</w:t>
             </w:r>
           </w:p>
         </w:tc>
@@ -2456,55 +2113,79 @@
                 <w:rFonts w:ascii="Calibri" w:hAnsi="Calibri"/>
                 <w:sz w:val="20"/>
               </w:rPr>
-              <w:t xml:space="default">    0</w:t>
-            </w:r>
-          </w:p>
-        </w:tc>
-        <w:tc>
-          <w:tcPr>
-            <w:tcBorders>
-              <w:top w:val="single" w:space="0" w:color="D3D3D3"/>
-              <w:bottom w:val="single" w:space="0" w:color="D3D3D3"/>
-              <w:start w:val="single" w:space="0" w:color="D3D3D3"/>
-              <w:end w:val="single" w:space="0" w:color="D3D3D3"/>
-            </w:tcBorders>
-          </w:tcPr>
-          <w:p>
-            <w:pPr>
-              <w:spacing w:before="0" w:after="60"/>
-              <w:keepNext/>
-              <w:jc w:val="center"/>
-            </w:pPr>
-            <w:r>
-              <w:rPr>
-                <w:rFonts w:ascii="Calibri" w:hAnsi="Calibri"/>
-                <w:sz w:val="20"/>
-              </w:rPr>
-              <w:t xml:space="default">248/249 (100%)</w:t>
-            </w:r>
-          </w:p>
-        </w:tc>
-        <w:tc>
-          <w:tcPr>
-            <w:tcBorders>
-              <w:top w:val="single" w:space="0" w:color="D3D3D3"/>
-              <w:bottom w:val="single" w:space="0" w:color="D3D3D3"/>
-              <w:start w:val="single" w:space="0" w:color="D3D3D3"/>
-              <w:end w:val="single" w:space="0" w:color="D3D3D3"/>
-            </w:tcBorders>
-          </w:tcPr>
-          <w:p>
-            <w:pPr>
-              <w:spacing w:before="0" w:after="60"/>
-              <w:keepNext/>
-              <w:jc w:val="center"/>
-            </w:pPr>
-            <w:r>
-              <w:rPr>
-                <w:rFonts w:ascii="Calibri" w:hAnsi="Calibri"/>
-                <w:sz w:val="20"/>
-              </w:rPr>
-              <w:t xml:space="default">232/232 (100%)</w:t>
+              <w:t xml:space="default">    Unknown</w:t>
+            </w:r>
+          </w:p>
+        </w:tc>
+        <w:tc>
+          <w:tcPr>
+            <w:tcBorders>
+              <w:top w:val="single" w:space="0" w:color="D3D3D3"/>
+              <w:bottom w:val="single" w:space="0" w:color="D3D3D3"/>
+              <w:start w:val="single" w:space="0" w:color="D3D3D3"/>
+              <w:end w:val="single" w:space="0" w:color="D3D3D3"/>
+            </w:tcBorders>
+          </w:tcPr>
+          <w:p>
+            <w:pPr>
+              <w:spacing w:before="0" w:after="60"/>
+              <w:keepNext/>
+              <w:jc w:val="center"/>
+            </w:pPr>
+            <w:r>
+              <w:rPr>
+                <w:rFonts w:ascii="Calibri" w:hAnsi="Calibri"/>
+                <w:sz w:val="20"/>
+              </w:rPr>
+              <w:t xml:space="default">3</w:t>
+            </w:r>
+          </w:p>
+        </w:tc>
+        <w:tc>
+          <w:tcPr>
+            <w:tcBorders>
+              <w:top w:val="single" w:space="0" w:color="D3D3D3"/>
+              <w:bottom w:val="single" w:space="0" w:color="D3D3D3"/>
+              <w:start w:val="single" w:space="0" w:color="D3D3D3"/>
+              <w:end w:val="single" w:space="0" w:color="D3D3D3"/>
+            </w:tcBorders>
+          </w:tcPr>
+          <w:p>
+            <w:pPr>
+              <w:spacing w:before="0" w:after="60"/>
+              <w:keepNext/>
+              <w:jc w:val="center"/>
+            </w:pPr>
+            <w:r>
+              <w:rPr>
+                <w:rFonts w:ascii="Calibri" w:hAnsi="Calibri"/>
+                <w:sz w:val="20"/>
+              </w:rPr>
+              <w:t xml:space="default">0</w:t>
+            </w:r>
+          </w:p>
+        </w:tc>
+        <w:tc>
+          <w:tcPr>
+            <w:tcBorders>
+              <w:top w:val="single" w:space="0" w:color="D3D3D3"/>
+              <w:bottom w:val="single" w:space="0" w:color="D3D3D3"/>
+              <w:start w:val="single" w:space="0" w:color="D3D3D3"/>
+              <w:end w:val="single" w:space="0" w:color="D3D3D3"/>
+            </w:tcBorders>
+          </w:tcPr>
+          <w:p>
+            <w:pPr>
+              <w:spacing w:before="0" w:after="60"/>
+              <w:keepNext/>
+              <w:jc w:val="center"/>
+            </w:pPr>
+            <w:r>
+              <w:rPr>
+                <w:rFonts w:ascii="Calibri" w:hAnsi="Calibri"/>
+                <w:sz w:val="20"/>
+              </w:rPr>
+              <w:t xml:space="default">3</w:t>
             </w:r>
           </w:p>
         </w:tc>
@@ -2515,1085 +2196,7 @@
         </w:trPr>
         <w:tc>
           <w:tcPr>
-            <w:tcBorders>
-              <w:top w:val="single" w:space="0" w:color="D3D3D3"/>
-              <w:bottom w:val="single" w:space="0" w:color="D3D3D3"/>
-              <w:start w:val="single" w:space="0" w:color="D3D3D3"/>
-              <w:end w:val="single" w:space="0" w:color="D3D3D3"/>
-            </w:tcBorders>
-          </w:tcPr>
-          <w:p>
-            <w:pPr>
-              <w:spacing w:before="0" w:after="60"/>
-              <w:keepNext/>
-              <w:jc w:val="start"/>
-            </w:pPr>
-            <w:r>
-              <w:rPr>
-                <w:rFonts w:ascii="Calibri" w:hAnsi="Calibri"/>
-                <w:sz w:val="20"/>
-              </w:rPr>
-              <w:t xml:space="default">    1</w:t>
-            </w:r>
-          </w:p>
-        </w:tc>
-        <w:tc>
-          <w:tcPr>
-            <w:tcBorders>
-              <w:top w:val="single" w:space="0" w:color="D3D3D3"/>
-              <w:bottom w:val="single" w:space="0" w:color="D3D3D3"/>
-              <w:start w:val="single" w:space="0" w:color="D3D3D3"/>
-              <w:end w:val="single" w:space="0" w:color="D3D3D3"/>
-            </w:tcBorders>
-          </w:tcPr>
-          <w:p>
-            <w:pPr>
-              <w:spacing w:before="0" w:after="60"/>
-              <w:keepNext/>
-              <w:jc w:val="center"/>
-            </w:pPr>
-            <w:r>
-              <w:rPr>
-                <w:rFonts w:ascii="Calibri" w:hAnsi="Calibri"/>
-                <w:sz w:val="20"/>
-              </w:rPr>
-              <w:t xml:space="default">1/249 (0.4%)</w:t>
-            </w:r>
-          </w:p>
-        </w:tc>
-        <w:tc>
-          <w:tcPr>
-            <w:tcBorders>
-              <w:top w:val="single" w:space="0" w:color="D3D3D3"/>
-              <w:bottom w:val="single" w:space="0" w:color="D3D3D3"/>
-              <w:start w:val="single" w:space="0" w:color="D3D3D3"/>
-              <w:end w:val="single" w:space="0" w:color="D3D3D3"/>
-            </w:tcBorders>
-          </w:tcPr>
-          <w:p>
-            <w:pPr>
-              <w:spacing w:before="0" w:after="60"/>
-              <w:keepNext/>
-              <w:jc w:val="center"/>
-            </w:pPr>
-            <w:r>
-              <w:rPr>
-                <w:rFonts w:ascii="Calibri" w:hAnsi="Calibri"/>
-                <w:sz w:val="20"/>
-              </w:rPr>
-              <w:t xml:space="default">0/232 (0%)</w:t>
-            </w:r>
-          </w:p>
-        </w:tc>
-      </w:tr>
-      <w:tr>
-        <w:trPr>
-          <w:cantSplit/>
-        </w:trPr>
-        <w:tc>
-          <w:tcPr>
-            <w:tcBorders>
-              <w:top w:val="single" w:space="0" w:color="D3D3D3"/>
-              <w:bottom w:val="single" w:space="0" w:color="D3D3D3"/>
-              <w:start w:val="single" w:space="0" w:color="D3D3D3"/>
-              <w:end w:val="single" w:space="0" w:color="D3D3D3"/>
-            </w:tcBorders>
-          </w:tcPr>
-          <w:p>
-            <w:pPr>
-              <w:spacing w:before="0" w:after="60"/>
-              <w:keepNext/>
-              <w:jc w:val="start"/>
-            </w:pPr>
-            <w:r>
-              <w:rPr>
-                <w:rFonts w:ascii="Calibri" w:hAnsi="Calibri"/>
-                <w:sz w:val="20"/>
-              </w:rPr>
-              <w:t xml:space="default">    (Missing)</w:t>
-            </w:r>
-          </w:p>
-        </w:tc>
-        <w:tc>
-          <w:tcPr>
-            <w:tcBorders>
-              <w:top w:val="single" w:space="0" w:color="D3D3D3"/>
-              <w:bottom w:val="single" w:space="0" w:color="D3D3D3"/>
-              <w:start w:val="single" w:space="0" w:color="D3D3D3"/>
-              <w:end w:val="single" w:space="0" w:color="D3D3D3"/>
-            </w:tcBorders>
-          </w:tcPr>
-          <w:p>
-            <w:pPr>
-              <w:spacing w:before="0" w:after="60"/>
-              <w:keepNext/>
-              <w:jc w:val="center"/>
-            </w:pPr>
-            <w:r>
-              <w:rPr>
-                <w:rFonts w:ascii="Calibri" w:hAnsi="Calibri"/>
-                <w:sz w:val="20"/>
-              </w:rPr>
-              <w:t xml:space="default">0</w:t>
-            </w:r>
-          </w:p>
-        </w:tc>
-        <w:tc>
-          <w:tcPr>
-            <w:tcBorders>
-              <w:top w:val="single" w:space="0" w:color="D3D3D3"/>
-              <w:bottom w:val="single" w:space="0" w:color="D3D3D3"/>
-              <w:start w:val="single" w:space="0" w:color="D3D3D3"/>
-              <w:end w:val="single" w:space="0" w:color="D3D3D3"/>
-            </w:tcBorders>
-          </w:tcPr>
-          <w:p>
-            <w:pPr>
-              <w:spacing w:before="0" w:after="60"/>
-              <w:keepNext/>
-              <w:jc w:val="center"/>
-            </w:pPr>
-            <w:r>
-              <w:rPr>
-                <w:rFonts w:ascii="Calibri" w:hAnsi="Calibri"/>
-                <w:sz w:val="20"/>
-              </w:rPr>
-              <w:t xml:space="default">2</w:t>
-            </w:r>
-          </w:p>
-        </w:tc>
-      </w:tr>
-      <w:tr>
-        <w:trPr>
-          <w:cantSplit/>
-        </w:trPr>
-        <w:tc>
-          <w:tcPr>
-            <w:tcBorders>
-              <w:top w:val="single" w:space="0" w:color="D3D3D3"/>
-              <w:bottom w:val="single" w:space="0" w:color="D3D3D3"/>
-              <w:start w:val="single" w:space="0" w:color="D3D3D3"/>
-              <w:end w:val="single" w:space="0" w:color="D3D3D3"/>
-            </w:tcBorders>
-          </w:tcPr>
-          <w:p>
-            <w:pPr>
-              <w:spacing w:before="0" w:after="60"/>
-              <w:keepNext/>
-              <w:jc w:val="start"/>
-            </w:pPr>
-            <w:r>
-              <w:rPr>
-                <w:rFonts w:ascii="Calibri" w:hAnsi="Calibri"/>
-                <w:sz w:val="20"/>
-              </w:rPr>
-              <w:t xml:space="default">wpma36_weight_Z</w:t>
-            </w:r>
-          </w:p>
-        </w:tc>
-        <w:tc>
-          <w:tcPr>
-            <w:tcBorders>
-              <w:top w:val="single" w:space="0" w:color="D3D3D3"/>
-              <w:bottom w:val="single" w:space="0" w:color="D3D3D3"/>
-              <w:start w:val="single" w:space="0" w:color="D3D3D3"/>
-              <w:end w:val="single" w:space="0" w:color="D3D3D3"/>
-            </w:tcBorders>
-          </w:tcPr>
-          <w:p>
-            <w:pPr>
-              <w:spacing w:before="0" w:after="60"/>
-              <w:keepNext/>
-              <w:jc w:val="center"/>
-            </w:pPr>
-            <w:r>
-              <w:rPr>
-                <w:rFonts w:ascii="Calibri" w:hAnsi="Calibri"/>
-                <w:sz w:val="20"/>
-              </w:rPr>
-              <w:t xml:space="default">-0.77 (1.06)</w:t>
-            </w:r>
-          </w:p>
-        </w:tc>
-        <w:tc>
-          <w:tcPr>
-            <w:tcBorders>
-              <w:top w:val="single" w:space="0" w:color="D3D3D3"/>
-              <w:bottom w:val="single" w:space="0" w:color="D3D3D3"/>
-              <w:start w:val="single" w:space="0" w:color="D3D3D3"/>
-              <w:end w:val="single" w:space="0" w:color="D3D3D3"/>
-            </w:tcBorders>
-          </w:tcPr>
-          <w:p>
-            <w:pPr>
-              <w:spacing w:before="0" w:after="60"/>
-              <w:keepNext/>
-              <w:jc w:val="center"/>
-            </w:pPr>
-            <w:r>
-              <w:rPr>
-                <w:rFonts w:ascii="Calibri" w:hAnsi="Calibri"/>
-                <w:sz w:val="20"/>
-              </w:rPr>
-              <w:t xml:space="default">-0.80 (1.10)</w:t>
-            </w:r>
-          </w:p>
-        </w:tc>
-      </w:tr>
-      <w:tr>
-        <w:trPr>
-          <w:cantSplit/>
-        </w:trPr>
-        <w:tc>
-          <w:tcPr>
-            <w:tcBorders>
-              <w:top w:val="single" w:space="0" w:color="D3D3D3"/>
-              <w:bottom w:val="single" w:space="0" w:color="D3D3D3"/>
-              <w:start w:val="single" w:space="0" w:color="D3D3D3"/>
-              <w:end w:val="single" w:space="0" w:color="D3D3D3"/>
-            </w:tcBorders>
-          </w:tcPr>
-          <w:p>
-            <w:pPr>
-              <w:spacing w:before="0" w:after="60"/>
-              <w:keepNext/>
-              <w:jc w:val="start"/>
-            </w:pPr>
-            <w:r>
-              <w:rPr>
-                <w:rFonts w:ascii="Calibri" w:hAnsi="Calibri"/>
-                <w:sz w:val="20"/>
-              </w:rPr>
-              <w:t xml:space="default">    (Missing)</w:t>
-            </w:r>
-          </w:p>
-        </w:tc>
-        <w:tc>
-          <w:tcPr>
-            <w:tcBorders>
-              <w:top w:val="single" w:space="0" w:color="D3D3D3"/>
-              <w:bottom w:val="single" w:space="0" w:color="D3D3D3"/>
-              <w:start w:val="single" w:space="0" w:color="D3D3D3"/>
-              <w:end w:val="single" w:space="0" w:color="D3D3D3"/>
-            </w:tcBorders>
-          </w:tcPr>
-          <w:p>
-            <w:pPr>
-              <w:spacing w:before="0" w:after="60"/>
-              <w:keepNext/>
-              <w:jc w:val="center"/>
-            </w:pPr>
-            <w:r>
-              <w:rPr>
-                <w:rFonts w:ascii="Calibri" w:hAnsi="Calibri"/>
-                <w:sz w:val="20"/>
-              </w:rPr>
-              <w:t xml:space="default">5</w:t>
-            </w:r>
-          </w:p>
-        </w:tc>
-        <w:tc>
-          <w:tcPr>
-            <w:tcBorders>
-              <w:top w:val="single" w:space="0" w:color="D3D3D3"/>
-              <w:bottom w:val="single" w:space="0" w:color="D3D3D3"/>
-              <w:start w:val="single" w:space="0" w:color="D3D3D3"/>
-              <w:end w:val="single" w:space="0" w:color="D3D3D3"/>
-            </w:tcBorders>
-          </w:tcPr>
-          <w:p>
-            <w:pPr>
-              <w:spacing w:before="0" w:after="60"/>
-              <w:keepNext/>
-              <w:jc w:val="center"/>
-            </w:pPr>
-            <w:r>
-              <w:rPr>
-                <w:rFonts w:ascii="Calibri" w:hAnsi="Calibri"/>
-                <w:sz w:val="20"/>
-              </w:rPr>
-              <w:t xml:space="default">1</w:t>
-            </w:r>
-          </w:p>
-        </w:tc>
-      </w:tr>
-      <w:tr>
-        <w:trPr>
-          <w:cantSplit/>
-        </w:trPr>
-        <w:tc>
-          <w:tcPr>
-            <w:tcBorders>
-              <w:top w:val="single" w:space="0" w:color="D3D3D3"/>
-              <w:bottom w:val="single" w:space="0" w:color="D3D3D3"/>
-              <w:start w:val="single" w:space="0" w:color="D3D3D3"/>
-              <w:end w:val="single" w:space="0" w:color="D3D3D3"/>
-            </w:tcBorders>
-          </w:tcPr>
-          <w:p>
-            <w:pPr>
-              <w:spacing w:before="0" w:after="60"/>
-              <w:keepNext/>
-              <w:jc w:val="start"/>
-            </w:pPr>
-            <w:r>
-              <w:rPr>
-                <w:rFonts w:ascii="Calibri" w:hAnsi="Calibri"/>
-                <w:sz w:val="20"/>
-              </w:rPr>
-              <w:t xml:space="default">wpma36_length_Z</w:t>
-            </w:r>
-          </w:p>
-        </w:tc>
-        <w:tc>
-          <w:tcPr>
-            <w:tcBorders>
-              <w:top w:val="single" w:space="0" w:color="D3D3D3"/>
-              <w:bottom w:val="single" w:space="0" w:color="D3D3D3"/>
-              <w:start w:val="single" w:space="0" w:color="D3D3D3"/>
-              <w:end w:val="single" w:space="0" w:color="D3D3D3"/>
-            </w:tcBorders>
-          </w:tcPr>
-          <w:p>
-            <w:pPr>
-              <w:spacing w:before="0" w:after="60"/>
-              <w:keepNext/>
-              <w:jc w:val="center"/>
-            </w:pPr>
-            <w:r>
-              <w:rPr>
-                <w:rFonts w:ascii="Calibri" w:hAnsi="Calibri"/>
-                <w:sz w:val="20"/>
-              </w:rPr>
-              <w:t xml:space="default">-0.84 (1.11)</w:t>
-            </w:r>
-          </w:p>
-        </w:tc>
-        <w:tc>
-          <w:tcPr>
-            <w:tcBorders>
-              <w:top w:val="single" w:space="0" w:color="D3D3D3"/>
-              <w:bottom w:val="single" w:space="0" w:color="D3D3D3"/>
-              <w:start w:val="single" w:space="0" w:color="D3D3D3"/>
-              <w:end w:val="single" w:space="0" w:color="D3D3D3"/>
-            </w:tcBorders>
-          </w:tcPr>
-          <w:p>
-            <w:pPr>
-              <w:spacing w:before="0" w:after="60"/>
-              <w:keepNext/>
-              <w:jc w:val="center"/>
-            </w:pPr>
-            <w:r>
-              <w:rPr>
-                <w:rFonts w:ascii="Calibri" w:hAnsi="Calibri"/>
-                <w:sz w:val="20"/>
-              </w:rPr>
-              <w:t xml:space="default">-0.62 (1.33)</w:t>
-            </w:r>
-          </w:p>
-        </w:tc>
-      </w:tr>
-      <w:tr>
-        <w:trPr>
-          <w:cantSplit/>
-        </w:trPr>
-        <w:tc>
-          <w:tcPr>
-            <w:tcBorders>
-              <w:top w:val="single" w:space="0" w:color="D3D3D3"/>
-              <w:bottom w:val="single" w:space="0" w:color="D3D3D3"/>
-              <w:start w:val="single" w:space="0" w:color="D3D3D3"/>
-              <w:end w:val="single" w:space="0" w:color="D3D3D3"/>
-            </w:tcBorders>
-          </w:tcPr>
-          <w:p>
-            <w:pPr>
-              <w:spacing w:before="0" w:after="60"/>
-              <w:keepNext/>
-              <w:jc w:val="start"/>
-            </w:pPr>
-            <w:r>
-              <w:rPr>
-                <w:rFonts w:ascii="Calibri" w:hAnsi="Calibri"/>
-                <w:sz w:val="20"/>
-              </w:rPr>
-              <w:t xml:space="default">    (Missing)</w:t>
-            </w:r>
-          </w:p>
-        </w:tc>
-        <w:tc>
-          <w:tcPr>
-            <w:tcBorders>
-              <w:top w:val="single" w:space="0" w:color="D3D3D3"/>
-              <w:bottom w:val="single" w:space="0" w:color="D3D3D3"/>
-              <w:start w:val="single" w:space="0" w:color="D3D3D3"/>
-              <w:end w:val="single" w:space="0" w:color="D3D3D3"/>
-            </w:tcBorders>
-          </w:tcPr>
-          <w:p>
-            <w:pPr>
-              <w:spacing w:before="0" w:after="60"/>
-              <w:keepNext/>
-              <w:jc w:val="center"/>
-            </w:pPr>
-            <w:r>
-              <w:rPr>
-                <w:rFonts w:ascii="Calibri" w:hAnsi="Calibri"/>
-                <w:sz w:val="20"/>
-              </w:rPr>
-              <w:t xml:space="default">13</w:t>
-            </w:r>
-          </w:p>
-        </w:tc>
-        <w:tc>
-          <w:tcPr>
-            <w:tcBorders>
-              <w:top w:val="single" w:space="0" w:color="D3D3D3"/>
-              <w:bottom w:val="single" w:space="0" w:color="D3D3D3"/>
-              <w:start w:val="single" w:space="0" w:color="D3D3D3"/>
-              <w:end w:val="single" w:space="0" w:color="D3D3D3"/>
-            </w:tcBorders>
-          </w:tcPr>
-          <w:p>
-            <w:pPr>
-              <w:spacing w:before="0" w:after="60"/>
-              <w:keepNext/>
-              <w:jc w:val="center"/>
-            </w:pPr>
-            <w:r>
-              <w:rPr>
-                <w:rFonts w:ascii="Calibri" w:hAnsi="Calibri"/>
-                <w:sz w:val="20"/>
-              </w:rPr>
-              <w:t xml:space="default">10</w:t>
-            </w:r>
-          </w:p>
-        </w:tc>
-      </w:tr>
-      <w:tr>
-        <w:trPr>
-          <w:cantSplit/>
-        </w:trPr>
-        <w:tc>
-          <w:tcPr>
-            <w:tcBorders>
-              <w:top w:val="single" w:space="0" w:color="D3D3D3"/>
-              <w:bottom w:val="single" w:space="0" w:color="D3D3D3"/>
-              <w:start w:val="single" w:space="0" w:color="D3D3D3"/>
-              <w:end w:val="single" w:space="0" w:color="D3D3D3"/>
-            </w:tcBorders>
-          </w:tcPr>
-          <w:p>
-            <w:pPr>
-              <w:spacing w:before="0" w:after="60"/>
-              <w:keepNext/>
-              <w:jc w:val="start"/>
-            </w:pPr>
-            <w:r>
-              <w:rPr>
-                <w:rFonts w:ascii="Calibri" w:hAnsi="Calibri"/>
-                <w:sz w:val="20"/>
-              </w:rPr>
-              <w:t xml:space="default">wpma36_HC_Z</w:t>
-            </w:r>
-          </w:p>
-        </w:tc>
-        <w:tc>
-          <w:tcPr>
-            <w:tcBorders>
-              <w:top w:val="single" w:space="0" w:color="D3D3D3"/>
-              <w:bottom w:val="single" w:space="0" w:color="D3D3D3"/>
-              <w:start w:val="single" w:space="0" w:color="D3D3D3"/>
-              <w:end w:val="single" w:space="0" w:color="D3D3D3"/>
-            </w:tcBorders>
-          </w:tcPr>
-          <w:p>
-            <w:pPr>
-              <w:spacing w:before="0" w:after="60"/>
-              <w:keepNext/>
-              <w:jc w:val="center"/>
-            </w:pPr>
-            <w:r>
-              <w:rPr>
-                <w:rFonts w:ascii="Calibri" w:hAnsi="Calibri"/>
-                <w:sz w:val="20"/>
-              </w:rPr>
-              <w:t xml:space="default">-0.63 (1.14)</w:t>
-            </w:r>
-          </w:p>
-        </w:tc>
-        <w:tc>
-          <w:tcPr>
-            <w:tcBorders>
-              <w:top w:val="single" w:space="0" w:color="D3D3D3"/>
-              <w:bottom w:val="single" w:space="0" w:color="D3D3D3"/>
-              <w:start w:val="single" w:space="0" w:color="D3D3D3"/>
-              <w:end w:val="single" w:space="0" w:color="D3D3D3"/>
-            </w:tcBorders>
-          </w:tcPr>
-          <w:p>
-            <w:pPr>
-              <w:spacing w:before="0" w:after="60"/>
-              <w:keepNext/>
-              <w:jc w:val="center"/>
-            </w:pPr>
-            <w:r>
-              <w:rPr>
-                <w:rFonts w:ascii="Calibri" w:hAnsi="Calibri"/>
-                <w:sz w:val="20"/>
-              </w:rPr>
-              <w:t xml:space="default">-0.79 (1.13)</w:t>
-            </w:r>
-          </w:p>
-        </w:tc>
-      </w:tr>
-      <w:tr>
-        <w:trPr>
-          <w:cantSplit/>
-        </w:trPr>
-        <w:tc>
-          <w:tcPr>
-            <w:tcBorders>
-              <w:top w:val="single" w:space="0" w:color="D3D3D3"/>
-              <w:bottom w:val="single" w:space="0" w:color="D3D3D3"/>
-              <w:start w:val="single" w:space="0" w:color="D3D3D3"/>
-              <w:end w:val="single" w:space="0" w:color="D3D3D3"/>
-            </w:tcBorders>
-          </w:tcPr>
-          <w:p>
-            <w:pPr>
-              <w:spacing w:before="0" w:after="60"/>
-              <w:keepNext/>
-              <w:jc w:val="start"/>
-            </w:pPr>
-            <w:r>
-              <w:rPr>
-                <w:rFonts w:ascii="Calibri" w:hAnsi="Calibri"/>
-                <w:sz w:val="20"/>
-              </w:rPr>
-              <w:t xml:space="default">    (Missing)</w:t>
-            </w:r>
-          </w:p>
-        </w:tc>
-        <w:tc>
-          <w:tcPr>
-            <w:tcBorders>
-              <w:top w:val="single" w:space="0" w:color="D3D3D3"/>
-              <w:bottom w:val="single" w:space="0" w:color="D3D3D3"/>
-              <w:start w:val="single" w:space="0" w:color="D3D3D3"/>
-              <w:end w:val="single" w:space="0" w:color="D3D3D3"/>
-            </w:tcBorders>
-          </w:tcPr>
-          <w:p>
-            <w:pPr>
-              <w:spacing w:before="0" w:after="60"/>
-              <w:keepNext/>
-              <w:jc w:val="center"/>
-            </w:pPr>
-            <w:r>
-              <w:rPr>
-                <w:rFonts w:ascii="Calibri" w:hAnsi="Calibri"/>
-                <w:sz w:val="20"/>
-              </w:rPr>
-              <w:t xml:space="default">9</w:t>
-            </w:r>
-          </w:p>
-        </w:tc>
-        <w:tc>
-          <w:tcPr>
-            <w:tcBorders>
-              <w:top w:val="single" w:space="0" w:color="D3D3D3"/>
-              <w:bottom w:val="single" w:space="0" w:color="D3D3D3"/>
-              <w:start w:val="single" w:space="0" w:color="D3D3D3"/>
-              <w:end w:val="single" w:space="0" w:color="D3D3D3"/>
-            </w:tcBorders>
-          </w:tcPr>
-          <w:p>
-            <w:pPr>
-              <w:spacing w:before="0" w:after="60"/>
-              <w:keepNext/>
-              <w:jc w:val="center"/>
-            </w:pPr>
-            <w:r>
-              <w:rPr>
-                <w:rFonts w:ascii="Calibri" w:hAnsi="Calibri"/>
-                <w:sz w:val="20"/>
-              </w:rPr>
-              <w:t xml:space="default">9</w:t>
-            </w:r>
-          </w:p>
-        </w:tc>
-      </w:tr>
-      <w:tr>
-        <w:trPr>
-          <w:cantSplit/>
-        </w:trPr>
-        <w:tc>
-          <w:tcPr>
-            <w:tcBorders>
-              <w:top w:val="single" w:space="0" w:color="D3D3D3"/>
-              <w:bottom w:val="single" w:space="0" w:color="D3D3D3"/>
-              <w:start w:val="single" w:space="0" w:color="D3D3D3"/>
-              <w:end w:val="single" w:space="0" w:color="D3D3D3"/>
-            </w:tcBorders>
-          </w:tcPr>
-          <w:p>
-            <w:pPr>
-              <w:spacing w:before="0" w:after="60"/>
-              <w:keepNext/>
-              <w:jc w:val="start"/>
-            </w:pPr>
-            <w:r>
-              <w:rPr>
-                <w:rFonts w:ascii="Calibri" w:hAnsi="Calibri"/>
-                <w:sz w:val="20"/>
-              </w:rPr>
-              <w:t xml:space="default">wpma36_weight_zdiff</w:t>
-            </w:r>
-          </w:p>
-        </w:tc>
-        <w:tc>
-          <w:tcPr>
-            <w:tcBorders>
-              <w:top w:val="single" w:space="0" w:color="D3D3D3"/>
-              <w:bottom w:val="single" w:space="0" w:color="D3D3D3"/>
-              <w:start w:val="single" w:space="0" w:color="D3D3D3"/>
-              <w:end w:val="single" w:space="0" w:color="D3D3D3"/>
-            </w:tcBorders>
-          </w:tcPr>
-          <w:p>
-            <w:pPr>
-              <w:spacing w:before="0" w:after="60"/>
-              <w:keepNext/>
-              <w:jc w:val="center"/>
-            </w:pPr>
-            <w:r>
-              <w:rPr>
-                <w:rFonts w:ascii="Calibri" w:hAnsi="Calibri"/>
-                <w:sz w:val="20"/>
-              </w:rPr>
-              <w:t xml:space="default">-0.43 (0.80)</w:t>
-            </w:r>
-          </w:p>
-        </w:tc>
-        <w:tc>
-          <w:tcPr>
-            <w:tcBorders>
-              <w:top w:val="single" w:space="0" w:color="D3D3D3"/>
-              <w:bottom w:val="single" w:space="0" w:color="D3D3D3"/>
-              <w:start w:val="single" w:space="0" w:color="D3D3D3"/>
-              <w:end w:val="single" w:space="0" w:color="D3D3D3"/>
-            </w:tcBorders>
-          </w:tcPr>
-          <w:p>
-            <w:pPr>
-              <w:spacing w:before="0" w:after="60"/>
-              <w:keepNext/>
-              <w:jc w:val="center"/>
-            </w:pPr>
-            <w:r>
-              <w:rPr>
-                <w:rFonts w:ascii="Calibri" w:hAnsi="Calibri"/>
-                <w:sz w:val="20"/>
-              </w:rPr>
-              <w:t xml:space="default">-0.50 (0.70)</w:t>
-            </w:r>
-          </w:p>
-        </w:tc>
-      </w:tr>
-      <w:tr>
-        <w:trPr>
-          <w:cantSplit/>
-        </w:trPr>
-        <w:tc>
-          <w:tcPr>
-            <w:tcBorders>
-              <w:top w:val="single" w:space="0" w:color="D3D3D3"/>
-              <w:bottom w:val="single" w:space="0" w:color="D3D3D3"/>
-              <w:start w:val="single" w:space="0" w:color="D3D3D3"/>
-              <w:end w:val="single" w:space="0" w:color="D3D3D3"/>
-            </w:tcBorders>
-          </w:tcPr>
-          <w:p>
-            <w:pPr>
-              <w:spacing w:before="0" w:after="60"/>
-              <w:keepNext/>
-              <w:jc w:val="start"/>
-            </w:pPr>
-            <w:r>
-              <w:rPr>
-                <w:rFonts w:ascii="Calibri" w:hAnsi="Calibri"/>
-                <w:sz w:val="20"/>
-              </w:rPr>
-              <w:t xml:space="default">    (Missing)</w:t>
-            </w:r>
-          </w:p>
-        </w:tc>
-        <w:tc>
-          <w:tcPr>
-            <w:tcBorders>
-              <w:top w:val="single" w:space="0" w:color="D3D3D3"/>
-              <w:bottom w:val="single" w:space="0" w:color="D3D3D3"/>
-              <w:start w:val="single" w:space="0" w:color="D3D3D3"/>
-              <w:end w:val="single" w:space="0" w:color="D3D3D3"/>
-            </w:tcBorders>
-          </w:tcPr>
-          <w:p>
-            <w:pPr>
-              <w:spacing w:before="0" w:after="60"/>
-              <w:keepNext/>
-              <w:jc w:val="center"/>
-            </w:pPr>
-            <w:r>
-              <w:rPr>
-                <w:rFonts w:ascii="Calibri" w:hAnsi="Calibri"/>
-                <w:sz w:val="20"/>
-              </w:rPr>
-              <w:t xml:space="default">5</w:t>
-            </w:r>
-          </w:p>
-        </w:tc>
-        <w:tc>
-          <w:tcPr>
-            <w:tcBorders>
-              <w:top w:val="single" w:space="0" w:color="D3D3D3"/>
-              <w:bottom w:val="single" w:space="0" w:color="D3D3D3"/>
-              <w:start w:val="single" w:space="0" w:color="D3D3D3"/>
-              <w:end w:val="single" w:space="0" w:color="D3D3D3"/>
-            </w:tcBorders>
-          </w:tcPr>
-          <w:p>
-            <w:pPr>
-              <w:spacing w:before="0" w:after="60"/>
-              <w:keepNext/>
-              <w:jc w:val="center"/>
-            </w:pPr>
-            <w:r>
-              <w:rPr>
-                <w:rFonts w:ascii="Calibri" w:hAnsi="Calibri"/>
-                <w:sz w:val="20"/>
-              </w:rPr>
-              <w:t xml:space="default">1</w:t>
-            </w:r>
-          </w:p>
-        </w:tc>
-      </w:tr>
-      <w:tr>
-        <w:trPr>
-          <w:cantSplit/>
-        </w:trPr>
-        <w:tc>
-          <w:tcPr>
-            <w:tcBorders>
-              <w:top w:val="single" w:space="0" w:color="D3D3D3"/>
-              <w:bottom w:val="single" w:space="0" w:color="D3D3D3"/>
-              <w:start w:val="single" w:space="0" w:color="D3D3D3"/>
-              <w:end w:val="single" w:space="0" w:color="D3D3D3"/>
-            </w:tcBorders>
-          </w:tcPr>
-          <w:p>
-            <w:pPr>
-              <w:spacing w:before="0" w:after="60"/>
-              <w:keepNext/>
-              <w:jc w:val="start"/>
-            </w:pPr>
-            <w:r>
-              <w:rPr>
-                <w:rFonts w:ascii="Calibri" w:hAnsi="Calibri"/>
-                <w:sz w:val="20"/>
-              </w:rPr>
-              <w:t xml:space="default">BPD_any.f</w:t>
-            </w:r>
-          </w:p>
-        </w:tc>
-        <w:tc>
-          <w:tcPr>
-            <w:tcBorders>
-              <w:top w:val="single" w:space="0" w:color="D3D3D3"/>
-              <w:bottom w:val="single" w:space="0" w:color="D3D3D3"/>
-              <w:start w:val="single" w:space="0" w:color="D3D3D3"/>
-              <w:end w:val="single" w:space="0" w:color="D3D3D3"/>
-            </w:tcBorders>
-          </w:tcPr>
-          <w:p>
-            <w:pPr>
-              <w:spacing w:before="0" w:after="60"/>
-              <w:keepNext/>
-              <w:jc w:val="center"/>
-            </w:pPr>
-            <w:r>
-              <w:rPr>
-                <w:rFonts w:ascii="Calibri" w:hAnsi="Calibri"/>
-                <w:sz w:val="20"/>
-              </w:rPr>
-              <w:t xml:space="default"/>
-            </w:r>
-          </w:p>
-        </w:tc>
-        <w:tc>
-          <w:tcPr>
-            <w:tcBorders>
-              <w:top w:val="single" w:space="0" w:color="D3D3D3"/>
-              <w:bottom w:val="single" w:space="0" w:color="D3D3D3"/>
-              <w:start w:val="single" w:space="0" w:color="D3D3D3"/>
-              <w:end w:val="single" w:space="0" w:color="D3D3D3"/>
-            </w:tcBorders>
-          </w:tcPr>
-          <w:p>
-            <w:pPr>
-              <w:spacing w:before="0" w:after="60"/>
-              <w:keepNext/>
-              <w:jc w:val="center"/>
-            </w:pPr>
-            <w:r>
-              <w:rPr>
-                <w:rFonts w:ascii="Calibri" w:hAnsi="Calibri"/>
-                <w:sz w:val="20"/>
-              </w:rPr>
-              <w:t xml:space="default"/>
-            </w:r>
-          </w:p>
-        </w:tc>
-      </w:tr>
-      <w:tr>
-        <w:trPr>
-          <w:cantSplit/>
-        </w:trPr>
-        <w:tc>
-          <w:tcPr>
-            <w:tcBorders>
-              <w:top w:val="single" w:space="0" w:color="D3D3D3"/>
-              <w:bottom w:val="single" w:space="0" w:color="D3D3D3"/>
-              <w:start w:val="single" w:space="0" w:color="D3D3D3"/>
-              <w:end w:val="single" w:space="0" w:color="D3D3D3"/>
-            </w:tcBorders>
-          </w:tcPr>
-          <w:p>
-            <w:pPr>
-              <w:spacing w:before="0" w:after="60"/>
-              <w:keepNext/>
-              <w:jc w:val="start"/>
-            </w:pPr>
-            <w:r>
-              <w:rPr>
-                <w:rFonts w:ascii="Calibri" w:hAnsi="Calibri"/>
-                <w:sz w:val="20"/>
-              </w:rPr>
-              <w:t xml:space="default">    0</w:t>
-            </w:r>
-          </w:p>
-        </w:tc>
-        <w:tc>
-          <w:tcPr>
-            <w:tcBorders>
-              <w:top w:val="single" w:space="0" w:color="D3D3D3"/>
-              <w:bottom w:val="single" w:space="0" w:color="D3D3D3"/>
-              <w:start w:val="single" w:space="0" w:color="D3D3D3"/>
-              <w:end w:val="single" w:space="0" w:color="D3D3D3"/>
-            </w:tcBorders>
-          </w:tcPr>
-          <w:p>
-            <w:pPr>
-              <w:spacing w:before="0" w:after="60"/>
-              <w:keepNext/>
-              <w:jc w:val="center"/>
-            </w:pPr>
-            <w:r>
-              <w:rPr>
-                <w:rFonts w:ascii="Calibri" w:hAnsi="Calibri"/>
-                <w:sz w:val="20"/>
-              </w:rPr>
-              <w:t xml:space="default">188/249 (76%)</w:t>
-            </w:r>
-          </w:p>
-        </w:tc>
-        <w:tc>
-          <w:tcPr>
-            <w:tcBorders>
-              <w:top w:val="single" w:space="0" w:color="D3D3D3"/>
-              <w:bottom w:val="single" w:space="0" w:color="D3D3D3"/>
-              <w:start w:val="single" w:space="0" w:color="D3D3D3"/>
-              <w:end w:val="single" w:space="0" w:color="D3D3D3"/>
-            </w:tcBorders>
-          </w:tcPr>
-          <w:p>
-            <w:pPr>
-              <w:spacing w:before="0" w:after="60"/>
-              <w:keepNext/>
-              <w:jc w:val="center"/>
-            </w:pPr>
-            <w:r>
-              <w:rPr>
-                <w:rFonts w:ascii="Calibri" w:hAnsi="Calibri"/>
-                <w:sz w:val="20"/>
-              </w:rPr>
-              <w:t xml:space="default">191/231 (83%)</w:t>
-            </w:r>
-          </w:p>
-        </w:tc>
-      </w:tr>
-      <w:tr>
-        <w:trPr>
-          <w:cantSplit/>
-        </w:trPr>
-        <w:tc>
-          <w:tcPr>
-            <w:tcBorders>
-              <w:top w:val="single" w:space="0" w:color="D3D3D3"/>
-              <w:bottom w:val="single" w:space="0" w:color="D3D3D3"/>
-              <w:start w:val="single" w:space="0" w:color="D3D3D3"/>
-              <w:end w:val="single" w:space="0" w:color="D3D3D3"/>
-            </w:tcBorders>
-          </w:tcPr>
-          <w:p>
-            <w:pPr>
-              <w:spacing w:before="0" w:after="60"/>
-              <w:keepNext/>
-              <w:jc w:val="start"/>
-            </w:pPr>
-            <w:r>
-              <w:rPr>
-                <w:rFonts w:ascii="Calibri" w:hAnsi="Calibri"/>
-                <w:sz w:val="20"/>
-              </w:rPr>
-              <w:t xml:space="default">    1</w:t>
-            </w:r>
-          </w:p>
-        </w:tc>
-        <w:tc>
-          <w:tcPr>
-            <w:tcBorders>
-              <w:top w:val="single" w:space="0" w:color="D3D3D3"/>
-              <w:bottom w:val="single" w:space="0" w:color="D3D3D3"/>
-              <w:start w:val="single" w:space="0" w:color="D3D3D3"/>
-              <w:end w:val="single" w:space="0" w:color="D3D3D3"/>
-            </w:tcBorders>
-          </w:tcPr>
-          <w:p>
-            <w:pPr>
-              <w:spacing w:before="0" w:after="60"/>
-              <w:keepNext/>
-              <w:jc w:val="center"/>
-            </w:pPr>
-            <w:r>
-              <w:rPr>
-                <w:rFonts w:ascii="Calibri" w:hAnsi="Calibri"/>
-                <w:sz w:val="20"/>
-              </w:rPr>
-              <w:t xml:space="default">61/249 (24%)</w:t>
-            </w:r>
-          </w:p>
-        </w:tc>
-        <w:tc>
-          <w:tcPr>
-            <w:tcBorders>
-              <w:top w:val="single" w:space="0" w:color="D3D3D3"/>
-              <w:bottom w:val="single" w:space="0" w:color="D3D3D3"/>
-              <w:start w:val="single" w:space="0" w:color="D3D3D3"/>
-              <w:end w:val="single" w:space="0" w:color="D3D3D3"/>
-            </w:tcBorders>
-          </w:tcPr>
-          <w:p>
-            <w:pPr>
-              <w:spacing w:before="0" w:after="60"/>
-              <w:keepNext/>
-              <w:jc w:val="center"/>
-            </w:pPr>
-            <w:r>
-              <w:rPr>
-                <w:rFonts w:ascii="Calibri" w:hAnsi="Calibri"/>
-                <w:sz w:val="20"/>
-              </w:rPr>
-              <w:t xml:space="default">40/231 (17%)</w:t>
-            </w:r>
-          </w:p>
-        </w:tc>
-      </w:tr>
-      <w:tr>
-        <w:trPr>
-          <w:cantSplit/>
-        </w:trPr>
-        <w:tc>
-          <w:tcPr>
-            <w:tcBorders>
-              <w:top w:val="single" w:space="0" w:color="D3D3D3"/>
-              <w:bottom w:val="single" w:space="0" w:color="D3D3D3"/>
-              <w:start w:val="single" w:space="0" w:color="D3D3D3"/>
-              <w:end w:val="single" w:space="0" w:color="D3D3D3"/>
-            </w:tcBorders>
-          </w:tcPr>
-          <w:p>
-            <w:pPr>
-              <w:spacing w:before="0" w:after="60"/>
-              <w:keepNext/>
-              <w:jc w:val="start"/>
-            </w:pPr>
-            <w:r>
-              <w:rPr>
-                <w:rFonts w:ascii="Calibri" w:hAnsi="Calibri"/>
-                <w:sz w:val="20"/>
-              </w:rPr>
-              <w:t xml:space="default">    (Missing)</w:t>
-            </w:r>
-          </w:p>
-        </w:tc>
-        <w:tc>
-          <w:tcPr>
-            <w:tcBorders>
-              <w:top w:val="single" w:space="0" w:color="D3D3D3"/>
-              <w:bottom w:val="single" w:space="0" w:color="D3D3D3"/>
-              <w:start w:val="single" w:space="0" w:color="D3D3D3"/>
-              <w:end w:val="single" w:space="0" w:color="D3D3D3"/>
-            </w:tcBorders>
-          </w:tcPr>
-          <w:p>
-            <w:pPr>
-              <w:spacing w:before="0" w:after="60"/>
-              <w:keepNext/>
-              <w:jc w:val="center"/>
-            </w:pPr>
-            <w:r>
-              <w:rPr>
-                <w:rFonts w:ascii="Calibri" w:hAnsi="Calibri"/>
-                <w:sz w:val="20"/>
-              </w:rPr>
-              <w:t xml:space="default">0</w:t>
-            </w:r>
-          </w:p>
-        </w:tc>
-        <w:tc>
-          <w:tcPr>
-            <w:tcBorders>
-              <w:top w:val="single" w:space="0" w:color="D3D3D3"/>
-              <w:bottom w:val="single" w:space="0" w:color="D3D3D3"/>
-              <w:start w:val="single" w:space="0" w:color="D3D3D3"/>
-              <w:end w:val="single" w:space="0" w:color="D3D3D3"/>
-            </w:tcBorders>
-          </w:tcPr>
-          <w:p>
-            <w:pPr>
-              <w:spacing w:before="0" w:after="60"/>
-              <w:keepNext/>
-              <w:jc w:val="center"/>
-            </w:pPr>
-            <w:r>
-              <w:rPr>
-                <w:rFonts w:ascii="Calibri" w:hAnsi="Calibri"/>
-                <w:sz w:val="20"/>
-              </w:rPr>
-              <w:t xml:space="default">3</w:t>
-            </w:r>
-          </w:p>
-        </w:tc>
-      </w:tr>
-      <w:tr>
-        <w:trPr>
-          <w:cantSplit/>
-        </w:trPr>
-        <w:tc>
-          <w:tcPr>
-            <w:gridSpan w:val="3"/>
+            <w:gridSpan w:val="4"/>
           </w:tcPr>
           <w:p>
             <w:pPr>
@@ -3614,7 +2217,7 @@
                 <w:rFonts w:ascii="Calibri" w:hAnsi="Calibri"/>
                 <w:sz w:val="20"/>
               </w:rPr>
-              <w:t xml:space="preserve">n/N (%); Mean (SD)</w:t>
+              <w:t xml:space="preserve">n/N (%)</w:t>
             </w:r>
           </w:p>
         </w:tc>
@@ -3641,23 +2244,20 @@
           <w:tcPr>
             <w:tcBorders>
               <w:top w:val="single" w:sz="16" w:space="0" w:color="D3D3D3"/>
-              <w:bottom w:val="single" w:sz="16" w:space="0" w:color="D3D3D3"/>
-              <w:start w:val="single" w:space="0" w:color="D3D3D3"/>
-            </w:tcBorders>
-          </w:tcPr>
-          <w:p>
-            <w:pPr>
-              <w:spacing w:before="0" w:after="60"/>
-              <w:keepNext/>
-              <w:jc w:val="start"/>
-            </w:pPr>
-            <w:r>
-              <w:rPr>
-                <w:b w:val="true"/>
-                <w:rFonts w:ascii="Calibri" w:hAnsi="Calibri"/>
-                <w:sz w:val="20"/>
-              </w:rPr>
-              <w:t xml:space="preserve">Characteristic</w:t>
+              <w:start w:val="single" w:space="0" w:color="D3D3D3"/>
+            </w:tcBorders>
+          </w:tcPr>
+          <w:p>
+            <w:pPr>
+              <w:spacing w:before="0" w:after="60"/>
+              <w:keepNext/>
+            </w:pPr>
+            <w:r>
+              <w:rPr>
+                <w:rFonts w:ascii="Calibri" w:hAnsi="Calibri"/>
+                <w:sz w:val="20"/>
+              </w:rPr>
+              <w:t xml:space="default"/>
             </w:r>
           </w:p>
         </w:tc>
@@ -3667,6 +2267,7 @@
               <w:top w:val="single" w:sz="16" w:space="0" w:color="D3D3D3"/>
               <w:bottom w:val="single" w:sz="16" w:space="0" w:color="D3D3D3"/>
             </w:tcBorders>
+            <w:gridSpan w:val="2"/>
           </w:tcPr>
           <w:p>
             <w:pPr>
@@ -3680,6 +2281,82 @@
                 <w:rFonts w:ascii="Calibri" w:hAnsi="Calibri"/>
                 <w:sz w:val="20"/>
               </w:rPr>
+              <w:t xml:space="preserve">1</w:t>
+            </w:r>
+          </w:p>
+        </w:tc>
+        <w:tc>
+          <w:tcPr>
+            <w:tcBorders>
+              <w:top w:val="single" w:sz="16" w:space="0" w:color="D3D3D3"/>
+              <w:bottom w:val="single" w:sz="16" w:space="0" w:color="D3D3D3"/>
+              <w:end w:val="single" w:space="0" w:color="D3D3D3"/>
+            </w:tcBorders>
+            <w:gridSpan w:val="2"/>
+          </w:tcPr>
+          <w:p>
+            <w:pPr>
+              <w:spacing w:before="0" w:after="60"/>
+              <w:keepNext/>
+              <w:jc w:val="center"/>
+            </w:pPr>
+            <w:r>
+              <w:rPr>
+                <w:b w:val="true"/>
+                <w:rFonts w:ascii="Calibri" w:hAnsi="Calibri"/>
+                <w:sz w:val="20"/>
+              </w:rPr>
+              <w:t xml:space="preserve">2</w:t>
+            </w:r>
+          </w:p>
+        </w:tc>
+      </w:tr>
+      <w:tr>
+        <w:trPr>
+          <w:cantSplit/>
+          <w:tblHeader/>
+        </w:trPr>
+        <w:tc>
+          <w:tcPr>
+            <w:tcBorders>
+              <w:bottom w:val="single" w:sz="16" w:space="0" w:color="D3D3D3"/>
+              <w:start w:val="single" w:space="0" w:color="D3D3D3"/>
+            </w:tcBorders>
+          </w:tcPr>
+          <w:p>
+            <w:pPr>
+              <w:spacing w:before="0" w:after="60"/>
+              <w:keepNext/>
+              <w:jc w:val="start"/>
+            </w:pPr>
+            <w:r>
+              <w:rPr>
+                <w:b w:val="true"/>
+                <w:rFonts w:ascii="Calibri" w:hAnsi="Calibri"/>
+                <w:sz w:val="20"/>
+              </w:rPr>
+              <w:t xml:space="preserve">Characteristic</w:t>
+            </w:r>
+          </w:p>
+        </w:tc>
+        <w:tc>
+          <w:tcPr>
+            <w:tcBorders>
+              <w:bottom w:val="single" w:sz="16" w:space="0" w:color="D3D3D3"/>
+            </w:tcBorders>
+          </w:tcPr>
+          <w:p>
+            <w:pPr>
+              <w:spacing w:before="0" w:after="60"/>
+              <w:keepNext/>
+              <w:jc w:val="center"/>
+            </w:pPr>
+            <w:r>
+              <w:rPr>
+                <w:b w:val="true"/>
+                <w:rFonts w:ascii="Calibri" w:hAnsi="Calibri"/>
+                <w:sz w:val="20"/>
+              </w:rPr>
               <w:t xml:space="preserve">Control</w:t>
             </w:r>
             <w:r>
@@ -3701,7 +2378,7 @@
                 <w:rFonts w:ascii="Calibri" w:hAnsi="Calibri"/>
                 <w:sz w:val="20"/>
               </w:rPr>
-              <w:t xml:space="preserve">N = 107</w:t>
+              <w:t xml:space="preserve">N = 109</w:t>
             </w:r>
             <w:r>
               <w:rPr>
@@ -3717,9 +2394,7 @@
         <w:tc>
           <w:tcPr>
             <w:tcBorders>
-              <w:top w:val="single" w:sz="16" w:space="0" w:color="D3D3D3"/>
               <w:bottom w:val="single" w:sz="16" w:space="0" w:color="D3D3D3"/>
-              <w:end w:val="single" w:space="0" w:color="D3D3D3"/>
             </w:tcBorders>
           </w:tcPr>
           <w:p>
@@ -3755,7 +2430,112 @@
                 <w:rFonts w:ascii="Calibri" w:hAnsi="Calibri"/>
                 <w:sz w:val="20"/>
               </w:rPr>
-              <w:t xml:space="preserve">N = 100</w:t>
+              <w:t xml:space="preserve">N = 95</w:t>
+            </w:r>
+            <w:r>
+              <w:rPr>
+                <w:vertAlign w:val="superscript"/>
+                <w:i/>
+                <w:rFonts w:ascii="Calibri" w:hAnsi="Calibri"/>
+                <w:sz w:val="20"/>
+              </w:rPr>
+              <w:t xml:space="default">1</w:t>
+            </w:r>
+          </w:p>
+        </w:tc>
+        <w:tc>
+          <w:tcPr>
+            <w:tcBorders>
+              <w:bottom w:val="single" w:sz="16" w:space="0" w:color="D3D3D3"/>
+            </w:tcBorders>
+          </w:tcPr>
+          <w:p>
+            <w:pPr>
+              <w:spacing w:before="0" w:after="60"/>
+              <w:keepNext/>
+              <w:jc w:val="center"/>
+            </w:pPr>
+            <w:r>
+              <w:rPr>
+                <w:b w:val="true"/>
+                <w:rFonts w:ascii="Calibri" w:hAnsi="Calibri"/>
+                <w:sz w:val="20"/>
+              </w:rPr>
+              <w:t xml:space="preserve">Control</w:t>
+            </w:r>
+            <w:r>
+              <w:rPr>
+                <w:rFonts w:ascii="Calibri" w:hAnsi="Calibri"/>
+                <w:sz w:val="20"/>
+              </w:rPr>
+              <w:t xml:space="preserve"/>
+            </w:r>
+            <w:r xmlns:w="http://schemas.openxmlformats.org/wordprocessingml/2006/main">
+              <w:rPr>
+                <w:rFonts w:ascii="Calibri" w:hAnsi="Calibri"/>
+                <w:sz w:val="20"/>
+              </w:rPr>
+              <w:t xml:space="preserve"> </w:t>
+            </w:r>
+            <w:r>
+              <w:rPr>
+                <w:rFonts w:ascii="Calibri" w:hAnsi="Calibri"/>
+                <w:sz w:val="20"/>
+              </w:rPr>
+              <w:t xml:space="preserve">N = 251</w:t>
+            </w:r>
+            <w:r>
+              <w:rPr>
+                <w:vertAlign w:val="superscript"/>
+                <w:i/>
+                <w:rFonts w:ascii="Calibri" w:hAnsi="Calibri"/>
+                <w:sz w:val="20"/>
+              </w:rPr>
+              <w:t xml:space="default">1</w:t>
+            </w:r>
+          </w:p>
+        </w:tc>
+        <w:tc>
+          <w:tcPr>
+            <w:tcBorders>
+              <w:bottom w:val="single" w:sz="16" w:space="0" w:color="D3D3D3"/>
+              <w:end w:val="single" w:space="0" w:color="D3D3D3"/>
+            </w:tcBorders>
+          </w:tcPr>
+          <w:p>
+            <w:pPr>
+              <w:spacing w:before="0" w:after="60"/>
+              <w:keepNext/>
+              <w:jc w:val="center"/>
+            </w:pPr>
+            <w:r>
+              <w:rPr>
+                <w:b w:val="true"/>
+                <w:rFonts w:ascii="Calibri" w:hAnsi="Calibri"/>
+                <w:sz w:val="20"/>
+              </w:rPr>
+              <w:t xml:space="preserve">Intervention</w:t>
+            </w:r>
+            <w:r>
+              <w:rPr>
+                <w:rFonts w:ascii="Calibri" w:hAnsi="Calibri"/>
+                <w:sz w:val="20"/>
+              </w:rPr>
+              <w:t xml:space="preserve"/>
+            </w:r>
+            <w:r xmlns:w="http://schemas.openxmlformats.org/wordprocessingml/2006/main">
+              <w:rPr>
+                <w:rFonts w:ascii="Calibri" w:hAnsi="Calibri"/>
+                <w:sz w:val="20"/>
+              </w:rPr>
+              <w:t xml:space="preserve"> </w:t>
+            </w:r>
+            <w:r>
+              <w:rPr>
+                <w:rFonts w:ascii="Calibri" w:hAnsi="Calibri"/>
+                <w:sz w:val="20"/>
+              </w:rPr>
+              <w:t xml:space="preserve">N = 236</w:t>
             </w:r>
             <w:r>
               <w:rPr>
@@ -3793,7 +2573,55 @@
                 <w:rFonts w:ascii="Calibri" w:hAnsi="Calibri"/>
                 <w:sz w:val="20"/>
               </w:rPr>
-              <w:t xml:space="default">nec_2.f</w:t>
+              <w:t xml:space="default">Death by 36wPMA</w:t>
+            </w:r>
+          </w:p>
+        </w:tc>
+        <w:tc>
+          <w:tcPr>
+            <w:tcBorders>
+              <w:top w:val="single" w:space="0" w:color="D3D3D3"/>
+              <w:bottom w:val="single" w:space="0" w:color="D3D3D3"/>
+              <w:start w:val="single" w:space="0" w:color="D3D3D3"/>
+              <w:end w:val="single" w:space="0" w:color="D3D3D3"/>
+            </w:tcBorders>
+          </w:tcPr>
+          <w:p>
+            <w:pPr>
+              <w:spacing w:before="0" w:after="60"/>
+              <w:keepNext/>
+              <w:jc w:val="center"/>
+            </w:pPr>
+            <w:r>
+              <w:rPr>
+                <w:rFonts w:ascii="Calibri" w:hAnsi="Calibri"/>
+                <w:sz w:val="20"/>
+              </w:rPr>
+              <w:t xml:space="default"/>
+            </w:r>
+          </w:p>
+        </w:tc>
+        <w:tc>
+          <w:tcPr>
+            <w:tcBorders>
+              <w:top w:val="single" w:space="0" w:color="D3D3D3"/>
+              <w:bottom w:val="single" w:space="0" w:color="D3D3D3"/>
+              <w:start w:val="single" w:space="0" w:color="D3D3D3"/>
+              <w:end w:val="single" w:space="0" w:color="D3D3D3"/>
+            </w:tcBorders>
+          </w:tcPr>
+          <w:p>
+            <w:pPr>
+              <w:spacing w:before="0" w:after="60"/>
+              <w:keepNext/>
+              <w:jc w:val="center"/>
+            </w:pPr>
+            <w:r>
+              <w:rPr>
+                <w:rFonts w:ascii="Calibri" w:hAnsi="Calibri"/>
+                <w:sz w:val="20"/>
+              </w:rPr>
+              <w:t xml:space="default"/>
             </w:r>
           </w:p>
         </w:tc>
@@ -3894,31 +2722,79 @@
                 <w:rFonts w:ascii="Calibri" w:hAnsi="Calibri"/>
                 <w:sz w:val="20"/>
               </w:rPr>
-              <w:t xml:space="default">99/107 (93%)</w:t>
-            </w:r>
-          </w:p>
-        </w:tc>
-        <w:tc>
-          <w:tcPr>
-            <w:tcBorders>
-              <w:top w:val="single" w:space="0" w:color="D3D3D3"/>
-              <w:bottom w:val="single" w:space="0" w:color="D3D3D3"/>
-              <w:start w:val="single" w:space="0" w:color="D3D3D3"/>
-              <w:end w:val="single" w:space="0" w:color="D3D3D3"/>
-            </w:tcBorders>
-          </w:tcPr>
-          <w:p>
-            <w:pPr>
-              <w:spacing w:before="0" w:after="60"/>
-              <w:keepNext/>
-              <w:jc w:val="center"/>
-            </w:pPr>
-            <w:r>
-              <w:rPr>
-                <w:rFonts w:ascii="Calibri" w:hAnsi="Calibri"/>
-                <w:sz w:val="20"/>
-              </w:rPr>
-              <w:t xml:space="default">94/100 (94%)</w:t>
+              <w:t xml:space="default">105/109 (96%)</w:t>
+            </w:r>
+          </w:p>
+        </w:tc>
+        <w:tc>
+          <w:tcPr>
+            <w:tcBorders>
+              <w:top w:val="single" w:space="0" w:color="D3D3D3"/>
+              <w:bottom w:val="single" w:space="0" w:color="D3D3D3"/>
+              <w:start w:val="single" w:space="0" w:color="D3D3D3"/>
+              <w:end w:val="single" w:space="0" w:color="D3D3D3"/>
+            </w:tcBorders>
+          </w:tcPr>
+          <w:p>
+            <w:pPr>
+              <w:spacing w:before="0" w:after="60"/>
+              <w:keepNext/>
+              <w:jc w:val="center"/>
+            </w:pPr>
+            <w:r>
+              <w:rPr>
+                <w:rFonts w:ascii="Calibri" w:hAnsi="Calibri"/>
+                <w:sz w:val="20"/>
+              </w:rPr>
+              <w:t xml:space="default">92/95 (97%)</w:t>
+            </w:r>
+          </w:p>
+        </w:tc>
+        <w:tc>
+          <w:tcPr>
+            <w:tcBorders>
+              <w:top w:val="single" w:space="0" w:color="D3D3D3"/>
+              <w:bottom w:val="single" w:space="0" w:color="D3D3D3"/>
+              <w:start w:val="single" w:space="0" w:color="D3D3D3"/>
+              <w:end w:val="single" w:space="0" w:color="D3D3D3"/>
+            </w:tcBorders>
+          </w:tcPr>
+          <w:p>
+            <w:pPr>
+              <w:spacing w:before="0" w:after="60"/>
+              <w:keepNext/>
+              <w:jc w:val="center"/>
+            </w:pPr>
+            <w:r>
+              <w:rPr>
+                <w:rFonts w:ascii="Calibri" w:hAnsi="Calibri"/>
+                <w:sz w:val="20"/>
+              </w:rPr>
+              <w:t xml:space="default">249/251 (99%)</w:t>
+            </w:r>
+          </w:p>
+        </w:tc>
+        <w:tc>
+          <w:tcPr>
+            <w:tcBorders>
+              <w:top w:val="single" w:space="0" w:color="D3D3D3"/>
+              <w:bottom w:val="single" w:space="0" w:color="D3D3D3"/>
+              <w:start w:val="single" w:space="0" w:color="D3D3D3"/>
+              <w:end w:val="single" w:space="0" w:color="D3D3D3"/>
+            </w:tcBorders>
+          </w:tcPr>
+          <w:p>
+            <w:pPr>
+              <w:spacing w:before="0" w:after="60"/>
+              <w:keepNext/>
+              <w:jc w:val="center"/>
+            </w:pPr>
+            <w:r>
+              <w:rPr>
+                <w:rFonts w:ascii="Calibri" w:hAnsi="Calibri"/>
+                <w:sz w:val="20"/>
+              </w:rPr>
+              <w:t xml:space="default">234/234 (100%)</w:t>
             </w:r>
           </w:p>
         </w:tc>
@@ -3971,31 +2847,79 @@
                 <w:rFonts w:ascii="Calibri" w:hAnsi="Calibri"/>
                 <w:sz w:val="20"/>
               </w:rPr>
-              <w:t xml:space="default">8/107 (7.5%)</w:t>
-            </w:r>
-          </w:p>
-        </w:tc>
-        <w:tc>
-          <w:tcPr>
-            <w:tcBorders>
-              <w:top w:val="single" w:space="0" w:color="D3D3D3"/>
-              <w:bottom w:val="single" w:space="0" w:color="D3D3D3"/>
-              <w:start w:val="single" w:space="0" w:color="D3D3D3"/>
-              <w:end w:val="single" w:space="0" w:color="D3D3D3"/>
-            </w:tcBorders>
-          </w:tcPr>
-          <w:p>
-            <w:pPr>
-              <w:spacing w:before="0" w:after="60"/>
-              <w:keepNext/>
-              <w:jc w:val="center"/>
-            </w:pPr>
-            <w:r>
-              <w:rPr>
-                <w:rFonts w:ascii="Calibri" w:hAnsi="Calibri"/>
-                <w:sz w:val="20"/>
-              </w:rPr>
-              <w:t xml:space="default">6/100 (6.0%)</w:t>
+              <w:t xml:space="default">4/109 (3.7%)</w:t>
+            </w:r>
+          </w:p>
+        </w:tc>
+        <w:tc>
+          <w:tcPr>
+            <w:tcBorders>
+              <w:top w:val="single" w:space="0" w:color="D3D3D3"/>
+              <w:bottom w:val="single" w:space="0" w:color="D3D3D3"/>
+              <w:start w:val="single" w:space="0" w:color="D3D3D3"/>
+              <w:end w:val="single" w:space="0" w:color="D3D3D3"/>
+            </w:tcBorders>
+          </w:tcPr>
+          <w:p>
+            <w:pPr>
+              <w:spacing w:before="0" w:after="60"/>
+              <w:keepNext/>
+              <w:jc w:val="center"/>
+            </w:pPr>
+            <w:r>
+              <w:rPr>
+                <w:rFonts w:ascii="Calibri" w:hAnsi="Calibri"/>
+                <w:sz w:val="20"/>
+              </w:rPr>
+              <w:t xml:space="default">3/95 (3.2%)</w:t>
+            </w:r>
+          </w:p>
+        </w:tc>
+        <w:tc>
+          <w:tcPr>
+            <w:tcBorders>
+              <w:top w:val="single" w:space="0" w:color="D3D3D3"/>
+              <w:bottom w:val="single" w:space="0" w:color="D3D3D3"/>
+              <w:start w:val="single" w:space="0" w:color="D3D3D3"/>
+              <w:end w:val="single" w:space="0" w:color="D3D3D3"/>
+            </w:tcBorders>
+          </w:tcPr>
+          <w:p>
+            <w:pPr>
+              <w:spacing w:before="0" w:after="60"/>
+              <w:keepNext/>
+              <w:jc w:val="center"/>
+            </w:pPr>
+            <w:r>
+              <w:rPr>
+                <w:rFonts w:ascii="Calibri" w:hAnsi="Calibri"/>
+                <w:sz w:val="20"/>
+              </w:rPr>
+              <w:t xml:space="default">2/251 (0.8%)</w:t>
+            </w:r>
+          </w:p>
+        </w:tc>
+        <w:tc>
+          <w:tcPr>
+            <w:tcBorders>
+              <w:top w:val="single" w:space="0" w:color="D3D3D3"/>
+              <w:bottom w:val="single" w:space="0" w:color="D3D3D3"/>
+              <w:start w:val="single" w:space="0" w:color="D3D3D3"/>
+              <w:end w:val="single" w:space="0" w:color="D3D3D3"/>
+            </w:tcBorders>
+          </w:tcPr>
+          <w:p>
+            <w:pPr>
+              <w:spacing w:before="0" w:after="60"/>
+              <w:keepNext/>
+              <w:jc w:val="center"/>
+            </w:pPr>
+            <w:r>
+              <w:rPr>
+                <w:rFonts w:ascii="Calibri" w:hAnsi="Calibri"/>
+                <w:sz w:val="20"/>
+              </w:rPr>
+              <w:t xml:space="default">0/234 (0%)</w:t>
             </w:r>
           </w:p>
         </w:tc>
@@ -4006,7 +2930,132 @@
         </w:trPr>
         <w:tc>
           <w:tcPr>
-            <w:gridSpan w:val="3"/>
+            <w:tcBorders>
+              <w:top w:val="single" w:space="0" w:color="D3D3D3"/>
+              <w:bottom w:val="single" w:space="0" w:color="D3D3D3"/>
+              <w:start w:val="single" w:space="0" w:color="D3D3D3"/>
+              <w:end w:val="single" w:space="0" w:color="D3D3D3"/>
+            </w:tcBorders>
+          </w:tcPr>
+          <w:p>
+            <w:pPr>
+              <w:spacing w:before="0" w:after="60"/>
+              <w:keepNext/>
+              <w:jc w:val="start"/>
+            </w:pPr>
+            <w:r>
+              <w:rPr>
+                <w:rFonts w:ascii="Calibri" w:hAnsi="Calibri"/>
+                <w:sz w:val="20"/>
+              </w:rPr>
+              <w:t xml:space="default">    Unknown</w:t>
+            </w:r>
+          </w:p>
+        </w:tc>
+        <w:tc>
+          <w:tcPr>
+            <w:tcBorders>
+              <w:top w:val="single" w:space="0" w:color="D3D3D3"/>
+              <w:bottom w:val="single" w:space="0" w:color="D3D3D3"/>
+              <w:start w:val="single" w:space="0" w:color="D3D3D3"/>
+              <w:end w:val="single" w:space="0" w:color="D3D3D3"/>
+            </w:tcBorders>
+          </w:tcPr>
+          <w:p>
+            <w:pPr>
+              <w:spacing w:before="0" w:after="60"/>
+              <w:keepNext/>
+              <w:jc w:val="center"/>
+            </w:pPr>
+            <w:r>
+              <w:rPr>
+                <w:rFonts w:ascii="Calibri" w:hAnsi="Calibri"/>
+                <w:sz w:val="20"/>
+              </w:rPr>
+              <w:t xml:space="default"/>
+            </w:r>
+          </w:p>
+        </w:tc>
+        <w:tc>
+          <w:tcPr>
+            <w:tcBorders>
+              <w:top w:val="single" w:space="0" w:color="D3D3D3"/>
+              <w:bottom w:val="single" w:space="0" w:color="D3D3D3"/>
+              <w:start w:val="single" w:space="0" w:color="D3D3D3"/>
+              <w:end w:val="single" w:space="0" w:color="D3D3D3"/>
+            </w:tcBorders>
+          </w:tcPr>
+          <w:p>
+            <w:pPr>
+              <w:spacing w:before="0" w:after="60"/>
+              <w:keepNext/>
+              <w:jc w:val="center"/>
+            </w:pPr>
+            <w:r>
+              <w:rPr>
+                <w:rFonts w:ascii="Calibri" w:hAnsi="Calibri"/>
+                <w:sz w:val="20"/>
+              </w:rPr>
+              <w:t xml:space="default"/>
+            </w:r>
+          </w:p>
+        </w:tc>
+        <w:tc>
+          <w:tcPr>
+            <w:tcBorders>
+              <w:top w:val="single" w:space="0" w:color="D3D3D3"/>
+              <w:bottom w:val="single" w:space="0" w:color="D3D3D3"/>
+              <w:start w:val="single" w:space="0" w:color="D3D3D3"/>
+              <w:end w:val="single" w:space="0" w:color="D3D3D3"/>
+            </w:tcBorders>
+          </w:tcPr>
+          <w:p>
+            <w:pPr>
+              <w:spacing w:before="0" w:after="60"/>
+              <w:keepNext/>
+              <w:jc w:val="center"/>
+            </w:pPr>
+            <w:r>
+              <w:rPr>
+                <w:rFonts w:ascii="Calibri" w:hAnsi="Calibri"/>
+                <w:sz w:val="20"/>
+              </w:rPr>
+              <w:t xml:space="default">0</w:t>
+            </w:r>
+          </w:p>
+        </w:tc>
+        <w:tc>
+          <w:tcPr>
+            <w:tcBorders>
+              <w:top w:val="single" w:space="0" w:color="D3D3D3"/>
+              <w:bottom w:val="single" w:space="0" w:color="D3D3D3"/>
+              <w:start w:val="single" w:space="0" w:color="D3D3D3"/>
+              <w:end w:val="single" w:space="0" w:color="D3D3D3"/>
+            </w:tcBorders>
+          </w:tcPr>
+          <w:p>
+            <w:pPr>
+              <w:spacing w:before="0" w:after="60"/>
+              <w:keepNext/>
+              <w:jc w:val="center"/>
+            </w:pPr>
+            <w:r>
+              <w:rPr>
+                <w:rFonts w:ascii="Calibri" w:hAnsi="Calibri"/>
+                <w:sz w:val="20"/>
+              </w:rPr>
+              <w:t xml:space="default">2</w:t>
+            </w:r>
+          </w:p>
+        </w:tc>
+      </w:tr>
+      <w:tr>
+        <w:trPr>
+          <w:cantSplit/>
+        </w:trPr>
+        <w:tc>
+          <w:tcPr>
+            <w:gridSpan w:val="5"/>
           </w:tcPr>
           <w:p>
             <w:pPr>
@@ -4054,23 +3103,20 @@
           <w:tcPr>
             <w:tcBorders>
               <w:top w:val="single" w:sz="16" w:space="0" w:color="D3D3D3"/>
-              <w:bottom w:val="single" w:sz="16" w:space="0" w:color="D3D3D3"/>
-              <w:start w:val="single" w:space="0" w:color="D3D3D3"/>
-            </w:tcBorders>
-          </w:tcPr>
-          <w:p>
-            <w:pPr>
-              <w:spacing w:before="0" w:after="60"/>
-              <w:keepNext/>
-              <w:jc w:val="start"/>
-            </w:pPr>
-            <w:r>
-              <w:rPr>
-                <w:b w:val="true"/>
-                <w:rFonts w:ascii="Calibri" w:hAnsi="Calibri"/>
-                <w:sz w:val="20"/>
-              </w:rPr>
-              <w:t xml:space="preserve">Characteristic</w:t>
+              <w:start w:val="single" w:space="0" w:color="D3D3D3"/>
+            </w:tcBorders>
+          </w:tcPr>
+          <w:p>
+            <w:pPr>
+              <w:spacing w:before="0" w:after="60"/>
+              <w:keepNext/>
+            </w:pPr>
+            <w:r>
+              <w:rPr>
+                <w:rFonts w:ascii="Calibri" w:hAnsi="Calibri"/>
+                <w:sz w:val="20"/>
+              </w:rPr>
+              <w:t xml:space="default"/>
             </w:r>
           </w:p>
         </w:tc>
@@ -4080,6 +3126,7 @@
               <w:top w:val="single" w:sz="16" w:space="0" w:color="D3D3D3"/>
               <w:bottom w:val="single" w:sz="16" w:space="0" w:color="D3D3D3"/>
             </w:tcBorders>
+            <w:gridSpan w:val="2"/>
           </w:tcPr>
           <w:p>
             <w:pPr>
@@ -4093,7 +3140,83 @@
                 <w:rFonts w:ascii="Calibri" w:hAnsi="Calibri"/>
                 <w:sz w:val="20"/>
               </w:rPr>
-              <w:t xml:space="preserve">Control</w:t>
+              <w:t xml:space="preserve">1</w:t>
+            </w:r>
+          </w:p>
+        </w:tc>
+        <w:tc>
+          <w:tcPr>
+            <w:tcBorders>
+              <w:top w:val="single" w:sz="16" w:space="0" w:color="D3D3D3"/>
+              <w:bottom w:val="single" w:sz="16" w:space="0" w:color="D3D3D3"/>
+              <w:end w:val="single" w:space="0" w:color="D3D3D3"/>
+            </w:tcBorders>
+            <w:gridSpan w:val="2"/>
+          </w:tcPr>
+          <w:p>
+            <w:pPr>
+              <w:spacing w:before="0" w:after="60"/>
+              <w:keepNext/>
+              <w:jc w:val="center"/>
+            </w:pPr>
+            <w:r>
+              <w:rPr>
+                <w:b w:val="true"/>
+                <w:rFonts w:ascii="Calibri" w:hAnsi="Calibri"/>
+                <w:sz w:val="20"/>
+              </w:rPr>
+              <w:t xml:space="preserve">2</w:t>
+            </w:r>
+          </w:p>
+        </w:tc>
+      </w:tr>
+      <w:tr>
+        <w:trPr>
+          <w:cantSplit/>
+          <w:tblHeader/>
+        </w:trPr>
+        <w:tc>
+          <w:tcPr>
+            <w:tcBorders>
+              <w:bottom w:val="single" w:sz="16" w:space="0" w:color="D3D3D3"/>
+              <w:start w:val="single" w:space="0" w:color="D3D3D3"/>
+            </w:tcBorders>
+          </w:tcPr>
+          <w:p>
+            <w:pPr>
+              <w:spacing w:before="0" w:after="60"/>
+              <w:keepNext/>
+              <w:jc w:val="start"/>
+            </w:pPr>
+            <w:r>
+              <w:rPr>
+                <w:b w:val="true"/>
+                <w:rFonts w:ascii="Calibri" w:hAnsi="Calibri"/>
+                <w:sz w:val="20"/>
+              </w:rPr>
+              <w:t xml:space="preserve">Characteristic</w:t>
+            </w:r>
+          </w:p>
+        </w:tc>
+        <w:tc>
+          <w:tcPr>
+            <w:tcBorders>
+              <w:bottom w:val="single" w:sz="16" w:space="0" w:color="D3D3D3"/>
+            </w:tcBorders>
+          </w:tcPr>
+          <w:p>
+            <w:pPr>
+              <w:spacing w:before="0" w:after="60"/>
+              <w:keepNext/>
+              <w:jc w:val="center"/>
+            </w:pPr>
+            <w:r>
+              <w:rPr>
+                <w:b w:val="true"/>
+                <w:rFonts w:ascii="Calibri" w:hAnsi="Calibri"/>
+                <w:sz w:val="20"/>
+              </w:rPr>
+              <w:t xml:space="preserve">0</w:t>
             </w:r>
             <w:r>
               <w:rPr>
@@ -4114,7 +3237,7 @@
                 <w:rFonts w:ascii="Calibri" w:hAnsi="Calibri"/>
                 <w:sz w:val="20"/>
               </w:rPr>
-              <w:t xml:space="preserve">N = 248</w:t>
+              <w:t xml:space="preserve">N = 105</w:t>
             </w:r>
             <w:r>
               <w:rPr>
@@ -4130,9 +3253,7 @@
         <w:tc>
           <w:tcPr>
             <w:tcBorders>
-              <w:top w:val="single" w:sz="16" w:space="0" w:color="D3D3D3"/>
               <w:bottom w:val="single" w:sz="16" w:space="0" w:color="D3D3D3"/>
-              <w:end w:val="single" w:space="0" w:color="D3D3D3"/>
             </w:tcBorders>
           </w:tcPr>
           <w:p>
@@ -4147,7 +3268,7 @@
                 <w:rFonts w:ascii="Calibri" w:hAnsi="Calibri"/>
                 <w:sz w:val="20"/>
               </w:rPr>
-              <w:t xml:space="preserve">Intervention</w:t>
+              <w:t xml:space="preserve">1</w:t>
             </w:r>
             <w:r>
               <w:rPr>
@@ -4168,7 +3289,112 @@
                 <w:rFonts w:ascii="Calibri" w:hAnsi="Calibri"/>
                 <w:sz w:val="20"/>
               </w:rPr>
-              <w:t xml:space="preserve">N = 238</w:t>
+              <w:t xml:space="preserve">N = 92</w:t>
+            </w:r>
+            <w:r>
+              <w:rPr>
+                <w:vertAlign w:val="superscript"/>
+                <w:i/>
+                <w:rFonts w:ascii="Calibri" w:hAnsi="Calibri"/>
+                <w:sz w:val="20"/>
+              </w:rPr>
+              <w:t xml:space="default">1</w:t>
+            </w:r>
+          </w:p>
+        </w:tc>
+        <w:tc>
+          <w:tcPr>
+            <w:tcBorders>
+              <w:bottom w:val="single" w:sz="16" w:space="0" w:color="D3D3D3"/>
+            </w:tcBorders>
+          </w:tcPr>
+          <w:p>
+            <w:pPr>
+              <w:spacing w:before="0" w:after="60"/>
+              <w:keepNext/>
+              <w:jc w:val="center"/>
+            </w:pPr>
+            <w:r>
+              <w:rPr>
+                <w:b w:val="true"/>
+                <w:rFonts w:ascii="Calibri" w:hAnsi="Calibri"/>
+                <w:sz w:val="20"/>
+              </w:rPr>
+              <w:t xml:space="preserve">0</w:t>
+            </w:r>
+            <w:r>
+              <w:rPr>
+                <w:rFonts w:ascii="Calibri" w:hAnsi="Calibri"/>
+                <w:sz w:val="20"/>
+              </w:rPr>
+              <w:t xml:space="preserve"/>
+            </w:r>
+            <w:r xmlns:w="http://schemas.openxmlformats.org/wordprocessingml/2006/main">
+              <w:rPr>
+                <w:rFonts w:ascii="Calibri" w:hAnsi="Calibri"/>
+                <w:sz w:val="20"/>
+              </w:rPr>
+              <w:t xml:space="preserve"> </w:t>
+            </w:r>
+            <w:r>
+              <w:rPr>
+                <w:rFonts w:ascii="Calibri" w:hAnsi="Calibri"/>
+                <w:sz w:val="20"/>
+              </w:rPr>
+              <w:t xml:space="preserve">N = 249</w:t>
+            </w:r>
+            <w:r>
+              <w:rPr>
+                <w:vertAlign w:val="superscript"/>
+                <w:i/>
+                <w:rFonts w:ascii="Calibri" w:hAnsi="Calibri"/>
+                <w:sz w:val="20"/>
+              </w:rPr>
+              <w:t xml:space="default">1</w:t>
+            </w:r>
+          </w:p>
+        </w:tc>
+        <w:tc>
+          <w:tcPr>
+            <w:tcBorders>
+              <w:bottom w:val="single" w:sz="16" w:space="0" w:color="D3D3D3"/>
+              <w:end w:val="single" w:space="0" w:color="D3D3D3"/>
+            </w:tcBorders>
+          </w:tcPr>
+          <w:p>
+            <w:pPr>
+              <w:spacing w:before="0" w:after="60"/>
+              <w:keepNext/>
+              <w:jc w:val="center"/>
+            </w:pPr>
+            <w:r>
+              <w:rPr>
+                <w:b w:val="true"/>
+                <w:rFonts w:ascii="Calibri" w:hAnsi="Calibri"/>
+                <w:sz w:val="20"/>
+              </w:rPr>
+              <w:t xml:space="preserve">1</w:t>
+            </w:r>
+            <w:r>
+              <w:rPr>
+                <w:rFonts w:ascii="Calibri" w:hAnsi="Calibri"/>
+                <w:sz w:val="20"/>
+              </w:rPr>
+              <w:t xml:space="preserve"/>
+            </w:r>
+            <w:r xmlns:w="http://schemas.openxmlformats.org/wordprocessingml/2006/main">
+              <w:rPr>
+                <w:rFonts w:ascii="Calibri" w:hAnsi="Calibri"/>
+                <w:sz w:val="20"/>
+              </w:rPr>
+              <w:t xml:space="preserve"> </w:t>
+            </w:r>
+            <w:r>
+              <w:rPr>
+                <w:rFonts w:ascii="Calibri" w:hAnsi="Calibri"/>
+                <w:sz w:val="20"/>
+              </w:rPr>
+              <w:t xml:space="preserve">N = 234</w:t>
             </w:r>
             <w:r>
               <w:rPr>
@@ -4206,55 +3432,103 @@
                 <w:rFonts w:ascii="Calibri" w:hAnsi="Calibri"/>
                 <w:sz w:val="20"/>
               </w:rPr>
-              <w:t xml:space="default">nec_2.f</w:t>
-            </w:r>
-          </w:p>
-        </w:tc>
-        <w:tc>
-          <w:tcPr>
-            <w:tcBorders>
-              <w:top w:val="single" w:space="0" w:color="D3D3D3"/>
-              <w:bottom w:val="single" w:space="0" w:color="D3D3D3"/>
-              <w:start w:val="single" w:space="0" w:color="D3D3D3"/>
-              <w:end w:val="single" w:space="0" w:color="D3D3D3"/>
-            </w:tcBorders>
-          </w:tcPr>
-          <w:p>
-            <w:pPr>
-              <w:spacing w:before="0" w:after="60"/>
-              <w:keepNext/>
-              <w:jc w:val="center"/>
-            </w:pPr>
-            <w:r>
-              <w:rPr>
-                <w:rFonts w:ascii="Calibri" w:hAnsi="Calibri"/>
-                <w:sz w:val="20"/>
-              </w:rPr>
-              <w:t xml:space="default"/>
-            </w:r>
-          </w:p>
-        </w:tc>
-        <w:tc>
-          <w:tcPr>
-            <w:tcBorders>
-              <w:top w:val="single" w:space="0" w:color="D3D3D3"/>
-              <w:bottom w:val="single" w:space="0" w:color="D3D3D3"/>
-              <w:start w:val="single" w:space="0" w:color="D3D3D3"/>
-              <w:end w:val="single" w:space="0" w:color="D3D3D3"/>
-            </w:tcBorders>
-          </w:tcPr>
-          <w:p>
-            <w:pPr>
-              <w:spacing w:before="0" w:after="60"/>
-              <w:keepNext/>
-              <w:jc w:val="center"/>
-            </w:pPr>
-            <w:r>
-              <w:rPr>
-                <w:rFonts w:ascii="Calibri" w:hAnsi="Calibri"/>
-                <w:sz w:val="20"/>
-              </w:rPr>
-              <w:t xml:space="default"/>
+              <w:t xml:space="default">Weight Z-score</w:t>
+            </w:r>
+          </w:p>
+        </w:tc>
+        <w:tc>
+          <w:tcPr>
+            <w:tcBorders>
+              <w:top w:val="single" w:space="0" w:color="D3D3D3"/>
+              <w:bottom w:val="single" w:space="0" w:color="D3D3D3"/>
+              <w:start w:val="single" w:space="0" w:color="D3D3D3"/>
+              <w:end w:val="single" w:space="0" w:color="D3D3D3"/>
+            </w:tcBorders>
+          </w:tcPr>
+          <w:p>
+            <w:pPr>
+              <w:spacing w:before="0" w:after="60"/>
+              <w:keepNext/>
+              <w:jc w:val="center"/>
+            </w:pPr>
+            <w:r>
+              <w:rPr>
+                <w:rFonts w:ascii="Calibri" w:hAnsi="Calibri"/>
+                <w:sz w:val="20"/>
+              </w:rPr>
+              <w:t xml:space="default">-0.87 (-1.83, 0.01)</w:t>
+            </w:r>
+          </w:p>
+        </w:tc>
+        <w:tc>
+          <w:tcPr>
+            <w:tcBorders>
+              <w:top w:val="single" w:space="0" w:color="D3D3D3"/>
+              <w:bottom w:val="single" w:space="0" w:color="D3D3D3"/>
+              <w:start w:val="single" w:space="0" w:color="D3D3D3"/>
+              <w:end w:val="single" w:space="0" w:color="D3D3D3"/>
+            </w:tcBorders>
+          </w:tcPr>
+          <w:p>
+            <w:pPr>
+              <w:spacing w:before="0" w:after="60"/>
+              <w:keepNext/>
+              <w:jc w:val="center"/>
+            </w:pPr>
+            <w:r>
+              <w:rPr>
+                <w:rFonts w:ascii="Calibri" w:hAnsi="Calibri"/>
+                <w:sz w:val="20"/>
+              </w:rPr>
+              <w:t xml:space="default">-0.60 (-1.62, 0.05)</w:t>
+            </w:r>
+          </w:p>
+        </w:tc>
+        <w:tc>
+          <w:tcPr>
+            <w:tcBorders>
+              <w:top w:val="single" w:space="0" w:color="D3D3D3"/>
+              <w:bottom w:val="single" w:space="0" w:color="D3D3D3"/>
+              <w:start w:val="single" w:space="0" w:color="D3D3D3"/>
+              <w:end w:val="single" w:space="0" w:color="D3D3D3"/>
+            </w:tcBorders>
+          </w:tcPr>
+          <w:p>
+            <w:pPr>
+              <w:spacing w:before="0" w:after="60"/>
+              <w:keepNext/>
+              <w:jc w:val="center"/>
+            </w:pPr>
+            <w:r>
+              <w:rPr>
+                <w:rFonts w:ascii="Calibri" w:hAnsi="Calibri"/>
+                <w:sz w:val="20"/>
+              </w:rPr>
+              <w:t xml:space="default">-0.66 (-1.37, -0.04)</w:t>
+            </w:r>
+          </w:p>
+        </w:tc>
+        <w:tc>
+          <w:tcPr>
+            <w:tcBorders>
+              <w:top w:val="single" w:space="0" w:color="D3D3D3"/>
+              <w:bottom w:val="single" w:space="0" w:color="D3D3D3"/>
+              <w:start w:val="single" w:space="0" w:color="D3D3D3"/>
+              <w:end w:val="single" w:space="0" w:color="D3D3D3"/>
+            </w:tcBorders>
+          </w:tcPr>
+          <w:p>
+            <w:pPr>
+              <w:spacing w:before="0" w:after="60"/>
+              <w:keepNext/>
+              <w:jc w:val="center"/>
+            </w:pPr>
+            <w:r>
+              <w:rPr>
+                <w:rFonts w:ascii="Calibri" w:hAnsi="Calibri"/>
+                <w:sz w:val="20"/>
+              </w:rPr>
+              <w:t xml:space="default">-0.59 (-1.42, -0.04)</w:t>
             </w:r>
           </w:p>
         </w:tc>
@@ -4283,55 +3557,103 @@
                 <w:rFonts w:ascii="Calibri" w:hAnsi="Calibri"/>
                 <w:sz w:val="20"/>
               </w:rPr>
-              <w:t xml:space="default">    0</w:t>
-            </w:r>
-          </w:p>
-        </w:tc>
-        <w:tc>
-          <w:tcPr>
-            <w:tcBorders>
-              <w:top w:val="single" w:space="0" w:color="D3D3D3"/>
-              <w:bottom w:val="single" w:space="0" w:color="D3D3D3"/>
-              <w:start w:val="single" w:space="0" w:color="D3D3D3"/>
-              <w:end w:val="single" w:space="0" w:color="D3D3D3"/>
-            </w:tcBorders>
-          </w:tcPr>
-          <w:p>
-            <w:pPr>
-              <w:spacing w:before="0" w:after="60"/>
-              <w:keepNext/>
-              <w:jc w:val="center"/>
-            </w:pPr>
-            <w:r>
-              <w:rPr>
-                <w:rFonts w:ascii="Calibri" w:hAnsi="Calibri"/>
-                <w:sz w:val="20"/>
-              </w:rPr>
-              <w:t xml:space="default">241/248 (97%)</w:t>
-            </w:r>
-          </w:p>
-        </w:tc>
-        <w:tc>
-          <w:tcPr>
-            <w:tcBorders>
-              <w:top w:val="single" w:space="0" w:color="D3D3D3"/>
-              <w:bottom w:val="single" w:space="0" w:color="D3D3D3"/>
-              <w:start w:val="single" w:space="0" w:color="D3D3D3"/>
-              <w:end w:val="single" w:space="0" w:color="D3D3D3"/>
-            </w:tcBorders>
-          </w:tcPr>
-          <w:p>
-            <w:pPr>
-              <w:spacing w:before="0" w:after="60"/>
-              <w:keepNext/>
-              <w:jc w:val="center"/>
-            </w:pPr>
-            <w:r>
-              <w:rPr>
-                <w:rFonts w:ascii="Calibri" w:hAnsi="Calibri"/>
-                <w:sz w:val="20"/>
-              </w:rPr>
-              <w:t xml:space="default">238/238 (100%)</w:t>
+              <w:t xml:space="default">    Unknown</w:t>
+            </w:r>
+          </w:p>
+        </w:tc>
+        <w:tc>
+          <w:tcPr>
+            <w:tcBorders>
+              <w:top w:val="single" w:space="0" w:color="D3D3D3"/>
+              <w:bottom w:val="single" w:space="0" w:color="D3D3D3"/>
+              <w:start w:val="single" w:space="0" w:color="D3D3D3"/>
+              <w:end w:val="single" w:space="0" w:color="D3D3D3"/>
+            </w:tcBorders>
+          </w:tcPr>
+          <w:p>
+            <w:pPr>
+              <w:spacing w:before="0" w:after="60"/>
+              <w:keepNext/>
+              <w:jc w:val="center"/>
+            </w:pPr>
+            <w:r>
+              <w:rPr>
+                <w:rFonts w:ascii="Calibri" w:hAnsi="Calibri"/>
+                <w:sz w:val="20"/>
+              </w:rPr>
+              <w:t xml:space="default">2</w:t>
+            </w:r>
+          </w:p>
+        </w:tc>
+        <w:tc>
+          <w:tcPr>
+            <w:tcBorders>
+              <w:top w:val="single" w:space="0" w:color="D3D3D3"/>
+              <w:bottom w:val="single" w:space="0" w:color="D3D3D3"/>
+              <w:start w:val="single" w:space="0" w:color="D3D3D3"/>
+              <w:end w:val="single" w:space="0" w:color="D3D3D3"/>
+            </w:tcBorders>
+          </w:tcPr>
+          <w:p>
+            <w:pPr>
+              <w:spacing w:before="0" w:after="60"/>
+              <w:keepNext/>
+              <w:jc w:val="center"/>
+            </w:pPr>
+            <w:r>
+              <w:rPr>
+                <w:rFonts w:ascii="Calibri" w:hAnsi="Calibri"/>
+                <w:sz w:val="20"/>
+              </w:rPr>
+              <w:t xml:space="default">0</w:t>
+            </w:r>
+          </w:p>
+        </w:tc>
+        <w:tc>
+          <w:tcPr>
+            <w:tcBorders>
+              <w:top w:val="single" w:space="0" w:color="D3D3D3"/>
+              <w:bottom w:val="single" w:space="0" w:color="D3D3D3"/>
+              <w:start w:val="single" w:space="0" w:color="D3D3D3"/>
+              <w:end w:val="single" w:space="0" w:color="D3D3D3"/>
+            </w:tcBorders>
+          </w:tcPr>
+          <w:p>
+            <w:pPr>
+              <w:spacing w:before="0" w:after="60"/>
+              <w:keepNext/>
+              <w:jc w:val="center"/>
+            </w:pPr>
+            <w:r>
+              <w:rPr>
+                <w:rFonts w:ascii="Calibri" w:hAnsi="Calibri"/>
+                <w:sz w:val="20"/>
+              </w:rPr>
+              <w:t xml:space="default">5</w:t>
+            </w:r>
+          </w:p>
+        </w:tc>
+        <w:tc>
+          <w:tcPr>
+            <w:tcBorders>
+              <w:top w:val="single" w:space="0" w:color="D3D3D3"/>
+              <w:bottom w:val="single" w:space="0" w:color="D3D3D3"/>
+              <w:start w:val="single" w:space="0" w:color="D3D3D3"/>
+              <w:end w:val="single" w:space="0" w:color="D3D3D3"/>
+            </w:tcBorders>
+          </w:tcPr>
+          <w:p>
+            <w:pPr>
+              <w:spacing w:before="0" w:after="60"/>
+              <w:keepNext/>
+              <w:jc w:val="center"/>
+            </w:pPr>
+            <w:r>
+              <w:rPr>
+                <w:rFonts w:ascii="Calibri" w:hAnsi="Calibri"/>
+                <w:sz w:val="20"/>
+              </w:rPr>
+              <w:t xml:space="default">1</w:t>
             </w:r>
           </w:p>
         </w:tc>
@@ -4360,55 +3682,103 @@
                 <w:rFonts w:ascii="Calibri" w:hAnsi="Calibri"/>
                 <w:sz w:val="20"/>
               </w:rPr>
-              <w:t xml:space="default">    1</w:t>
-            </w:r>
-          </w:p>
-        </w:tc>
-        <w:tc>
-          <w:tcPr>
-            <w:tcBorders>
-              <w:top w:val="single" w:space="0" w:color="D3D3D3"/>
-              <w:bottom w:val="single" w:space="0" w:color="D3D3D3"/>
-              <w:start w:val="single" w:space="0" w:color="D3D3D3"/>
-              <w:end w:val="single" w:space="0" w:color="D3D3D3"/>
-            </w:tcBorders>
-          </w:tcPr>
-          <w:p>
-            <w:pPr>
-              <w:spacing w:before="0" w:after="60"/>
-              <w:keepNext/>
-              <w:jc w:val="center"/>
-            </w:pPr>
-            <w:r>
-              <w:rPr>
-                <w:rFonts w:ascii="Calibri" w:hAnsi="Calibri"/>
-                <w:sz w:val="20"/>
-              </w:rPr>
-              <w:t xml:space="default">7/248 (2.8%)</w:t>
-            </w:r>
-          </w:p>
-        </w:tc>
-        <w:tc>
-          <w:tcPr>
-            <w:tcBorders>
-              <w:top w:val="single" w:space="0" w:color="D3D3D3"/>
-              <w:bottom w:val="single" w:space="0" w:color="D3D3D3"/>
-              <w:start w:val="single" w:space="0" w:color="D3D3D3"/>
-              <w:end w:val="single" w:space="0" w:color="D3D3D3"/>
-            </w:tcBorders>
-          </w:tcPr>
-          <w:p>
-            <w:pPr>
-              <w:spacing w:before="0" w:after="60"/>
-              <w:keepNext/>
-              <w:jc w:val="center"/>
-            </w:pPr>
-            <w:r>
-              <w:rPr>
-                <w:rFonts w:ascii="Calibri" w:hAnsi="Calibri"/>
-                <w:sz w:val="20"/>
-              </w:rPr>
-              <w:t xml:space="default">0/238 (0%)</w:t>
+              <w:t xml:space="default">Length Z-score</w:t>
+            </w:r>
+          </w:p>
+        </w:tc>
+        <w:tc>
+          <w:tcPr>
+            <w:tcBorders>
+              <w:top w:val="single" w:space="0" w:color="D3D3D3"/>
+              <w:bottom w:val="single" w:space="0" w:color="D3D3D3"/>
+              <w:start w:val="single" w:space="0" w:color="D3D3D3"/>
+              <w:end w:val="single" w:space="0" w:color="D3D3D3"/>
+            </w:tcBorders>
+          </w:tcPr>
+          <w:p>
+            <w:pPr>
+              <w:spacing w:before="0" w:after="60"/>
+              <w:keepNext/>
+              <w:jc w:val="center"/>
+            </w:pPr>
+            <w:r>
+              <w:rPr>
+                <w:rFonts w:ascii="Calibri" w:hAnsi="Calibri"/>
+                <w:sz w:val="20"/>
+              </w:rPr>
+              <w:t xml:space="default">-1.61 (-2.30, -0.57)</w:t>
+            </w:r>
+          </w:p>
+        </w:tc>
+        <w:tc>
+          <w:tcPr>
+            <w:tcBorders>
+              <w:top w:val="single" w:space="0" w:color="D3D3D3"/>
+              <w:bottom w:val="single" w:space="0" w:color="D3D3D3"/>
+              <w:start w:val="single" w:space="0" w:color="D3D3D3"/>
+              <w:end w:val="single" w:space="0" w:color="D3D3D3"/>
+            </w:tcBorders>
+          </w:tcPr>
+          <w:p>
+            <w:pPr>
+              <w:spacing w:before="0" w:after="60"/>
+              <w:keepNext/>
+              <w:jc w:val="center"/>
+            </w:pPr>
+            <w:r>
+              <w:rPr>
+                <w:rFonts w:ascii="Calibri" w:hAnsi="Calibri"/>
+                <w:sz w:val="20"/>
+              </w:rPr>
+              <w:t xml:space="default">-1.11 (-2.09, -0.42)</w:t>
+            </w:r>
+          </w:p>
+        </w:tc>
+        <w:tc>
+          <w:tcPr>
+            <w:tcBorders>
+              <w:top w:val="single" w:space="0" w:color="D3D3D3"/>
+              <w:bottom w:val="single" w:space="0" w:color="D3D3D3"/>
+              <w:start w:val="single" w:space="0" w:color="D3D3D3"/>
+              <w:end w:val="single" w:space="0" w:color="D3D3D3"/>
+            </w:tcBorders>
+          </w:tcPr>
+          <w:p>
+            <w:pPr>
+              <w:spacing w:before="0" w:after="60"/>
+              <w:keepNext/>
+              <w:jc w:val="center"/>
+            </w:pPr>
+            <w:r>
+              <w:rPr>
+                <w:rFonts w:ascii="Calibri" w:hAnsi="Calibri"/>
+                <w:sz w:val="20"/>
+              </w:rPr>
+              <w:t xml:space="default">-0.77 (-1.59, -0.12)</w:t>
+            </w:r>
+          </w:p>
+        </w:tc>
+        <w:tc>
+          <w:tcPr>
+            <w:tcBorders>
+              <w:top w:val="single" w:space="0" w:color="D3D3D3"/>
+              <w:bottom w:val="single" w:space="0" w:color="D3D3D3"/>
+              <w:start w:val="single" w:space="0" w:color="D3D3D3"/>
+              <w:end w:val="single" w:space="0" w:color="D3D3D3"/>
+            </w:tcBorders>
+          </w:tcPr>
+          <w:p>
+            <w:pPr>
+              <w:spacing w:before="0" w:after="60"/>
+              <w:keepNext/>
+              <w:jc w:val="center"/>
+            </w:pPr>
+            <w:r>
+              <w:rPr>
+                <w:rFonts w:ascii="Calibri" w:hAnsi="Calibri"/>
+                <w:sz w:val="20"/>
+              </w:rPr>
+              <w:t xml:space="default">-0.56 (-1.34, 0.25)</w:t>
             </w:r>
           </w:p>
         </w:tc>
@@ -4419,7 +3789,632 @@
         </w:trPr>
         <w:tc>
           <w:tcPr>
-            <w:gridSpan w:val="3"/>
+            <w:tcBorders>
+              <w:top w:val="single" w:space="0" w:color="D3D3D3"/>
+              <w:bottom w:val="single" w:space="0" w:color="D3D3D3"/>
+              <w:start w:val="single" w:space="0" w:color="D3D3D3"/>
+              <w:end w:val="single" w:space="0" w:color="D3D3D3"/>
+            </w:tcBorders>
+          </w:tcPr>
+          <w:p>
+            <w:pPr>
+              <w:spacing w:before="0" w:after="60"/>
+              <w:keepNext/>
+              <w:jc w:val="start"/>
+            </w:pPr>
+            <w:r>
+              <w:rPr>
+                <w:rFonts w:ascii="Calibri" w:hAnsi="Calibri"/>
+                <w:sz w:val="20"/>
+              </w:rPr>
+              <w:t xml:space="default">    Unknown</w:t>
+            </w:r>
+          </w:p>
+        </w:tc>
+        <w:tc>
+          <w:tcPr>
+            <w:tcBorders>
+              <w:top w:val="single" w:space="0" w:color="D3D3D3"/>
+              <w:bottom w:val="single" w:space="0" w:color="D3D3D3"/>
+              <w:start w:val="single" w:space="0" w:color="D3D3D3"/>
+              <w:end w:val="single" w:space="0" w:color="D3D3D3"/>
+            </w:tcBorders>
+          </w:tcPr>
+          <w:p>
+            <w:pPr>
+              <w:spacing w:before="0" w:after="60"/>
+              <w:keepNext/>
+              <w:jc w:val="center"/>
+            </w:pPr>
+            <w:r>
+              <w:rPr>
+                <w:rFonts w:ascii="Calibri" w:hAnsi="Calibri"/>
+                <w:sz w:val="20"/>
+              </w:rPr>
+              <w:t xml:space="default">8</w:t>
+            </w:r>
+          </w:p>
+        </w:tc>
+        <w:tc>
+          <w:tcPr>
+            <w:tcBorders>
+              <w:top w:val="single" w:space="0" w:color="D3D3D3"/>
+              <w:bottom w:val="single" w:space="0" w:color="D3D3D3"/>
+              <w:start w:val="single" w:space="0" w:color="D3D3D3"/>
+              <w:end w:val="single" w:space="0" w:color="D3D3D3"/>
+            </w:tcBorders>
+          </w:tcPr>
+          <w:p>
+            <w:pPr>
+              <w:spacing w:before="0" w:after="60"/>
+              <w:keepNext/>
+              <w:jc w:val="center"/>
+            </w:pPr>
+            <w:r>
+              <w:rPr>
+                <w:rFonts w:ascii="Calibri" w:hAnsi="Calibri"/>
+                <w:sz w:val="20"/>
+              </w:rPr>
+              <w:t xml:space="default">4</w:t>
+            </w:r>
+          </w:p>
+        </w:tc>
+        <w:tc>
+          <w:tcPr>
+            <w:tcBorders>
+              <w:top w:val="single" w:space="0" w:color="D3D3D3"/>
+              <w:bottom w:val="single" w:space="0" w:color="D3D3D3"/>
+              <w:start w:val="single" w:space="0" w:color="D3D3D3"/>
+              <w:end w:val="single" w:space="0" w:color="D3D3D3"/>
+            </w:tcBorders>
+          </w:tcPr>
+          <w:p>
+            <w:pPr>
+              <w:spacing w:before="0" w:after="60"/>
+              <w:keepNext/>
+              <w:jc w:val="center"/>
+            </w:pPr>
+            <w:r>
+              <w:rPr>
+                <w:rFonts w:ascii="Calibri" w:hAnsi="Calibri"/>
+                <w:sz w:val="20"/>
+              </w:rPr>
+              <w:t xml:space="default">13</w:t>
+            </w:r>
+          </w:p>
+        </w:tc>
+        <w:tc>
+          <w:tcPr>
+            <w:tcBorders>
+              <w:top w:val="single" w:space="0" w:color="D3D3D3"/>
+              <w:bottom w:val="single" w:space="0" w:color="D3D3D3"/>
+              <w:start w:val="single" w:space="0" w:color="D3D3D3"/>
+              <w:end w:val="single" w:space="0" w:color="D3D3D3"/>
+            </w:tcBorders>
+          </w:tcPr>
+          <w:p>
+            <w:pPr>
+              <w:spacing w:before="0" w:after="60"/>
+              <w:keepNext/>
+              <w:jc w:val="center"/>
+            </w:pPr>
+            <w:r>
+              <w:rPr>
+                <w:rFonts w:ascii="Calibri" w:hAnsi="Calibri"/>
+                <w:sz w:val="20"/>
+              </w:rPr>
+              <w:t xml:space="default">10</w:t>
+            </w:r>
+          </w:p>
+        </w:tc>
+      </w:tr>
+      <w:tr>
+        <w:trPr>
+          <w:cantSplit/>
+        </w:trPr>
+        <w:tc>
+          <w:tcPr>
+            <w:tcBorders>
+              <w:top w:val="single" w:space="0" w:color="D3D3D3"/>
+              <w:bottom w:val="single" w:space="0" w:color="D3D3D3"/>
+              <w:start w:val="single" w:space="0" w:color="D3D3D3"/>
+              <w:end w:val="single" w:space="0" w:color="D3D3D3"/>
+            </w:tcBorders>
+          </w:tcPr>
+          <w:p>
+            <w:pPr>
+              <w:spacing w:before="0" w:after="60"/>
+              <w:keepNext/>
+              <w:jc w:val="start"/>
+            </w:pPr>
+            <w:r>
+              <w:rPr>
+                <w:rFonts w:ascii="Calibri" w:hAnsi="Calibri"/>
+                <w:sz w:val="20"/>
+              </w:rPr>
+              <w:t xml:space="default">HC Z-score</w:t>
+            </w:r>
+          </w:p>
+        </w:tc>
+        <w:tc>
+          <w:tcPr>
+            <w:tcBorders>
+              <w:top w:val="single" w:space="0" w:color="D3D3D3"/>
+              <w:bottom w:val="single" w:space="0" w:color="D3D3D3"/>
+              <w:start w:val="single" w:space="0" w:color="D3D3D3"/>
+              <w:end w:val="single" w:space="0" w:color="D3D3D3"/>
+            </w:tcBorders>
+          </w:tcPr>
+          <w:p>
+            <w:pPr>
+              <w:spacing w:before="0" w:after="60"/>
+              <w:keepNext/>
+              <w:jc w:val="center"/>
+            </w:pPr>
+            <w:r>
+              <w:rPr>
+                <w:rFonts w:ascii="Calibri" w:hAnsi="Calibri"/>
+                <w:sz w:val="20"/>
+              </w:rPr>
+              <w:t xml:space="default">-1.36 (-2.49, -0.38)</w:t>
+            </w:r>
+          </w:p>
+        </w:tc>
+        <w:tc>
+          <w:tcPr>
+            <w:tcBorders>
+              <w:top w:val="single" w:space="0" w:color="D3D3D3"/>
+              <w:bottom w:val="single" w:space="0" w:color="D3D3D3"/>
+              <w:start w:val="single" w:space="0" w:color="D3D3D3"/>
+              <w:end w:val="single" w:space="0" w:color="D3D3D3"/>
+            </w:tcBorders>
+          </w:tcPr>
+          <w:p>
+            <w:pPr>
+              <w:spacing w:before="0" w:after="60"/>
+              <w:keepNext/>
+              <w:jc w:val="center"/>
+            </w:pPr>
+            <w:r>
+              <w:rPr>
+                <w:rFonts w:ascii="Calibri" w:hAnsi="Calibri"/>
+                <w:sz w:val="20"/>
+              </w:rPr>
+              <w:t xml:space="default">-1.37 (-2.20, -0.52)</w:t>
+            </w:r>
+          </w:p>
+        </w:tc>
+        <w:tc>
+          <w:tcPr>
+            <w:tcBorders>
+              <w:top w:val="single" w:space="0" w:color="D3D3D3"/>
+              <w:bottom w:val="single" w:space="0" w:color="D3D3D3"/>
+              <w:start w:val="single" w:space="0" w:color="D3D3D3"/>
+              <w:end w:val="single" w:space="0" w:color="D3D3D3"/>
+            </w:tcBorders>
+          </w:tcPr>
+          <w:p>
+            <w:pPr>
+              <w:spacing w:before="0" w:after="60"/>
+              <w:keepNext/>
+              <w:jc w:val="center"/>
+            </w:pPr>
+            <w:r>
+              <w:rPr>
+                <w:rFonts w:ascii="Calibri" w:hAnsi="Calibri"/>
+                <w:sz w:val="20"/>
+              </w:rPr>
+              <w:t xml:space="default">-0.61 (-1.43, 0.11)</w:t>
+            </w:r>
+          </w:p>
+        </w:tc>
+        <w:tc>
+          <w:tcPr>
+            <w:tcBorders>
+              <w:top w:val="single" w:space="0" w:color="D3D3D3"/>
+              <w:bottom w:val="single" w:space="0" w:color="D3D3D3"/>
+              <w:start w:val="single" w:space="0" w:color="D3D3D3"/>
+              <w:end w:val="single" w:space="0" w:color="D3D3D3"/>
+            </w:tcBorders>
+          </w:tcPr>
+          <w:p>
+            <w:pPr>
+              <w:spacing w:before="0" w:after="60"/>
+              <w:keepNext/>
+              <w:jc w:val="center"/>
+            </w:pPr>
+            <w:r>
+              <w:rPr>
+                <w:rFonts w:ascii="Calibri" w:hAnsi="Calibri"/>
+                <w:sz w:val="20"/>
+              </w:rPr>
+              <w:t xml:space="default">-0.74 (-1.36, -0.09)</w:t>
+            </w:r>
+          </w:p>
+        </w:tc>
+      </w:tr>
+      <w:tr>
+        <w:trPr>
+          <w:cantSplit/>
+        </w:trPr>
+        <w:tc>
+          <w:tcPr>
+            <w:tcBorders>
+              <w:top w:val="single" w:space="0" w:color="D3D3D3"/>
+              <w:bottom w:val="single" w:space="0" w:color="D3D3D3"/>
+              <w:start w:val="single" w:space="0" w:color="D3D3D3"/>
+              <w:end w:val="single" w:space="0" w:color="D3D3D3"/>
+            </w:tcBorders>
+          </w:tcPr>
+          <w:p>
+            <w:pPr>
+              <w:spacing w:before="0" w:after="60"/>
+              <w:keepNext/>
+              <w:jc w:val="start"/>
+            </w:pPr>
+            <w:r>
+              <w:rPr>
+                <w:rFonts w:ascii="Calibri" w:hAnsi="Calibri"/>
+                <w:sz w:val="20"/>
+              </w:rPr>
+              <w:t xml:space="default">    Unknown</w:t>
+            </w:r>
+          </w:p>
+        </w:tc>
+        <w:tc>
+          <w:tcPr>
+            <w:tcBorders>
+              <w:top w:val="single" w:space="0" w:color="D3D3D3"/>
+              <w:bottom w:val="single" w:space="0" w:color="D3D3D3"/>
+              <w:start w:val="single" w:space="0" w:color="D3D3D3"/>
+              <w:end w:val="single" w:space="0" w:color="D3D3D3"/>
+            </w:tcBorders>
+          </w:tcPr>
+          <w:p>
+            <w:pPr>
+              <w:spacing w:before="0" w:after="60"/>
+              <w:keepNext/>
+              <w:jc w:val="center"/>
+            </w:pPr>
+            <w:r>
+              <w:rPr>
+                <w:rFonts w:ascii="Calibri" w:hAnsi="Calibri"/>
+                <w:sz w:val="20"/>
+              </w:rPr>
+              <w:t xml:space="default">4</w:t>
+            </w:r>
+          </w:p>
+        </w:tc>
+        <w:tc>
+          <w:tcPr>
+            <w:tcBorders>
+              <w:top w:val="single" w:space="0" w:color="D3D3D3"/>
+              <w:bottom w:val="single" w:space="0" w:color="D3D3D3"/>
+              <w:start w:val="single" w:space="0" w:color="D3D3D3"/>
+              <w:end w:val="single" w:space="0" w:color="D3D3D3"/>
+            </w:tcBorders>
+          </w:tcPr>
+          <w:p>
+            <w:pPr>
+              <w:spacing w:before="0" w:after="60"/>
+              <w:keepNext/>
+              <w:jc w:val="center"/>
+            </w:pPr>
+            <w:r>
+              <w:rPr>
+                <w:rFonts w:ascii="Calibri" w:hAnsi="Calibri"/>
+                <w:sz w:val="20"/>
+              </w:rPr>
+              <w:t xml:space="default">3</w:t>
+            </w:r>
+          </w:p>
+        </w:tc>
+        <w:tc>
+          <w:tcPr>
+            <w:tcBorders>
+              <w:top w:val="single" w:space="0" w:color="D3D3D3"/>
+              <w:bottom w:val="single" w:space="0" w:color="D3D3D3"/>
+              <w:start w:val="single" w:space="0" w:color="D3D3D3"/>
+              <w:end w:val="single" w:space="0" w:color="D3D3D3"/>
+            </w:tcBorders>
+          </w:tcPr>
+          <w:p>
+            <w:pPr>
+              <w:spacing w:before="0" w:after="60"/>
+              <w:keepNext/>
+              <w:jc w:val="center"/>
+            </w:pPr>
+            <w:r>
+              <w:rPr>
+                <w:rFonts w:ascii="Calibri" w:hAnsi="Calibri"/>
+                <w:sz w:val="20"/>
+              </w:rPr>
+              <w:t xml:space="default">9</w:t>
+            </w:r>
+          </w:p>
+        </w:tc>
+        <w:tc>
+          <w:tcPr>
+            <w:tcBorders>
+              <w:top w:val="single" w:space="0" w:color="D3D3D3"/>
+              <w:bottom w:val="single" w:space="0" w:color="D3D3D3"/>
+              <w:start w:val="single" w:space="0" w:color="D3D3D3"/>
+              <w:end w:val="single" w:space="0" w:color="D3D3D3"/>
+            </w:tcBorders>
+          </w:tcPr>
+          <w:p>
+            <w:pPr>
+              <w:spacing w:before="0" w:after="60"/>
+              <w:keepNext/>
+              <w:jc w:val="center"/>
+            </w:pPr>
+            <w:r>
+              <w:rPr>
+                <w:rFonts w:ascii="Calibri" w:hAnsi="Calibri"/>
+                <w:sz w:val="20"/>
+              </w:rPr>
+              <w:t xml:space="default">9</w:t>
+            </w:r>
+          </w:p>
+        </w:tc>
+      </w:tr>
+      <w:tr>
+        <w:trPr>
+          <w:cantSplit/>
+        </w:trPr>
+        <w:tc>
+          <w:tcPr>
+            <w:tcBorders>
+              <w:top w:val="single" w:space="0" w:color="D3D3D3"/>
+              <w:bottom w:val="single" w:space="0" w:color="D3D3D3"/>
+              <w:start w:val="single" w:space="0" w:color="D3D3D3"/>
+              <w:end w:val="single" w:space="0" w:color="D3D3D3"/>
+            </w:tcBorders>
+          </w:tcPr>
+          <w:p>
+            <w:pPr>
+              <w:spacing w:before="0" w:after="60"/>
+              <w:keepNext/>
+              <w:jc w:val="start"/>
+            </w:pPr>
+            <w:r>
+              <w:rPr>
+                <w:rFonts w:ascii="Calibri" w:hAnsi="Calibri"/>
+                <w:sz w:val="20"/>
+              </w:rPr>
+              <w:t xml:space="default">Weight Z-score Diff</w:t>
+            </w:r>
+          </w:p>
+        </w:tc>
+        <w:tc>
+          <w:tcPr>
+            <w:tcBorders>
+              <w:top w:val="single" w:space="0" w:color="D3D3D3"/>
+              <w:bottom w:val="single" w:space="0" w:color="D3D3D3"/>
+              <w:start w:val="single" w:space="0" w:color="D3D3D3"/>
+              <w:end w:val="single" w:space="0" w:color="D3D3D3"/>
+            </w:tcBorders>
+          </w:tcPr>
+          <w:p>
+            <w:pPr>
+              <w:spacing w:before="0" w:after="60"/>
+              <w:keepNext/>
+              <w:jc w:val="center"/>
+            </w:pPr>
+            <w:r>
+              <w:rPr>
+                <w:rFonts w:ascii="Calibri" w:hAnsi="Calibri"/>
+                <w:sz w:val="20"/>
+              </w:rPr>
+              <w:t xml:space="default">-0.68 (-1.37, -0.03)</w:t>
+            </w:r>
+          </w:p>
+        </w:tc>
+        <w:tc>
+          <w:tcPr>
+            <w:tcBorders>
+              <w:top w:val="single" w:space="0" w:color="D3D3D3"/>
+              <w:bottom w:val="single" w:space="0" w:color="D3D3D3"/>
+              <w:start w:val="single" w:space="0" w:color="D3D3D3"/>
+              <w:end w:val="single" w:space="0" w:color="D3D3D3"/>
+            </w:tcBorders>
+          </w:tcPr>
+          <w:p>
+            <w:pPr>
+              <w:spacing w:before="0" w:after="60"/>
+              <w:keepNext/>
+              <w:jc w:val="center"/>
+            </w:pPr>
+            <w:r>
+              <w:rPr>
+                <w:rFonts w:ascii="Calibri" w:hAnsi="Calibri"/>
+                <w:sz w:val="20"/>
+              </w:rPr>
+              <w:t xml:space="default">-0.45 (-1.36, 0.31)</w:t>
+            </w:r>
+          </w:p>
+        </w:tc>
+        <w:tc>
+          <w:tcPr>
+            <w:tcBorders>
+              <w:top w:val="single" w:space="0" w:color="D3D3D3"/>
+              <w:bottom w:val="single" w:space="0" w:color="D3D3D3"/>
+              <w:start w:val="single" w:space="0" w:color="D3D3D3"/>
+              <w:end w:val="single" w:space="0" w:color="D3D3D3"/>
+            </w:tcBorders>
+          </w:tcPr>
+          <w:p>
+            <w:pPr>
+              <w:spacing w:before="0" w:after="60"/>
+              <w:keepNext/>
+              <w:jc w:val="center"/>
+            </w:pPr>
+            <w:r>
+              <w:rPr>
+                <w:rFonts w:ascii="Calibri" w:hAnsi="Calibri"/>
+                <w:sz w:val="20"/>
+              </w:rPr>
+              <w:t xml:space="default">-0.43 (-0.94, 0.04)</w:t>
+            </w:r>
+          </w:p>
+        </w:tc>
+        <w:tc>
+          <w:tcPr>
+            <w:tcBorders>
+              <w:top w:val="single" w:space="0" w:color="D3D3D3"/>
+              <w:bottom w:val="single" w:space="0" w:color="D3D3D3"/>
+              <w:start w:val="single" w:space="0" w:color="D3D3D3"/>
+              <w:end w:val="single" w:space="0" w:color="D3D3D3"/>
+            </w:tcBorders>
+          </w:tcPr>
+          <w:p>
+            <w:pPr>
+              <w:spacing w:before="0" w:after="60"/>
+              <w:keepNext/>
+              <w:jc w:val="center"/>
+            </w:pPr>
+            <w:r>
+              <w:rPr>
+                <w:rFonts w:ascii="Calibri" w:hAnsi="Calibri"/>
+                <w:sz w:val="20"/>
+              </w:rPr>
+              <w:t xml:space="default">-0.51 (-0.96, -0.06)</w:t>
+            </w:r>
+          </w:p>
+        </w:tc>
+      </w:tr>
+      <w:tr>
+        <w:trPr>
+          <w:cantSplit/>
+        </w:trPr>
+        <w:tc>
+          <w:tcPr>
+            <w:tcBorders>
+              <w:top w:val="single" w:space="0" w:color="D3D3D3"/>
+              <w:bottom w:val="single" w:space="0" w:color="D3D3D3"/>
+              <w:start w:val="single" w:space="0" w:color="D3D3D3"/>
+              <w:end w:val="single" w:space="0" w:color="D3D3D3"/>
+            </w:tcBorders>
+          </w:tcPr>
+          <w:p>
+            <w:pPr>
+              <w:spacing w:before="0" w:after="60"/>
+              <w:keepNext/>
+              <w:jc w:val="start"/>
+            </w:pPr>
+            <w:r>
+              <w:rPr>
+                <w:rFonts w:ascii="Calibri" w:hAnsi="Calibri"/>
+                <w:sz w:val="20"/>
+              </w:rPr>
+              <w:t xml:space="default">    Unknown</w:t>
+            </w:r>
+          </w:p>
+        </w:tc>
+        <w:tc>
+          <w:tcPr>
+            <w:tcBorders>
+              <w:top w:val="single" w:space="0" w:color="D3D3D3"/>
+              <w:bottom w:val="single" w:space="0" w:color="D3D3D3"/>
+              <w:start w:val="single" w:space="0" w:color="D3D3D3"/>
+              <w:end w:val="single" w:space="0" w:color="D3D3D3"/>
+            </w:tcBorders>
+          </w:tcPr>
+          <w:p>
+            <w:pPr>
+              <w:spacing w:before="0" w:after="60"/>
+              <w:keepNext/>
+              <w:jc w:val="center"/>
+            </w:pPr>
+            <w:r>
+              <w:rPr>
+                <w:rFonts w:ascii="Calibri" w:hAnsi="Calibri"/>
+                <w:sz w:val="20"/>
+              </w:rPr>
+              <w:t xml:space="default">2</w:t>
+            </w:r>
+          </w:p>
+        </w:tc>
+        <w:tc>
+          <w:tcPr>
+            <w:tcBorders>
+              <w:top w:val="single" w:space="0" w:color="D3D3D3"/>
+              <w:bottom w:val="single" w:space="0" w:color="D3D3D3"/>
+              <w:start w:val="single" w:space="0" w:color="D3D3D3"/>
+              <w:end w:val="single" w:space="0" w:color="D3D3D3"/>
+            </w:tcBorders>
+          </w:tcPr>
+          <w:p>
+            <w:pPr>
+              <w:spacing w:before="0" w:after="60"/>
+              <w:keepNext/>
+              <w:jc w:val="center"/>
+            </w:pPr>
+            <w:r>
+              <w:rPr>
+                <w:rFonts w:ascii="Calibri" w:hAnsi="Calibri"/>
+                <w:sz w:val="20"/>
+              </w:rPr>
+              <w:t xml:space="default">0</w:t>
+            </w:r>
+          </w:p>
+        </w:tc>
+        <w:tc>
+          <w:tcPr>
+            <w:tcBorders>
+              <w:top w:val="single" w:space="0" w:color="D3D3D3"/>
+              <w:bottom w:val="single" w:space="0" w:color="D3D3D3"/>
+              <w:start w:val="single" w:space="0" w:color="D3D3D3"/>
+              <w:end w:val="single" w:space="0" w:color="D3D3D3"/>
+            </w:tcBorders>
+          </w:tcPr>
+          <w:p>
+            <w:pPr>
+              <w:spacing w:before="0" w:after="60"/>
+              <w:keepNext/>
+              <w:jc w:val="center"/>
+            </w:pPr>
+            <w:r>
+              <w:rPr>
+                <w:rFonts w:ascii="Calibri" w:hAnsi="Calibri"/>
+                <w:sz w:val="20"/>
+              </w:rPr>
+              <w:t xml:space="default">5</w:t>
+            </w:r>
+          </w:p>
+        </w:tc>
+        <w:tc>
+          <w:tcPr>
+            <w:tcBorders>
+              <w:top w:val="single" w:space="0" w:color="D3D3D3"/>
+              <w:bottom w:val="single" w:space="0" w:color="D3D3D3"/>
+              <w:start w:val="single" w:space="0" w:color="D3D3D3"/>
+              <w:end w:val="single" w:space="0" w:color="D3D3D3"/>
+            </w:tcBorders>
+          </w:tcPr>
+          <w:p>
+            <w:pPr>
+              <w:spacing w:before="0" w:after="60"/>
+              <w:keepNext/>
+              <w:jc w:val="center"/>
+            </w:pPr>
+            <w:r>
+              <w:rPr>
+                <w:rFonts w:ascii="Calibri" w:hAnsi="Calibri"/>
+                <w:sz w:val="20"/>
+              </w:rPr>
+              <w:t xml:space="default">1</w:t>
+            </w:r>
+          </w:p>
+        </w:tc>
+      </w:tr>
+      <w:tr>
+        <w:trPr>
+          <w:cantSplit/>
+        </w:trPr>
+        <w:tc>
+          <w:tcPr>
+            <w:gridSpan w:val="5"/>
           </w:tcPr>
           <w:p>
             <w:pPr>
@@ -4440,7 +4435,7 @@
                 <w:rFonts w:ascii="Calibri" w:hAnsi="Calibri"/>
                 <w:sz w:val="20"/>
               </w:rPr>
-              <w:t xml:space="preserve">n/N (%)</w:t>
+              <w:t xml:space="preserve">Median (Q1, Q3)</w:t>
             </w:r>
           </w:p>
         </w:tc>
@@ -4467,23 +4462,20 @@
           <w:tcPr>
             <w:tcBorders>
               <w:top w:val="single" w:sz="16" w:space="0" w:color="D3D3D3"/>
-              <w:bottom w:val="single" w:sz="16" w:space="0" w:color="D3D3D3"/>
-              <w:start w:val="single" w:space="0" w:color="D3D3D3"/>
-            </w:tcBorders>
-          </w:tcPr>
-          <w:p>
-            <w:pPr>
-              <w:spacing w:before="0" w:after="60"/>
-              <w:keepNext/>
-              <w:jc w:val="start"/>
-            </w:pPr>
-            <w:r>
-              <w:rPr>
-                <w:b w:val="true"/>
-                <w:rFonts w:ascii="Calibri" w:hAnsi="Calibri"/>
-                <w:sz w:val="20"/>
-              </w:rPr>
-              <w:t xml:space="preserve">Characteristic</w:t>
+              <w:start w:val="single" w:space="0" w:color="D3D3D3"/>
+            </w:tcBorders>
+          </w:tcPr>
+          <w:p>
+            <w:pPr>
+              <w:spacing w:before="0" w:after="60"/>
+              <w:keepNext/>
+            </w:pPr>
+            <w:r>
+              <w:rPr>
+                <w:rFonts w:ascii="Calibri" w:hAnsi="Calibri"/>
+                <w:sz w:val="20"/>
+              </w:rPr>
+              <w:t xml:space="default"/>
             </w:r>
           </w:p>
         </w:tc>
@@ -4493,6 +4485,7 @@
               <w:top w:val="single" w:sz="16" w:space="0" w:color="D3D3D3"/>
               <w:bottom w:val="single" w:sz="16" w:space="0" w:color="D3D3D3"/>
             </w:tcBorders>
+            <w:gridSpan w:val="2"/>
           </w:tcPr>
           <w:p>
             <w:pPr>
@@ -4506,6 +4499,82 @@
                 <w:rFonts w:ascii="Calibri" w:hAnsi="Calibri"/>
                 <w:sz w:val="20"/>
               </w:rPr>
+              <w:t xml:space="preserve">1</w:t>
+            </w:r>
+          </w:p>
+        </w:tc>
+        <w:tc>
+          <w:tcPr>
+            <w:tcBorders>
+              <w:top w:val="single" w:sz="16" w:space="0" w:color="D3D3D3"/>
+              <w:bottom w:val="single" w:sz="16" w:space="0" w:color="D3D3D3"/>
+              <w:end w:val="single" w:space="0" w:color="D3D3D3"/>
+            </w:tcBorders>
+            <w:gridSpan w:val="2"/>
+          </w:tcPr>
+          <w:p>
+            <w:pPr>
+              <w:spacing w:before="0" w:after="60"/>
+              <w:keepNext/>
+              <w:jc w:val="center"/>
+            </w:pPr>
+            <w:r>
+              <w:rPr>
+                <w:b w:val="true"/>
+                <w:rFonts w:ascii="Calibri" w:hAnsi="Calibri"/>
+                <w:sz w:val="20"/>
+              </w:rPr>
+              <w:t xml:space="preserve">2</w:t>
+            </w:r>
+          </w:p>
+        </w:tc>
+      </w:tr>
+      <w:tr>
+        <w:trPr>
+          <w:cantSplit/>
+          <w:tblHeader/>
+        </w:trPr>
+        <w:tc>
+          <w:tcPr>
+            <w:tcBorders>
+              <w:bottom w:val="single" w:sz="16" w:space="0" w:color="D3D3D3"/>
+              <w:start w:val="single" w:space="0" w:color="D3D3D3"/>
+            </w:tcBorders>
+          </w:tcPr>
+          <w:p>
+            <w:pPr>
+              <w:spacing w:before="0" w:after="60"/>
+              <w:keepNext/>
+              <w:jc w:val="start"/>
+            </w:pPr>
+            <w:r>
+              <w:rPr>
+                <w:b w:val="true"/>
+                <w:rFonts w:ascii="Calibri" w:hAnsi="Calibri"/>
+                <w:sz w:val="20"/>
+              </w:rPr>
+              <w:t xml:space="preserve">Characteristic</w:t>
+            </w:r>
+          </w:p>
+        </w:tc>
+        <w:tc>
+          <w:tcPr>
+            <w:tcBorders>
+              <w:bottom w:val="single" w:sz="16" w:space="0" w:color="D3D3D3"/>
+            </w:tcBorders>
+          </w:tcPr>
+          <w:p>
+            <w:pPr>
+              <w:spacing w:before="0" w:after="60"/>
+              <w:keepNext/>
+              <w:jc w:val="center"/>
+            </w:pPr>
+            <w:r>
+              <w:rPr>
+                <w:b w:val="true"/>
+                <w:rFonts w:ascii="Calibri" w:hAnsi="Calibri"/>
+                <w:sz w:val="20"/>
+              </w:rPr>
               <w:t xml:space="preserve">Control</w:t>
             </w:r>
             <w:r>
@@ -4527,7 +4596,7 @@
                 <w:rFonts w:ascii="Calibri" w:hAnsi="Calibri"/>
                 <w:sz w:val="20"/>
               </w:rPr>
-              <w:t xml:space="preserve">N = 113</w:t>
+              <w:t xml:space="preserve">N = 109</w:t>
             </w:r>
             <w:r>
               <w:rPr>
@@ -4543,9 +4612,7 @@
         <w:tc>
           <w:tcPr>
             <w:tcBorders>
-              <w:top w:val="single" w:sz="16" w:space="0" w:color="D3D3D3"/>
               <w:bottom w:val="single" w:sz="16" w:space="0" w:color="D3D3D3"/>
-              <w:end w:val="single" w:space="0" w:color="D3D3D3"/>
             </w:tcBorders>
           </w:tcPr>
           <w:p>
@@ -4581,7 +4648,112 @@
                 <w:rFonts w:ascii="Calibri" w:hAnsi="Calibri"/>
                 <w:sz w:val="20"/>
               </w:rPr>
-              <w:t xml:space="preserve">N = 118</w:t>
+              <w:t xml:space="preserve">N = 95</w:t>
+            </w:r>
+            <w:r>
+              <w:rPr>
+                <w:vertAlign w:val="superscript"/>
+                <w:i/>
+                <w:rFonts w:ascii="Calibri" w:hAnsi="Calibri"/>
+                <w:sz w:val="20"/>
+              </w:rPr>
+              <w:t xml:space="default">1</w:t>
+            </w:r>
+          </w:p>
+        </w:tc>
+        <w:tc>
+          <w:tcPr>
+            <w:tcBorders>
+              <w:bottom w:val="single" w:sz="16" w:space="0" w:color="D3D3D3"/>
+            </w:tcBorders>
+          </w:tcPr>
+          <w:p>
+            <w:pPr>
+              <w:spacing w:before="0" w:after="60"/>
+              <w:keepNext/>
+              <w:jc w:val="center"/>
+            </w:pPr>
+            <w:r>
+              <w:rPr>
+                <w:b w:val="true"/>
+                <w:rFonts w:ascii="Calibri" w:hAnsi="Calibri"/>
+                <w:sz w:val="20"/>
+              </w:rPr>
+              <w:t xml:space="preserve">Control</w:t>
+            </w:r>
+            <w:r>
+              <w:rPr>
+                <w:rFonts w:ascii="Calibri" w:hAnsi="Calibri"/>
+                <w:sz w:val="20"/>
+              </w:rPr>
+              <w:t xml:space="preserve"/>
+            </w:r>
+            <w:r xmlns:w="http://schemas.openxmlformats.org/wordprocessingml/2006/main">
+              <w:rPr>
+                <w:rFonts w:ascii="Calibri" w:hAnsi="Calibri"/>
+                <w:sz w:val="20"/>
+              </w:rPr>
+              <w:t xml:space="preserve"> </w:t>
+            </w:r>
+            <w:r>
+              <w:rPr>
+                <w:rFonts w:ascii="Calibri" w:hAnsi="Calibri"/>
+                <w:sz w:val="20"/>
+              </w:rPr>
+              <w:t xml:space="preserve">N = 251</w:t>
+            </w:r>
+            <w:r>
+              <w:rPr>
+                <w:vertAlign w:val="superscript"/>
+                <w:i/>
+                <w:rFonts w:ascii="Calibri" w:hAnsi="Calibri"/>
+                <w:sz w:val="20"/>
+              </w:rPr>
+              <w:t xml:space="default">1</w:t>
+            </w:r>
+          </w:p>
+        </w:tc>
+        <w:tc>
+          <w:tcPr>
+            <w:tcBorders>
+              <w:bottom w:val="single" w:sz="16" w:space="0" w:color="D3D3D3"/>
+              <w:end w:val="single" w:space="0" w:color="D3D3D3"/>
+            </w:tcBorders>
+          </w:tcPr>
+          <w:p>
+            <w:pPr>
+              <w:spacing w:before="0" w:after="60"/>
+              <w:keepNext/>
+              <w:jc w:val="center"/>
+            </w:pPr>
+            <w:r>
+              <w:rPr>
+                <w:b w:val="true"/>
+                <w:rFonts w:ascii="Calibri" w:hAnsi="Calibri"/>
+                <w:sz w:val="20"/>
+              </w:rPr>
+              <w:t xml:space="preserve">Intervention</w:t>
+            </w:r>
+            <w:r>
+              <w:rPr>
+                <w:rFonts w:ascii="Calibri" w:hAnsi="Calibri"/>
+                <w:sz w:val="20"/>
+              </w:rPr>
+              <w:t xml:space="preserve"/>
+            </w:r>
+            <w:r xmlns:w="http://schemas.openxmlformats.org/wordprocessingml/2006/main">
+              <w:rPr>
+                <w:rFonts w:ascii="Calibri" w:hAnsi="Calibri"/>
+                <w:sz w:val="20"/>
+              </w:rPr>
+              <w:t xml:space="preserve"> </w:t>
+            </w:r>
+            <w:r>
+              <w:rPr>
+                <w:rFonts w:ascii="Calibri" w:hAnsi="Calibri"/>
+                <w:sz w:val="20"/>
+              </w:rPr>
+              <w:t xml:space="preserve">N = 233</w:t>
             </w:r>
             <w:r>
               <w:rPr>
@@ -4619,7 +4791,55 @@
                 <w:rFonts w:ascii="Calibri" w:hAnsi="Calibri"/>
                 <w:sz w:val="20"/>
               </w:rPr>
-              <w:t xml:space="default">ROP_2plus.f</w:t>
+              <w:t xml:space="default">NEC &gt;Stage 2</w:t>
+            </w:r>
+          </w:p>
+        </w:tc>
+        <w:tc>
+          <w:tcPr>
+            <w:tcBorders>
+              <w:top w:val="single" w:space="0" w:color="D3D3D3"/>
+              <w:bottom w:val="single" w:space="0" w:color="D3D3D3"/>
+              <w:start w:val="single" w:space="0" w:color="D3D3D3"/>
+              <w:end w:val="single" w:space="0" w:color="D3D3D3"/>
+            </w:tcBorders>
+          </w:tcPr>
+          <w:p>
+            <w:pPr>
+              <w:spacing w:before="0" w:after="60"/>
+              <w:keepNext/>
+              <w:jc w:val="center"/>
+            </w:pPr>
+            <w:r>
+              <w:rPr>
+                <w:rFonts w:ascii="Calibri" w:hAnsi="Calibri"/>
+                <w:sz w:val="20"/>
+              </w:rPr>
+              <w:t xml:space="default"/>
+            </w:r>
+          </w:p>
+        </w:tc>
+        <w:tc>
+          <w:tcPr>
+            <w:tcBorders>
+              <w:top w:val="single" w:space="0" w:color="D3D3D3"/>
+              <w:bottom w:val="single" w:space="0" w:color="D3D3D3"/>
+              <w:start w:val="single" w:space="0" w:color="D3D3D3"/>
+              <w:end w:val="single" w:space="0" w:color="D3D3D3"/>
+            </w:tcBorders>
+          </w:tcPr>
+          <w:p>
+            <w:pPr>
+              <w:spacing w:before="0" w:after="60"/>
+              <w:keepNext/>
+              <w:jc w:val="center"/>
+            </w:pPr>
+            <w:r>
+              <w:rPr>
+                <w:rFonts w:ascii="Calibri" w:hAnsi="Calibri"/>
+                <w:sz w:val="20"/>
+              </w:rPr>
+              <w:t xml:space="default"/>
             </w:r>
           </w:p>
         </w:tc>
@@ -4720,31 +4940,79 @@
                 <w:rFonts w:ascii="Calibri" w:hAnsi="Calibri"/>
                 <w:sz w:val="20"/>
               </w:rPr>
-              <w:t xml:space="default">104/113 (92%)</w:t>
-            </w:r>
-          </w:p>
-        </w:tc>
-        <w:tc>
-          <w:tcPr>
-            <w:tcBorders>
-              <w:top w:val="single" w:space="0" w:color="D3D3D3"/>
-              <w:bottom w:val="single" w:space="0" w:color="D3D3D3"/>
-              <w:start w:val="single" w:space="0" w:color="D3D3D3"/>
-              <w:end w:val="single" w:space="0" w:color="D3D3D3"/>
-            </w:tcBorders>
-          </w:tcPr>
-          <w:p>
-            <w:pPr>
-              <w:spacing w:before="0" w:after="60"/>
-              <w:keepNext/>
-              <w:jc w:val="center"/>
-            </w:pPr>
-            <w:r>
-              <w:rPr>
-                <w:rFonts w:ascii="Calibri" w:hAnsi="Calibri"/>
-                <w:sz w:val="20"/>
-              </w:rPr>
-              <w:t xml:space="default">104/118 (88%)</w:t>
+              <w:t xml:space="default">100/109 (92%)</w:t>
+            </w:r>
+          </w:p>
+        </w:tc>
+        <w:tc>
+          <w:tcPr>
+            <w:tcBorders>
+              <w:top w:val="single" w:space="0" w:color="D3D3D3"/>
+              <w:bottom w:val="single" w:space="0" w:color="D3D3D3"/>
+              <w:start w:val="single" w:space="0" w:color="D3D3D3"/>
+              <w:end w:val="single" w:space="0" w:color="D3D3D3"/>
+            </w:tcBorders>
+          </w:tcPr>
+          <w:p>
+            <w:pPr>
+              <w:spacing w:before="0" w:after="60"/>
+              <w:keepNext/>
+              <w:jc w:val="center"/>
+            </w:pPr>
+            <w:r>
+              <w:rPr>
+                <w:rFonts w:ascii="Calibri" w:hAnsi="Calibri"/>
+                <w:sz w:val="20"/>
+              </w:rPr>
+              <w:t xml:space="default">89/95 (94%)</w:t>
+            </w:r>
+          </w:p>
+        </w:tc>
+        <w:tc>
+          <w:tcPr>
+            <w:tcBorders>
+              <w:top w:val="single" w:space="0" w:color="D3D3D3"/>
+              <w:bottom w:val="single" w:space="0" w:color="D3D3D3"/>
+              <w:start w:val="single" w:space="0" w:color="D3D3D3"/>
+              <w:end w:val="single" w:space="0" w:color="D3D3D3"/>
+            </w:tcBorders>
+          </w:tcPr>
+          <w:p>
+            <w:pPr>
+              <w:spacing w:before="0" w:after="60"/>
+              <w:keepNext/>
+              <w:jc w:val="center"/>
+            </w:pPr>
+            <w:r>
+              <w:rPr>
+                <w:rFonts w:ascii="Calibri" w:hAnsi="Calibri"/>
+                <w:sz w:val="20"/>
+              </w:rPr>
+              <w:t xml:space="default">241/251 (96%)</w:t>
+            </w:r>
+          </w:p>
+        </w:tc>
+        <w:tc>
+          <w:tcPr>
+            <w:tcBorders>
+              <w:top w:val="single" w:space="0" w:color="D3D3D3"/>
+              <w:bottom w:val="single" w:space="0" w:color="D3D3D3"/>
+              <w:start w:val="single" w:space="0" w:color="D3D3D3"/>
+              <w:end w:val="single" w:space="0" w:color="D3D3D3"/>
+            </w:tcBorders>
+          </w:tcPr>
+          <w:p>
+            <w:pPr>
+              <w:spacing w:before="0" w:after="60"/>
+              <w:keepNext/>
+              <w:jc w:val="center"/>
+            </w:pPr>
+            <w:r>
+              <w:rPr>
+                <w:rFonts w:ascii="Calibri" w:hAnsi="Calibri"/>
+                <w:sz w:val="20"/>
+              </w:rPr>
+              <w:t xml:space="default">233/233 (100%)</w:t>
             </w:r>
           </w:p>
         </w:tc>
@@ -4797,31 +5065,79 @@
                 <w:rFonts w:ascii="Calibri" w:hAnsi="Calibri"/>
                 <w:sz w:val="20"/>
               </w:rPr>
-              <w:t xml:space="default">9/113 (8.0%)</w:t>
-            </w:r>
-          </w:p>
-        </w:tc>
-        <w:tc>
-          <w:tcPr>
-            <w:tcBorders>
-              <w:top w:val="single" w:space="0" w:color="D3D3D3"/>
-              <w:bottom w:val="single" w:space="0" w:color="D3D3D3"/>
-              <w:start w:val="single" w:space="0" w:color="D3D3D3"/>
-              <w:end w:val="single" w:space="0" w:color="D3D3D3"/>
-            </w:tcBorders>
-          </w:tcPr>
-          <w:p>
-            <w:pPr>
-              <w:spacing w:before="0" w:after="60"/>
-              <w:keepNext/>
-              <w:jc w:val="center"/>
-            </w:pPr>
-            <w:r>
-              <w:rPr>
-                <w:rFonts w:ascii="Calibri" w:hAnsi="Calibri"/>
-                <w:sz w:val="20"/>
-              </w:rPr>
-              <w:t xml:space="default">14/118 (12%)</w:t>
+              <w:t xml:space="default">9/109 (8.3%)</w:t>
+            </w:r>
+          </w:p>
+        </w:tc>
+        <w:tc>
+          <w:tcPr>
+            <w:tcBorders>
+              <w:top w:val="single" w:space="0" w:color="D3D3D3"/>
+              <w:bottom w:val="single" w:space="0" w:color="D3D3D3"/>
+              <w:start w:val="single" w:space="0" w:color="D3D3D3"/>
+              <w:end w:val="single" w:space="0" w:color="D3D3D3"/>
+            </w:tcBorders>
+          </w:tcPr>
+          <w:p>
+            <w:pPr>
+              <w:spacing w:before="0" w:after="60"/>
+              <w:keepNext/>
+              <w:jc w:val="center"/>
+            </w:pPr>
+            <w:r>
+              <w:rPr>
+                <w:rFonts w:ascii="Calibri" w:hAnsi="Calibri"/>
+                <w:sz w:val="20"/>
+              </w:rPr>
+              <w:t xml:space="default">6/95 (6.3%)</w:t>
+            </w:r>
+          </w:p>
+        </w:tc>
+        <w:tc>
+          <w:tcPr>
+            <w:tcBorders>
+              <w:top w:val="single" w:space="0" w:color="D3D3D3"/>
+              <w:bottom w:val="single" w:space="0" w:color="D3D3D3"/>
+              <w:start w:val="single" w:space="0" w:color="D3D3D3"/>
+              <w:end w:val="single" w:space="0" w:color="D3D3D3"/>
+            </w:tcBorders>
+          </w:tcPr>
+          <w:p>
+            <w:pPr>
+              <w:spacing w:before="0" w:after="60"/>
+              <w:keepNext/>
+              <w:jc w:val="center"/>
+            </w:pPr>
+            <w:r>
+              <w:rPr>
+                <w:rFonts w:ascii="Calibri" w:hAnsi="Calibri"/>
+                <w:sz w:val="20"/>
+              </w:rPr>
+              <w:t xml:space="default">10/251 (4.0%)</w:t>
+            </w:r>
+          </w:p>
+        </w:tc>
+        <w:tc>
+          <w:tcPr>
+            <w:tcBorders>
+              <w:top w:val="single" w:space="0" w:color="D3D3D3"/>
+              <w:bottom w:val="single" w:space="0" w:color="D3D3D3"/>
+              <w:start w:val="single" w:space="0" w:color="D3D3D3"/>
+              <w:end w:val="single" w:space="0" w:color="D3D3D3"/>
+            </w:tcBorders>
+          </w:tcPr>
+          <w:p>
+            <w:pPr>
+              <w:spacing w:before="0" w:after="60"/>
+              <w:keepNext/>
+              <w:jc w:val="center"/>
+            </w:pPr>
+            <w:r>
+              <w:rPr>
+                <w:rFonts w:ascii="Calibri" w:hAnsi="Calibri"/>
+                <w:sz w:val="20"/>
+              </w:rPr>
+              <w:t xml:space="default">0/233 (0%)</w:t>
             </w:r>
           </w:p>
         </w:tc>
@@ -4832,315 +5148,7 @@
         </w:trPr>
         <w:tc>
           <w:tcPr>
-            <w:tcBorders>
-              <w:top w:val="single" w:space="0" w:color="D3D3D3"/>
-              <w:bottom w:val="single" w:space="0" w:color="D3D3D3"/>
-              <w:start w:val="single" w:space="0" w:color="D3D3D3"/>
-              <w:end w:val="single" w:space="0" w:color="D3D3D3"/>
-            </w:tcBorders>
-          </w:tcPr>
-          <w:p>
-            <w:pPr>
-              <w:spacing w:before="0" w:after="60"/>
-              <w:keepNext/>
-              <w:jc w:val="start"/>
-            </w:pPr>
-            <w:r>
-              <w:rPr>
-                <w:rFonts w:ascii="Calibri" w:hAnsi="Calibri"/>
-                <w:sz w:val="20"/>
-              </w:rPr>
-              <w:t xml:space="default">BPD_any.f</w:t>
-            </w:r>
-          </w:p>
-        </w:tc>
-        <w:tc>
-          <w:tcPr>
-            <w:tcBorders>
-              <w:top w:val="single" w:space="0" w:color="D3D3D3"/>
-              <w:bottom w:val="single" w:space="0" w:color="D3D3D3"/>
-              <w:start w:val="single" w:space="0" w:color="D3D3D3"/>
-              <w:end w:val="single" w:space="0" w:color="D3D3D3"/>
-            </w:tcBorders>
-          </w:tcPr>
-          <w:p>
-            <w:pPr>
-              <w:spacing w:before="0" w:after="60"/>
-              <w:keepNext/>
-              <w:jc w:val="center"/>
-            </w:pPr>
-            <w:r>
-              <w:rPr>
-                <w:rFonts w:ascii="Calibri" w:hAnsi="Calibri"/>
-                <w:sz w:val="20"/>
-              </w:rPr>
-              <w:t xml:space="default"/>
-            </w:r>
-          </w:p>
-        </w:tc>
-        <w:tc>
-          <w:tcPr>
-            <w:tcBorders>
-              <w:top w:val="single" w:space="0" w:color="D3D3D3"/>
-              <w:bottom w:val="single" w:space="0" w:color="D3D3D3"/>
-              <w:start w:val="single" w:space="0" w:color="D3D3D3"/>
-              <w:end w:val="single" w:space="0" w:color="D3D3D3"/>
-            </w:tcBorders>
-          </w:tcPr>
-          <w:p>
-            <w:pPr>
-              <w:spacing w:before="0" w:after="60"/>
-              <w:keepNext/>
-              <w:jc w:val="center"/>
-            </w:pPr>
-            <w:r>
-              <w:rPr>
-                <w:rFonts w:ascii="Calibri" w:hAnsi="Calibri"/>
-                <w:sz w:val="20"/>
-              </w:rPr>
-              <w:t xml:space="default"/>
-            </w:r>
-          </w:p>
-        </w:tc>
-      </w:tr>
-      <w:tr>
-        <w:trPr>
-          <w:cantSplit/>
-        </w:trPr>
-        <w:tc>
-          <w:tcPr>
-            <w:tcBorders>
-              <w:top w:val="single" w:space="0" w:color="D3D3D3"/>
-              <w:bottom w:val="single" w:space="0" w:color="D3D3D3"/>
-              <w:start w:val="single" w:space="0" w:color="D3D3D3"/>
-              <w:end w:val="single" w:space="0" w:color="D3D3D3"/>
-            </w:tcBorders>
-          </w:tcPr>
-          <w:p>
-            <w:pPr>
-              <w:spacing w:before="0" w:after="60"/>
-              <w:keepNext/>
-              <w:jc w:val="start"/>
-            </w:pPr>
-            <w:r>
-              <w:rPr>
-                <w:rFonts w:ascii="Calibri" w:hAnsi="Calibri"/>
-                <w:sz w:val="20"/>
-              </w:rPr>
-              <w:t xml:space="default">    0</w:t>
-            </w:r>
-          </w:p>
-        </w:tc>
-        <w:tc>
-          <w:tcPr>
-            <w:tcBorders>
-              <w:top w:val="single" w:space="0" w:color="D3D3D3"/>
-              <w:bottom w:val="single" w:space="0" w:color="D3D3D3"/>
-              <w:start w:val="single" w:space="0" w:color="D3D3D3"/>
-              <w:end w:val="single" w:space="0" w:color="D3D3D3"/>
-            </w:tcBorders>
-          </w:tcPr>
-          <w:p>
-            <w:pPr>
-              <w:spacing w:before="0" w:after="60"/>
-              <w:keepNext/>
-              <w:jc w:val="center"/>
-            </w:pPr>
-            <w:r>
-              <w:rPr>
-                <w:rFonts w:ascii="Calibri" w:hAnsi="Calibri"/>
-                <w:sz w:val="20"/>
-              </w:rPr>
-              <w:t xml:space="default">36/110 (33%)</w:t>
-            </w:r>
-          </w:p>
-        </w:tc>
-        <w:tc>
-          <w:tcPr>
-            <w:tcBorders>
-              <w:top w:val="single" w:space="0" w:color="D3D3D3"/>
-              <w:bottom w:val="single" w:space="0" w:color="D3D3D3"/>
-              <w:start w:val="single" w:space="0" w:color="D3D3D3"/>
-              <w:end w:val="single" w:space="0" w:color="D3D3D3"/>
-            </w:tcBorders>
-          </w:tcPr>
-          <w:p>
-            <w:pPr>
-              <w:spacing w:before="0" w:after="60"/>
-              <w:keepNext/>
-              <w:jc w:val="center"/>
-            </w:pPr>
-            <w:r>
-              <w:rPr>
-                <w:rFonts w:ascii="Calibri" w:hAnsi="Calibri"/>
-                <w:sz w:val="20"/>
-              </w:rPr>
-              <w:t xml:space="default">37/106 (35%)</w:t>
-            </w:r>
-          </w:p>
-        </w:tc>
-      </w:tr>
-      <w:tr>
-        <w:trPr>
-          <w:cantSplit/>
-        </w:trPr>
-        <w:tc>
-          <w:tcPr>
-            <w:tcBorders>
-              <w:top w:val="single" w:space="0" w:color="D3D3D3"/>
-              <w:bottom w:val="single" w:space="0" w:color="D3D3D3"/>
-              <w:start w:val="single" w:space="0" w:color="D3D3D3"/>
-              <w:end w:val="single" w:space="0" w:color="D3D3D3"/>
-            </w:tcBorders>
-          </w:tcPr>
-          <w:p>
-            <w:pPr>
-              <w:spacing w:before="0" w:after="60"/>
-              <w:keepNext/>
-              <w:jc w:val="start"/>
-            </w:pPr>
-            <w:r>
-              <w:rPr>
-                <w:rFonts w:ascii="Calibri" w:hAnsi="Calibri"/>
-                <w:sz w:val="20"/>
-              </w:rPr>
-              <w:t xml:space="default">    1</w:t>
-            </w:r>
-          </w:p>
-        </w:tc>
-        <w:tc>
-          <w:tcPr>
-            <w:tcBorders>
-              <w:top w:val="single" w:space="0" w:color="D3D3D3"/>
-              <w:bottom w:val="single" w:space="0" w:color="D3D3D3"/>
-              <w:start w:val="single" w:space="0" w:color="D3D3D3"/>
-              <w:end w:val="single" w:space="0" w:color="D3D3D3"/>
-            </w:tcBorders>
-          </w:tcPr>
-          <w:p>
-            <w:pPr>
-              <w:spacing w:before="0" w:after="60"/>
-              <w:keepNext/>
-              <w:jc w:val="center"/>
-            </w:pPr>
-            <w:r>
-              <w:rPr>
-                <w:rFonts w:ascii="Calibri" w:hAnsi="Calibri"/>
-                <w:sz w:val="20"/>
-              </w:rPr>
-              <w:t xml:space="default">74/110 (67%)</w:t>
-            </w:r>
-          </w:p>
-        </w:tc>
-        <w:tc>
-          <w:tcPr>
-            <w:tcBorders>
-              <w:top w:val="single" w:space="0" w:color="D3D3D3"/>
-              <w:bottom w:val="single" w:space="0" w:color="D3D3D3"/>
-              <w:start w:val="single" w:space="0" w:color="D3D3D3"/>
-              <w:end w:val="single" w:space="0" w:color="D3D3D3"/>
-            </w:tcBorders>
-          </w:tcPr>
-          <w:p>
-            <w:pPr>
-              <w:spacing w:before="0" w:after="60"/>
-              <w:keepNext/>
-              <w:jc w:val="center"/>
-            </w:pPr>
-            <w:r>
-              <w:rPr>
-                <w:rFonts w:ascii="Calibri" w:hAnsi="Calibri"/>
-                <w:sz w:val="20"/>
-              </w:rPr>
-              <w:t xml:space="default">69/106 (65%)</w:t>
-            </w:r>
-          </w:p>
-        </w:tc>
-      </w:tr>
-      <w:tr>
-        <w:trPr>
-          <w:cantSplit/>
-        </w:trPr>
-        <w:tc>
-          <w:tcPr>
-            <w:tcBorders>
-              <w:top w:val="single" w:space="0" w:color="D3D3D3"/>
-              <w:bottom w:val="single" w:space="0" w:color="D3D3D3"/>
-              <w:start w:val="single" w:space="0" w:color="D3D3D3"/>
-              <w:end w:val="single" w:space="0" w:color="D3D3D3"/>
-            </w:tcBorders>
-          </w:tcPr>
-          <w:p>
-            <w:pPr>
-              <w:spacing w:before="0" w:after="60"/>
-              <w:keepNext/>
-              <w:jc w:val="start"/>
-            </w:pPr>
-            <w:r>
-              <w:rPr>
-                <w:rFonts w:ascii="Calibri" w:hAnsi="Calibri"/>
-                <w:sz w:val="20"/>
-              </w:rPr>
-              <w:t xml:space="default">    (Missing)</w:t>
-            </w:r>
-          </w:p>
-        </w:tc>
-        <w:tc>
-          <w:tcPr>
-            <w:tcBorders>
-              <w:top w:val="single" w:space="0" w:color="D3D3D3"/>
-              <w:bottom w:val="single" w:space="0" w:color="D3D3D3"/>
-              <w:start w:val="single" w:space="0" w:color="D3D3D3"/>
-              <w:end w:val="single" w:space="0" w:color="D3D3D3"/>
-            </w:tcBorders>
-          </w:tcPr>
-          <w:p>
-            <w:pPr>
-              <w:spacing w:before="0" w:after="60"/>
-              <w:keepNext/>
-              <w:jc w:val="center"/>
-            </w:pPr>
-            <w:r>
-              <w:rPr>
-                <w:rFonts w:ascii="Calibri" w:hAnsi="Calibri"/>
-                <w:sz w:val="20"/>
-              </w:rPr>
-              <w:t xml:space="default">3</w:t>
-            </w:r>
-          </w:p>
-        </w:tc>
-        <w:tc>
-          <w:tcPr>
-            <w:tcBorders>
-              <w:top w:val="single" w:space="0" w:color="D3D3D3"/>
-              <w:bottom w:val="single" w:space="0" w:color="D3D3D3"/>
-              <w:start w:val="single" w:space="0" w:color="D3D3D3"/>
-              <w:end w:val="single" w:space="0" w:color="D3D3D3"/>
-            </w:tcBorders>
-          </w:tcPr>
-          <w:p>
-            <w:pPr>
-              <w:spacing w:before="0" w:after="60"/>
-              <w:keepNext/>
-              <w:jc w:val="center"/>
-            </w:pPr>
-            <w:r>
-              <w:rPr>
-                <w:rFonts w:ascii="Calibri" w:hAnsi="Calibri"/>
-                <w:sz w:val="20"/>
-              </w:rPr>
-              <w:t xml:space="default">12</w:t>
-            </w:r>
-          </w:p>
-        </w:tc>
-      </w:tr>
-      <w:tr>
-        <w:trPr>
-          <w:cantSplit/>
-        </w:trPr>
-        <w:tc>
-          <w:tcPr>
-            <w:gridSpan w:val="3"/>
+            <w:gridSpan w:val="5"/>
           </w:tcPr>
           <w:p>
             <w:pPr>
@@ -5248,7 +5256,7 @@
                 <w:rFonts w:ascii="Calibri" w:hAnsi="Calibri"/>
                 <w:sz w:val="20"/>
               </w:rPr>
-              <w:t xml:space="preserve">N = 256</w:t>
+              <w:t xml:space="preserve">N = 113</w:t>
             </w:r>
             <w:r>
               <w:rPr>
@@ -5302,7 +5310,7 @@
                 <w:rFonts w:ascii="Calibri" w:hAnsi="Calibri"/>
                 <w:sz w:val="20"/>
               </w:rPr>
-              <w:t xml:space="preserve">N = 257</w:t>
+              <w:t xml:space="preserve">N = 118</w:t>
             </w:r>
             <w:r>
               <w:rPr>
@@ -5441,31 +5449,31 @@
                 <w:rFonts w:ascii="Calibri" w:hAnsi="Calibri"/>
                 <w:sz w:val="20"/>
               </w:rPr>
-              <w:t xml:space="default">253/256 (99%)</w:t>
-            </w:r>
-          </w:p>
-        </w:tc>
-        <w:tc>
-          <w:tcPr>
-            <w:tcBorders>
-              <w:top w:val="single" w:space="0" w:color="D3D3D3"/>
-              <w:bottom w:val="single" w:space="0" w:color="D3D3D3"/>
-              <w:start w:val="single" w:space="0" w:color="D3D3D3"/>
-              <w:end w:val="single" w:space="0" w:color="D3D3D3"/>
-            </w:tcBorders>
-          </w:tcPr>
-          <w:p>
-            <w:pPr>
-              <w:spacing w:before="0" w:after="60"/>
-              <w:keepNext/>
-              <w:jc w:val="center"/>
-            </w:pPr>
-            <w:r>
-              <w:rPr>
-                <w:rFonts w:ascii="Calibri" w:hAnsi="Calibri"/>
-                <w:sz w:val="20"/>
-              </w:rPr>
-              <w:t xml:space="default">254/257 (99%)</w:t>
+              <w:t xml:space="default">104/113 (92%)</w:t>
+            </w:r>
+          </w:p>
+        </w:tc>
+        <w:tc>
+          <w:tcPr>
+            <w:tcBorders>
+              <w:top w:val="single" w:space="0" w:color="D3D3D3"/>
+              <w:bottom w:val="single" w:space="0" w:color="D3D3D3"/>
+              <w:start w:val="single" w:space="0" w:color="D3D3D3"/>
+              <w:end w:val="single" w:space="0" w:color="D3D3D3"/>
+            </w:tcBorders>
+          </w:tcPr>
+          <w:p>
+            <w:pPr>
+              <w:spacing w:before="0" w:after="60"/>
+              <w:keepNext/>
+              <w:jc w:val="center"/>
+            </w:pPr>
+            <w:r>
+              <w:rPr>
+                <w:rFonts w:ascii="Calibri" w:hAnsi="Calibri"/>
+                <w:sz w:val="20"/>
+              </w:rPr>
+              <w:t xml:space="default">104/118 (88%)</w:t>
             </w:r>
           </w:p>
         </w:tc>
@@ -5518,31 +5526,31 @@
                 <w:rFonts w:ascii="Calibri" w:hAnsi="Calibri"/>
                 <w:sz w:val="20"/>
               </w:rPr>
-              <w:t xml:space="default">3/256 (1.2%)</w:t>
-            </w:r>
-          </w:p>
-        </w:tc>
-        <w:tc>
-          <w:tcPr>
-            <w:tcBorders>
-              <w:top w:val="single" w:space="0" w:color="D3D3D3"/>
-              <w:bottom w:val="single" w:space="0" w:color="D3D3D3"/>
-              <w:start w:val="single" w:space="0" w:color="D3D3D3"/>
-              <w:end w:val="single" w:space="0" w:color="D3D3D3"/>
-            </w:tcBorders>
-          </w:tcPr>
-          <w:p>
-            <w:pPr>
-              <w:spacing w:before="0" w:after="60"/>
-              <w:keepNext/>
-              <w:jc w:val="center"/>
-            </w:pPr>
-            <w:r>
-              <w:rPr>
-                <w:rFonts w:ascii="Calibri" w:hAnsi="Calibri"/>
-                <w:sz w:val="20"/>
-              </w:rPr>
-              <w:t xml:space="default">3/257 (1.2%)</w:t>
+              <w:t xml:space="default">9/113 (8.0%)</w:t>
+            </w:r>
+          </w:p>
+        </w:tc>
+        <w:tc>
+          <w:tcPr>
+            <w:tcBorders>
+              <w:top w:val="single" w:space="0" w:color="D3D3D3"/>
+              <w:bottom w:val="single" w:space="0" w:color="D3D3D3"/>
+              <w:start w:val="single" w:space="0" w:color="D3D3D3"/>
+              <w:end w:val="single" w:space="0" w:color="D3D3D3"/>
+            </w:tcBorders>
+          </w:tcPr>
+          <w:p>
+            <w:pPr>
+              <w:spacing w:before="0" w:after="60"/>
+              <w:keepNext/>
+              <w:jc w:val="center"/>
+            </w:pPr>
+            <w:r>
+              <w:rPr>
+                <w:rFonts w:ascii="Calibri" w:hAnsi="Calibri"/>
+                <w:sz w:val="20"/>
+              </w:rPr>
+              <w:t xml:space="default">14/118 (12%)</w:t>
             </w:r>
           </w:p>
         </w:tc>
@@ -5672,31 +5680,31 @@
                 <w:rFonts w:ascii="Calibri" w:hAnsi="Calibri"/>
                 <w:sz w:val="20"/>
               </w:rPr>
-              <w:t xml:space="default">192/253 (76%)</w:t>
-            </w:r>
-          </w:p>
-        </w:tc>
-        <w:tc>
-          <w:tcPr>
-            <w:tcBorders>
-              <w:top w:val="single" w:space="0" w:color="D3D3D3"/>
-              <w:bottom w:val="single" w:space="0" w:color="D3D3D3"/>
-              <w:start w:val="single" w:space="0" w:color="D3D3D3"/>
-              <w:end w:val="single" w:space="0" w:color="D3D3D3"/>
-            </w:tcBorders>
-          </w:tcPr>
-          <w:p>
-            <w:pPr>
-              <w:spacing w:before="0" w:after="60"/>
-              <w:keepNext/>
-              <w:jc w:val="center"/>
-            </w:pPr>
-            <w:r>
-              <w:rPr>
-                <w:rFonts w:ascii="Calibri" w:hAnsi="Calibri"/>
-                <w:sz w:val="20"/>
-              </w:rPr>
-              <w:t xml:space="default">198/239 (83%)</w:t>
+              <w:t xml:space="default">36/110 (33%)</w:t>
+            </w:r>
+          </w:p>
+        </w:tc>
+        <w:tc>
+          <w:tcPr>
+            <w:tcBorders>
+              <w:top w:val="single" w:space="0" w:color="D3D3D3"/>
+              <w:bottom w:val="single" w:space="0" w:color="D3D3D3"/>
+              <w:start w:val="single" w:space="0" w:color="D3D3D3"/>
+              <w:end w:val="single" w:space="0" w:color="D3D3D3"/>
+            </w:tcBorders>
+          </w:tcPr>
+          <w:p>
+            <w:pPr>
+              <w:spacing w:before="0" w:after="60"/>
+              <w:keepNext/>
+              <w:jc w:val="center"/>
+            </w:pPr>
+            <w:r>
+              <w:rPr>
+                <w:rFonts w:ascii="Calibri" w:hAnsi="Calibri"/>
+                <w:sz w:val="20"/>
+              </w:rPr>
+              <w:t xml:space="default">37/106 (35%)</w:t>
             </w:r>
           </w:p>
         </w:tc>
@@ -5749,31 +5757,31 @@
                 <w:rFonts w:ascii="Calibri" w:hAnsi="Calibri"/>
                 <w:sz w:val="20"/>
               </w:rPr>
-              <w:t xml:space="default">61/253 (24%)</w:t>
-            </w:r>
-          </w:p>
-        </w:tc>
-        <w:tc>
-          <w:tcPr>
-            <w:tcBorders>
-              <w:top w:val="single" w:space="0" w:color="D3D3D3"/>
-              <w:bottom w:val="single" w:space="0" w:color="D3D3D3"/>
-              <w:start w:val="single" w:space="0" w:color="D3D3D3"/>
-              <w:end w:val="single" w:space="0" w:color="D3D3D3"/>
-            </w:tcBorders>
-          </w:tcPr>
-          <w:p>
-            <w:pPr>
-              <w:spacing w:before="0" w:after="60"/>
-              <w:keepNext/>
-              <w:jc w:val="center"/>
-            </w:pPr>
-            <w:r>
-              <w:rPr>
-                <w:rFonts w:ascii="Calibri" w:hAnsi="Calibri"/>
-                <w:sz w:val="20"/>
-              </w:rPr>
-              <w:t xml:space="default">41/239 (17%)</w:t>
+              <w:t xml:space="default">74/110 (67%)</w:t>
+            </w:r>
+          </w:p>
+        </w:tc>
+        <w:tc>
+          <w:tcPr>
+            <w:tcBorders>
+              <w:top w:val="single" w:space="0" w:color="D3D3D3"/>
+              <w:bottom w:val="single" w:space="0" w:color="D3D3D3"/>
+              <w:start w:val="single" w:space="0" w:color="D3D3D3"/>
+              <w:end w:val="single" w:space="0" w:color="D3D3D3"/>
+            </w:tcBorders>
+          </w:tcPr>
+          <w:p>
+            <w:pPr>
+              <w:spacing w:before="0" w:after="60"/>
+              <w:keepNext/>
+              <w:jc w:val="center"/>
+            </w:pPr>
+            <w:r>
+              <w:rPr>
+                <w:rFonts w:ascii="Calibri" w:hAnsi="Calibri"/>
+                <w:sz w:val="20"/>
+              </w:rPr>
+              <w:t xml:space="default">69/106 (65%)</w:t>
             </w:r>
           </w:p>
         </w:tc>
@@ -5850,7 +5858,7 @@
                 <w:rFonts w:ascii="Calibri" w:hAnsi="Calibri"/>
                 <w:sz w:val="20"/>
               </w:rPr>
-              <w:t xml:space="default">18</w:t>
+              <w:t xml:space="default">12</w:t>
             </w:r>
           </w:p>
         </w:tc>
@@ -5969,7 +5977,7 @@
                 <w:rFonts w:ascii="Calibri" w:hAnsi="Calibri"/>
                 <w:sz w:val="20"/>
               </w:rPr>
-              <w:t xml:space="preserve">N = 87</w:t>
+              <w:t xml:space="preserve">N = 256</w:t>
             </w:r>
             <w:r>
               <w:rPr>
@@ -6023,7 +6031,7 @@
                 <w:rFonts w:ascii="Calibri" w:hAnsi="Calibri"/>
                 <w:sz w:val="20"/>
               </w:rPr>
-              <w:t xml:space="preserve">N = 67</w:t>
+              <w:t xml:space="preserve">N = 257</w:t>
             </w:r>
             <w:r>
               <w:rPr>
@@ -6061,7 +6069,7 @@
                 <w:rFonts w:ascii="Calibri" w:hAnsi="Calibri"/>
                 <w:sz w:val="20"/>
               </w:rPr>
-              <w:t xml:space="default">sepsis_count.f</w:t>
+              <w:t xml:space="default">ROP_2plus.f</w:t>
             </w:r>
           </w:p>
         </w:tc>
@@ -6162,31 +6170,31 @@
                 <w:rFonts w:ascii="Calibri" w:hAnsi="Calibri"/>
                 <w:sz w:val="20"/>
               </w:rPr>
-              <w:t xml:space="default">62/87 (71%)</w:t>
-            </w:r>
-          </w:p>
-        </w:tc>
-        <w:tc>
-          <w:tcPr>
-            <w:tcBorders>
-              <w:top w:val="single" w:space="0" w:color="D3D3D3"/>
-              <w:bottom w:val="single" w:space="0" w:color="D3D3D3"/>
-              <w:start w:val="single" w:space="0" w:color="D3D3D3"/>
-              <w:end w:val="single" w:space="0" w:color="D3D3D3"/>
-            </w:tcBorders>
-          </w:tcPr>
-          <w:p>
-            <w:pPr>
-              <w:spacing w:before="0" w:after="60"/>
-              <w:keepNext/>
-              <w:jc w:val="center"/>
-            </w:pPr>
-            <w:r>
-              <w:rPr>
-                <w:rFonts w:ascii="Calibri" w:hAnsi="Calibri"/>
-                <w:sz w:val="20"/>
-              </w:rPr>
-              <w:t xml:space="default">56/67 (84%)</w:t>
+              <w:t xml:space="default">253/256 (99%)</w:t>
+            </w:r>
+          </w:p>
+        </w:tc>
+        <w:tc>
+          <w:tcPr>
+            <w:tcBorders>
+              <w:top w:val="single" w:space="0" w:color="D3D3D3"/>
+              <w:bottom w:val="single" w:space="0" w:color="D3D3D3"/>
+              <w:start w:val="single" w:space="0" w:color="D3D3D3"/>
+              <w:end w:val="single" w:space="0" w:color="D3D3D3"/>
+            </w:tcBorders>
+          </w:tcPr>
+          <w:p>
+            <w:pPr>
+              <w:spacing w:before="0" w:after="60"/>
+              <w:keepNext/>
+              <w:jc w:val="center"/>
+            </w:pPr>
+            <w:r>
+              <w:rPr>
+                <w:rFonts w:ascii="Calibri" w:hAnsi="Calibri"/>
+                <w:sz w:val="20"/>
+              </w:rPr>
+              <w:t xml:space="default">254/257 (99%)</w:t>
             </w:r>
           </w:p>
         </w:tc>
@@ -6239,31 +6247,31 @@
                 <w:rFonts w:ascii="Calibri" w:hAnsi="Calibri"/>
                 <w:sz w:val="20"/>
               </w:rPr>
-              <w:t xml:space="default">19/87 (22%)</w:t>
-            </w:r>
-          </w:p>
-        </w:tc>
-        <w:tc>
-          <w:tcPr>
-            <w:tcBorders>
-              <w:top w:val="single" w:space="0" w:color="D3D3D3"/>
-              <w:bottom w:val="single" w:space="0" w:color="D3D3D3"/>
-              <w:start w:val="single" w:space="0" w:color="D3D3D3"/>
-              <w:end w:val="single" w:space="0" w:color="D3D3D3"/>
-            </w:tcBorders>
-          </w:tcPr>
-          <w:p>
-            <w:pPr>
-              <w:spacing w:before="0" w:after="60"/>
-              <w:keepNext/>
-              <w:jc w:val="center"/>
-            </w:pPr>
-            <w:r>
-              <w:rPr>
-                <w:rFonts w:ascii="Calibri" w:hAnsi="Calibri"/>
-                <w:sz w:val="20"/>
-              </w:rPr>
-              <w:t xml:space="default">5/67 (7.5%)</w:t>
+              <w:t xml:space="default">3/256 (1.2%)</w:t>
+            </w:r>
+          </w:p>
+        </w:tc>
+        <w:tc>
+          <w:tcPr>
+            <w:tcBorders>
+              <w:top w:val="single" w:space="0" w:color="D3D3D3"/>
+              <w:bottom w:val="single" w:space="0" w:color="D3D3D3"/>
+              <w:start w:val="single" w:space="0" w:color="D3D3D3"/>
+              <w:end w:val="single" w:space="0" w:color="D3D3D3"/>
+            </w:tcBorders>
+          </w:tcPr>
+          <w:p>
+            <w:pPr>
+              <w:spacing w:before="0" w:after="60"/>
+              <w:keepNext/>
+              <w:jc w:val="center"/>
+            </w:pPr>
+            <w:r>
+              <w:rPr>
+                <w:rFonts w:ascii="Calibri" w:hAnsi="Calibri"/>
+                <w:sz w:val="20"/>
+              </w:rPr>
+              <w:t xml:space="default">3/257 (1.2%)</w:t>
             </w:r>
           </w:p>
         </w:tc>
@@ -6292,55 +6300,55 @@
                 <w:rFonts w:ascii="Calibri" w:hAnsi="Calibri"/>
                 <w:sz w:val="20"/>
               </w:rPr>
-              <w:t xml:space="default">    2</w:t>
-            </w:r>
-          </w:p>
-        </w:tc>
-        <w:tc>
-          <w:tcPr>
-            <w:tcBorders>
-              <w:top w:val="single" w:space="0" w:color="D3D3D3"/>
-              <w:bottom w:val="single" w:space="0" w:color="D3D3D3"/>
-              <w:start w:val="single" w:space="0" w:color="D3D3D3"/>
-              <w:end w:val="single" w:space="0" w:color="D3D3D3"/>
-            </w:tcBorders>
-          </w:tcPr>
-          <w:p>
-            <w:pPr>
-              <w:spacing w:before="0" w:after="60"/>
-              <w:keepNext/>
-              <w:jc w:val="center"/>
-            </w:pPr>
-            <w:r>
-              <w:rPr>
-                <w:rFonts w:ascii="Calibri" w:hAnsi="Calibri"/>
-                <w:sz w:val="20"/>
-              </w:rPr>
-              <w:t xml:space="default">4/87 (4.6%)</w:t>
-            </w:r>
-          </w:p>
-        </w:tc>
-        <w:tc>
-          <w:tcPr>
-            <w:tcBorders>
-              <w:top w:val="single" w:space="0" w:color="D3D3D3"/>
-              <w:bottom w:val="single" w:space="0" w:color="D3D3D3"/>
-              <w:start w:val="single" w:space="0" w:color="D3D3D3"/>
-              <w:end w:val="single" w:space="0" w:color="D3D3D3"/>
-            </w:tcBorders>
-          </w:tcPr>
-          <w:p>
-            <w:pPr>
-              <w:spacing w:before="0" w:after="60"/>
-              <w:keepNext/>
-              <w:jc w:val="center"/>
-            </w:pPr>
-            <w:r>
-              <w:rPr>
-                <w:rFonts w:ascii="Calibri" w:hAnsi="Calibri"/>
-                <w:sz w:val="20"/>
-              </w:rPr>
-              <w:t xml:space="default">4/67 (6.0%)</w:t>
+              <w:t xml:space="default">BPD_any.f</w:t>
+            </w:r>
+          </w:p>
+        </w:tc>
+        <w:tc>
+          <w:tcPr>
+            <w:tcBorders>
+              <w:top w:val="single" w:space="0" w:color="D3D3D3"/>
+              <w:bottom w:val="single" w:space="0" w:color="D3D3D3"/>
+              <w:start w:val="single" w:space="0" w:color="D3D3D3"/>
+              <w:end w:val="single" w:space="0" w:color="D3D3D3"/>
+            </w:tcBorders>
+          </w:tcPr>
+          <w:p>
+            <w:pPr>
+              <w:spacing w:before="0" w:after="60"/>
+              <w:keepNext/>
+              <w:jc w:val="center"/>
+            </w:pPr>
+            <w:r>
+              <w:rPr>
+                <w:rFonts w:ascii="Calibri" w:hAnsi="Calibri"/>
+                <w:sz w:val="20"/>
+              </w:rPr>
+              <w:t xml:space="default"/>
+            </w:r>
+          </w:p>
+        </w:tc>
+        <w:tc>
+          <w:tcPr>
+            <w:tcBorders>
+              <w:top w:val="single" w:space="0" w:color="D3D3D3"/>
+              <w:bottom w:val="single" w:space="0" w:color="D3D3D3"/>
+              <w:start w:val="single" w:space="0" w:color="D3D3D3"/>
+              <w:end w:val="single" w:space="0" w:color="D3D3D3"/>
+            </w:tcBorders>
+          </w:tcPr>
+          <w:p>
+            <w:pPr>
+              <w:spacing w:before="0" w:after="60"/>
+              <w:keepNext/>
+              <w:jc w:val="center"/>
+            </w:pPr>
+            <w:r>
+              <w:rPr>
+                <w:rFonts w:ascii="Calibri" w:hAnsi="Calibri"/>
+                <w:sz w:val="20"/>
+              </w:rPr>
+              <w:t xml:space="default"/>
             </w:r>
           </w:p>
         </w:tc>
@@ -6369,55 +6377,55 @@
                 <w:rFonts w:ascii="Calibri" w:hAnsi="Calibri"/>
                 <w:sz w:val="20"/>
               </w:rPr>
-              <w:t xml:space="default">    3</w:t>
-            </w:r>
-          </w:p>
-        </w:tc>
-        <w:tc>
-          <w:tcPr>
-            <w:tcBorders>
-              <w:top w:val="single" w:space="0" w:color="D3D3D3"/>
-              <w:bottom w:val="single" w:space="0" w:color="D3D3D3"/>
-              <w:start w:val="single" w:space="0" w:color="D3D3D3"/>
-              <w:end w:val="single" w:space="0" w:color="D3D3D3"/>
-            </w:tcBorders>
-          </w:tcPr>
-          <w:p>
-            <w:pPr>
-              <w:spacing w:before="0" w:after="60"/>
-              <w:keepNext/>
-              <w:jc w:val="center"/>
-            </w:pPr>
-            <w:r>
-              <w:rPr>
-                <w:rFonts w:ascii="Calibri" w:hAnsi="Calibri"/>
-                <w:sz w:val="20"/>
-              </w:rPr>
-              <w:t xml:space="default">0/87 (0%)</w:t>
-            </w:r>
-          </w:p>
-        </w:tc>
-        <w:tc>
-          <w:tcPr>
-            <w:tcBorders>
-              <w:top w:val="single" w:space="0" w:color="D3D3D3"/>
-              <w:bottom w:val="single" w:space="0" w:color="D3D3D3"/>
-              <w:start w:val="single" w:space="0" w:color="D3D3D3"/>
-              <w:end w:val="single" w:space="0" w:color="D3D3D3"/>
-            </w:tcBorders>
-          </w:tcPr>
-          <w:p>
-            <w:pPr>
-              <w:spacing w:before="0" w:after="60"/>
-              <w:keepNext/>
-              <w:jc w:val="center"/>
-            </w:pPr>
-            <w:r>
-              <w:rPr>
-                <w:rFonts w:ascii="Calibri" w:hAnsi="Calibri"/>
-                <w:sz w:val="20"/>
-              </w:rPr>
-              <w:t xml:space="default">0/67 (0%)</w:t>
+              <w:t xml:space="default">    0</w:t>
+            </w:r>
+          </w:p>
+        </w:tc>
+        <w:tc>
+          <w:tcPr>
+            <w:tcBorders>
+              <w:top w:val="single" w:space="0" w:color="D3D3D3"/>
+              <w:bottom w:val="single" w:space="0" w:color="D3D3D3"/>
+              <w:start w:val="single" w:space="0" w:color="D3D3D3"/>
+              <w:end w:val="single" w:space="0" w:color="D3D3D3"/>
+            </w:tcBorders>
+          </w:tcPr>
+          <w:p>
+            <w:pPr>
+              <w:spacing w:before="0" w:after="60"/>
+              <w:keepNext/>
+              <w:jc w:val="center"/>
+            </w:pPr>
+            <w:r>
+              <w:rPr>
+                <w:rFonts w:ascii="Calibri" w:hAnsi="Calibri"/>
+                <w:sz w:val="20"/>
+              </w:rPr>
+              <w:t xml:space="default">192/253 (76%)</w:t>
+            </w:r>
+          </w:p>
+        </w:tc>
+        <w:tc>
+          <w:tcPr>
+            <w:tcBorders>
+              <w:top w:val="single" w:space="0" w:color="D3D3D3"/>
+              <w:bottom w:val="single" w:space="0" w:color="D3D3D3"/>
+              <w:start w:val="single" w:space="0" w:color="D3D3D3"/>
+              <w:end w:val="single" w:space="0" w:color="D3D3D3"/>
+            </w:tcBorders>
+          </w:tcPr>
+          <w:p>
+            <w:pPr>
+              <w:spacing w:before="0" w:after="60"/>
+              <w:keepNext/>
+              <w:jc w:val="center"/>
+            </w:pPr>
+            <w:r>
+              <w:rPr>
+                <w:rFonts w:ascii="Calibri" w:hAnsi="Calibri"/>
+                <w:sz w:val="20"/>
+              </w:rPr>
+              <w:t xml:space="default">198/239 (83%)</w:t>
             </w:r>
           </w:p>
         </w:tc>
@@ -6446,55 +6454,55 @@
                 <w:rFonts w:ascii="Calibri" w:hAnsi="Calibri"/>
                 <w:sz w:val="20"/>
               </w:rPr>
-              <w:t xml:space="default">    4</w:t>
-            </w:r>
-          </w:p>
-        </w:tc>
-        <w:tc>
-          <w:tcPr>
-            <w:tcBorders>
-              <w:top w:val="single" w:space="0" w:color="D3D3D3"/>
-              <w:bottom w:val="single" w:space="0" w:color="D3D3D3"/>
-              <w:start w:val="single" w:space="0" w:color="D3D3D3"/>
-              <w:end w:val="single" w:space="0" w:color="D3D3D3"/>
-            </w:tcBorders>
-          </w:tcPr>
-          <w:p>
-            <w:pPr>
-              <w:spacing w:before="0" w:after="60"/>
-              <w:keepNext/>
-              <w:jc w:val="center"/>
-            </w:pPr>
-            <w:r>
-              <w:rPr>
-                <w:rFonts w:ascii="Calibri" w:hAnsi="Calibri"/>
-                <w:sz w:val="20"/>
-              </w:rPr>
-              <w:t xml:space="default">1/87 (1.1%)</w:t>
-            </w:r>
-          </w:p>
-        </w:tc>
-        <w:tc>
-          <w:tcPr>
-            <w:tcBorders>
-              <w:top w:val="single" w:space="0" w:color="D3D3D3"/>
-              <w:bottom w:val="single" w:space="0" w:color="D3D3D3"/>
-              <w:start w:val="single" w:space="0" w:color="D3D3D3"/>
-              <w:end w:val="single" w:space="0" w:color="D3D3D3"/>
-            </w:tcBorders>
-          </w:tcPr>
-          <w:p>
-            <w:pPr>
-              <w:spacing w:before="0" w:after="60"/>
-              <w:keepNext/>
-              <w:jc w:val="center"/>
-            </w:pPr>
-            <w:r>
-              <w:rPr>
-                <w:rFonts w:ascii="Calibri" w:hAnsi="Calibri"/>
-                <w:sz w:val="20"/>
-              </w:rPr>
-              <w:t xml:space="default">1/67 (1.5%)</w:t>
+              <w:t xml:space="default">    1</w:t>
+            </w:r>
+          </w:p>
+        </w:tc>
+        <w:tc>
+          <w:tcPr>
+            <w:tcBorders>
+              <w:top w:val="single" w:space="0" w:color="D3D3D3"/>
+              <w:bottom w:val="single" w:space="0" w:color="D3D3D3"/>
+              <w:start w:val="single" w:space="0" w:color="D3D3D3"/>
+              <w:end w:val="single" w:space="0" w:color="D3D3D3"/>
+            </w:tcBorders>
+          </w:tcPr>
+          <w:p>
+            <w:pPr>
+              <w:spacing w:before="0" w:after="60"/>
+              <w:keepNext/>
+              <w:jc w:val="center"/>
+            </w:pPr>
+            <w:r>
+              <w:rPr>
+                <w:rFonts w:ascii="Calibri" w:hAnsi="Calibri"/>
+                <w:sz w:val="20"/>
+              </w:rPr>
+              <w:t xml:space="default">61/253 (24%)</w:t>
+            </w:r>
+          </w:p>
+        </w:tc>
+        <w:tc>
+          <w:tcPr>
+            <w:tcBorders>
+              <w:top w:val="single" w:space="0" w:color="D3D3D3"/>
+              <w:bottom w:val="single" w:space="0" w:color="D3D3D3"/>
+              <w:start w:val="single" w:space="0" w:color="D3D3D3"/>
+              <w:end w:val="single" w:space="0" w:color="D3D3D3"/>
+            </w:tcBorders>
+          </w:tcPr>
+          <w:p>
+            <w:pPr>
+              <w:spacing w:before="0" w:after="60"/>
+              <w:keepNext/>
+              <w:jc w:val="center"/>
+            </w:pPr>
+            <w:r>
+              <w:rPr>
+                <w:rFonts w:ascii="Calibri" w:hAnsi="Calibri"/>
+                <w:sz w:val="20"/>
+              </w:rPr>
+              <w:t xml:space="default">41/239 (17%)</w:t>
             </w:r>
           </w:p>
         </w:tc>
@@ -6523,132 +6531,55 @@
                 <w:rFonts w:ascii="Calibri" w:hAnsi="Calibri"/>
                 <w:sz w:val="20"/>
               </w:rPr>
-              <w:t xml:space="default">    8</w:t>
-            </w:r>
-          </w:p>
-        </w:tc>
-        <w:tc>
-          <w:tcPr>
-            <w:tcBorders>
-              <w:top w:val="single" w:space="0" w:color="D3D3D3"/>
-              <w:bottom w:val="single" w:space="0" w:color="D3D3D3"/>
-              <w:start w:val="single" w:space="0" w:color="D3D3D3"/>
-              <w:end w:val="single" w:space="0" w:color="D3D3D3"/>
-            </w:tcBorders>
-          </w:tcPr>
-          <w:p>
-            <w:pPr>
-              <w:spacing w:before="0" w:after="60"/>
-              <w:keepNext/>
-              <w:jc w:val="center"/>
-            </w:pPr>
-            <w:r>
-              <w:rPr>
-                <w:rFonts w:ascii="Calibri" w:hAnsi="Calibri"/>
-                <w:sz w:val="20"/>
-              </w:rPr>
-              <w:t xml:space="default">0/87 (0%)</w:t>
-            </w:r>
-          </w:p>
-        </w:tc>
-        <w:tc>
-          <w:tcPr>
-            <w:tcBorders>
-              <w:top w:val="single" w:space="0" w:color="D3D3D3"/>
-              <w:bottom w:val="single" w:space="0" w:color="D3D3D3"/>
-              <w:start w:val="single" w:space="0" w:color="D3D3D3"/>
-              <w:end w:val="single" w:space="0" w:color="D3D3D3"/>
-            </w:tcBorders>
-          </w:tcPr>
-          <w:p>
-            <w:pPr>
-              <w:spacing w:before="0" w:after="60"/>
-              <w:keepNext/>
-              <w:jc w:val="center"/>
-            </w:pPr>
-            <w:r>
-              <w:rPr>
-                <w:rFonts w:ascii="Calibri" w:hAnsi="Calibri"/>
-                <w:sz w:val="20"/>
-              </w:rPr>
-              <w:t xml:space="default">1/67 (1.5%)</w:t>
-            </w:r>
-          </w:p>
-        </w:tc>
-      </w:tr>
-      <w:tr>
-        <w:trPr>
-          <w:cantSplit/>
-        </w:trPr>
-        <w:tc>
-          <w:tcPr>
-            <w:tcBorders>
-              <w:top w:val="single" w:space="0" w:color="D3D3D3"/>
-              <w:bottom w:val="single" w:space="0" w:color="D3D3D3"/>
-              <w:start w:val="single" w:space="0" w:color="D3D3D3"/>
-              <w:end w:val="single" w:space="0" w:color="D3D3D3"/>
-            </w:tcBorders>
-          </w:tcPr>
-          <w:p>
-            <w:pPr>
-              <w:spacing w:before="0" w:after="60"/>
-              <w:keepNext/>
-              <w:jc w:val="start"/>
-            </w:pPr>
-            <w:r>
-              <w:rPr>
-                <w:rFonts w:ascii="Calibri" w:hAnsi="Calibri"/>
-                <w:sz w:val="20"/>
-              </w:rPr>
-              <w:t xml:space="default">    11</w:t>
-            </w:r>
-          </w:p>
-        </w:tc>
-        <w:tc>
-          <w:tcPr>
-            <w:tcBorders>
-              <w:top w:val="single" w:space="0" w:color="D3D3D3"/>
-              <w:bottom w:val="single" w:space="0" w:color="D3D3D3"/>
-              <w:start w:val="single" w:space="0" w:color="D3D3D3"/>
-              <w:end w:val="single" w:space="0" w:color="D3D3D3"/>
-            </w:tcBorders>
-          </w:tcPr>
-          <w:p>
-            <w:pPr>
-              <w:spacing w:before="0" w:after="60"/>
-              <w:keepNext/>
-              <w:jc w:val="center"/>
-            </w:pPr>
-            <w:r>
-              <w:rPr>
-                <w:rFonts w:ascii="Calibri" w:hAnsi="Calibri"/>
-                <w:sz w:val="20"/>
-              </w:rPr>
-              <w:t xml:space="default">1/87 (1.1%)</w:t>
-            </w:r>
-          </w:p>
-        </w:tc>
-        <w:tc>
-          <w:tcPr>
-            <w:tcBorders>
-              <w:top w:val="single" w:space="0" w:color="D3D3D3"/>
-              <w:bottom w:val="single" w:space="0" w:color="D3D3D3"/>
-              <w:start w:val="single" w:space="0" w:color="D3D3D3"/>
-              <w:end w:val="single" w:space="0" w:color="D3D3D3"/>
-            </w:tcBorders>
-          </w:tcPr>
-          <w:p>
-            <w:pPr>
-              <w:spacing w:before="0" w:after="60"/>
-              <w:keepNext/>
-              <w:jc w:val="center"/>
-            </w:pPr>
-            <w:r>
-              <w:rPr>
-                <w:rFonts w:ascii="Calibri" w:hAnsi="Calibri"/>
-                <w:sz w:val="20"/>
-              </w:rPr>
-              <w:t xml:space="default">0/67 (0%)</w:t>
+              <w:t xml:space="default">    (Missing)</w:t>
+            </w:r>
+          </w:p>
+        </w:tc>
+        <w:tc>
+          <w:tcPr>
+            <w:tcBorders>
+              <w:top w:val="single" w:space="0" w:color="D3D3D3"/>
+              <w:bottom w:val="single" w:space="0" w:color="D3D3D3"/>
+              <w:start w:val="single" w:space="0" w:color="D3D3D3"/>
+              <w:end w:val="single" w:space="0" w:color="D3D3D3"/>
+            </w:tcBorders>
+          </w:tcPr>
+          <w:p>
+            <w:pPr>
+              <w:spacing w:before="0" w:after="60"/>
+              <w:keepNext/>
+              <w:jc w:val="center"/>
+            </w:pPr>
+            <w:r>
+              <w:rPr>
+                <w:rFonts w:ascii="Calibri" w:hAnsi="Calibri"/>
+                <w:sz w:val="20"/>
+              </w:rPr>
+              <w:t xml:space="default">3</w:t>
+            </w:r>
+          </w:p>
+        </w:tc>
+        <w:tc>
+          <w:tcPr>
+            <w:tcBorders>
+              <w:top w:val="single" w:space="0" w:color="D3D3D3"/>
+              <w:bottom w:val="single" w:space="0" w:color="D3D3D3"/>
+              <w:start w:val="single" w:space="0" w:color="D3D3D3"/>
+              <w:end w:val="single" w:space="0" w:color="D3D3D3"/>
+            </w:tcBorders>
+          </w:tcPr>
+          <w:p>
+            <w:pPr>
+              <w:spacing w:before="0" w:after="60"/>
+              <w:keepNext/>
+              <w:jc w:val="center"/>
+            </w:pPr>
+            <w:r>
+              <w:rPr>
+                <w:rFonts w:ascii="Calibri" w:hAnsi="Calibri"/>
+                <w:sz w:val="20"/>
+              </w:rPr>
+              <w:t xml:space="default">18</w:t>
             </w:r>
           </w:p>
         </w:tc>
@@ -6767,7 +6698,7 @@
                 <w:rFonts w:ascii="Calibri" w:hAnsi="Calibri"/>
                 <w:sz w:val="20"/>
               </w:rPr>
-              <w:t xml:space="preserve">N = 191</w:t>
+              <w:t xml:space="preserve">N = 87</w:t>
             </w:r>
             <w:r>
               <w:rPr>
@@ -6821,7 +6752,7 @@
                 <w:rFonts w:ascii="Calibri" w:hAnsi="Calibri"/>
                 <w:sz w:val="20"/>
               </w:rPr>
-              <w:t xml:space="preserve">N = 185</w:t>
+              <w:t xml:space="preserve">N = 67</w:t>
             </w:r>
             <w:r>
               <w:rPr>
@@ -6960,31 +6891,31 @@
                 <w:rFonts w:ascii="Calibri" w:hAnsi="Calibri"/>
                 <w:sz w:val="20"/>
               </w:rPr>
-              <w:t xml:space="default">180/191 (94%)</w:t>
-            </w:r>
-          </w:p>
-        </w:tc>
-        <w:tc>
-          <w:tcPr>
-            <w:tcBorders>
-              <w:top w:val="single" w:space="0" w:color="D3D3D3"/>
-              <w:bottom w:val="single" w:space="0" w:color="D3D3D3"/>
-              <w:start w:val="single" w:space="0" w:color="D3D3D3"/>
-              <w:end w:val="single" w:space="0" w:color="D3D3D3"/>
-            </w:tcBorders>
-          </w:tcPr>
-          <w:p>
-            <w:pPr>
-              <w:spacing w:before="0" w:after="60"/>
-              <w:keepNext/>
-              <w:jc w:val="center"/>
-            </w:pPr>
-            <w:r>
-              <w:rPr>
-                <w:rFonts w:ascii="Calibri" w:hAnsi="Calibri"/>
-                <w:sz w:val="20"/>
-              </w:rPr>
-              <w:t xml:space="default">179/184 (97%)</w:t>
+              <w:t xml:space="default">62/87 (71%)</w:t>
+            </w:r>
+          </w:p>
+        </w:tc>
+        <w:tc>
+          <w:tcPr>
+            <w:tcBorders>
+              <w:top w:val="single" w:space="0" w:color="D3D3D3"/>
+              <w:bottom w:val="single" w:space="0" w:color="D3D3D3"/>
+              <w:start w:val="single" w:space="0" w:color="D3D3D3"/>
+              <w:end w:val="single" w:space="0" w:color="D3D3D3"/>
+            </w:tcBorders>
+          </w:tcPr>
+          <w:p>
+            <w:pPr>
+              <w:spacing w:before="0" w:after="60"/>
+              <w:keepNext/>
+              <w:jc w:val="center"/>
+            </w:pPr>
+            <w:r>
+              <w:rPr>
+                <w:rFonts w:ascii="Calibri" w:hAnsi="Calibri"/>
+                <w:sz w:val="20"/>
+              </w:rPr>
+              <w:t xml:space="default">56/67 (84%)</w:t>
             </w:r>
           </w:p>
         </w:tc>
@@ -7037,31 +6968,31 @@
                 <w:rFonts w:ascii="Calibri" w:hAnsi="Calibri"/>
                 <w:sz w:val="20"/>
               </w:rPr>
-              <w:t xml:space="default">6/191 (3.1%)</w:t>
-            </w:r>
-          </w:p>
-        </w:tc>
-        <w:tc>
-          <w:tcPr>
-            <w:tcBorders>
-              <w:top w:val="single" w:space="0" w:color="D3D3D3"/>
-              <w:bottom w:val="single" w:space="0" w:color="D3D3D3"/>
-              <w:start w:val="single" w:space="0" w:color="D3D3D3"/>
-              <w:end w:val="single" w:space="0" w:color="D3D3D3"/>
-            </w:tcBorders>
-          </w:tcPr>
-          <w:p>
-            <w:pPr>
-              <w:spacing w:before="0" w:after="60"/>
-              <w:keepNext/>
-              <w:jc w:val="center"/>
-            </w:pPr>
-            <w:r>
-              <w:rPr>
-                <w:rFonts w:ascii="Calibri" w:hAnsi="Calibri"/>
-                <w:sz w:val="20"/>
-              </w:rPr>
-              <w:t xml:space="default">4/184 (2.2%)</w:t>
+              <w:t xml:space="default">19/87 (22%)</w:t>
+            </w:r>
+          </w:p>
+        </w:tc>
+        <w:tc>
+          <w:tcPr>
+            <w:tcBorders>
+              <w:top w:val="single" w:space="0" w:color="D3D3D3"/>
+              <w:bottom w:val="single" w:space="0" w:color="D3D3D3"/>
+              <w:start w:val="single" w:space="0" w:color="D3D3D3"/>
+              <w:end w:val="single" w:space="0" w:color="D3D3D3"/>
+            </w:tcBorders>
+          </w:tcPr>
+          <w:p>
+            <w:pPr>
+              <w:spacing w:before="0" w:after="60"/>
+              <w:keepNext/>
+              <w:jc w:val="center"/>
+            </w:pPr>
+            <w:r>
+              <w:rPr>
+                <w:rFonts w:ascii="Calibri" w:hAnsi="Calibri"/>
+                <w:sz w:val="20"/>
+              </w:rPr>
+              <w:t xml:space="default">5/67 (7.5%)</w:t>
             </w:r>
           </w:p>
         </w:tc>
@@ -7114,31 +7045,31 @@
                 <w:rFonts w:ascii="Calibri" w:hAnsi="Calibri"/>
                 <w:sz w:val="20"/>
               </w:rPr>
-              <w:t xml:space="default">3/191 (1.6%)</w:t>
-            </w:r>
-          </w:p>
-        </w:tc>
-        <w:tc>
-          <w:tcPr>
-            <w:tcBorders>
-              <w:top w:val="single" w:space="0" w:color="D3D3D3"/>
-              <w:bottom w:val="single" w:space="0" w:color="D3D3D3"/>
-              <w:start w:val="single" w:space="0" w:color="D3D3D3"/>
-              <w:end w:val="single" w:space="0" w:color="D3D3D3"/>
-            </w:tcBorders>
-          </w:tcPr>
-          <w:p>
-            <w:pPr>
-              <w:spacing w:before="0" w:after="60"/>
-              <w:keepNext/>
-              <w:jc w:val="center"/>
-            </w:pPr>
-            <w:r>
-              <w:rPr>
-                <w:rFonts w:ascii="Calibri" w:hAnsi="Calibri"/>
-                <w:sz w:val="20"/>
-              </w:rPr>
-              <w:t xml:space="default">0/184 (0%)</w:t>
+              <w:t xml:space="default">4/87 (4.6%)</w:t>
+            </w:r>
+          </w:p>
+        </w:tc>
+        <w:tc>
+          <w:tcPr>
+            <w:tcBorders>
+              <w:top w:val="single" w:space="0" w:color="D3D3D3"/>
+              <w:bottom w:val="single" w:space="0" w:color="D3D3D3"/>
+              <w:start w:val="single" w:space="0" w:color="D3D3D3"/>
+              <w:end w:val="single" w:space="0" w:color="D3D3D3"/>
+            </w:tcBorders>
+          </w:tcPr>
+          <w:p>
+            <w:pPr>
+              <w:spacing w:before="0" w:after="60"/>
+              <w:keepNext/>
+              <w:jc w:val="center"/>
+            </w:pPr>
+            <w:r>
+              <w:rPr>
+                <w:rFonts w:ascii="Calibri" w:hAnsi="Calibri"/>
+                <w:sz w:val="20"/>
+              </w:rPr>
+              <w:t xml:space="default">4/67 (6.0%)</w:t>
             </w:r>
           </w:p>
         </w:tc>
@@ -7191,31 +7122,31 @@
                 <w:rFonts w:ascii="Calibri" w:hAnsi="Calibri"/>
                 <w:sz w:val="20"/>
               </w:rPr>
-              <w:t xml:space="default">2/191 (1.0%)</w:t>
-            </w:r>
-          </w:p>
-        </w:tc>
-        <w:tc>
-          <w:tcPr>
-            <w:tcBorders>
-              <w:top w:val="single" w:space="0" w:color="D3D3D3"/>
-              <w:bottom w:val="single" w:space="0" w:color="D3D3D3"/>
-              <w:start w:val="single" w:space="0" w:color="D3D3D3"/>
-              <w:end w:val="single" w:space="0" w:color="D3D3D3"/>
-            </w:tcBorders>
-          </w:tcPr>
-          <w:p>
-            <w:pPr>
-              <w:spacing w:before="0" w:after="60"/>
-              <w:keepNext/>
-              <w:jc w:val="center"/>
-            </w:pPr>
-            <w:r>
-              <w:rPr>
-                <w:rFonts w:ascii="Calibri" w:hAnsi="Calibri"/>
-                <w:sz w:val="20"/>
-              </w:rPr>
-              <w:t xml:space="default">0/184 (0%)</w:t>
+              <w:t xml:space="default">0/87 (0%)</w:t>
+            </w:r>
+          </w:p>
+        </w:tc>
+        <w:tc>
+          <w:tcPr>
+            <w:tcBorders>
+              <w:top w:val="single" w:space="0" w:color="D3D3D3"/>
+              <w:bottom w:val="single" w:space="0" w:color="D3D3D3"/>
+              <w:start w:val="single" w:space="0" w:color="D3D3D3"/>
+              <w:end w:val="single" w:space="0" w:color="D3D3D3"/>
+            </w:tcBorders>
+          </w:tcPr>
+          <w:p>
+            <w:pPr>
+              <w:spacing w:before="0" w:after="60"/>
+              <w:keepNext/>
+              <w:jc w:val="center"/>
+            </w:pPr>
+            <w:r>
+              <w:rPr>
+                <w:rFonts w:ascii="Calibri" w:hAnsi="Calibri"/>
+                <w:sz w:val="20"/>
+              </w:rPr>
+              <w:t xml:space="default">0/67 (0%)</w:t>
             </w:r>
           </w:p>
         </w:tc>
@@ -7268,31 +7199,31 @@
                 <w:rFonts w:ascii="Calibri" w:hAnsi="Calibri"/>
                 <w:sz w:val="20"/>
               </w:rPr>
-              <w:t xml:space="default">0/191 (0%)</w:t>
-            </w:r>
-          </w:p>
-        </w:tc>
-        <w:tc>
-          <w:tcPr>
-            <w:tcBorders>
-              <w:top w:val="single" w:space="0" w:color="D3D3D3"/>
-              <w:bottom w:val="single" w:space="0" w:color="D3D3D3"/>
-              <w:start w:val="single" w:space="0" w:color="D3D3D3"/>
-              <w:end w:val="single" w:space="0" w:color="D3D3D3"/>
-            </w:tcBorders>
-          </w:tcPr>
-          <w:p>
-            <w:pPr>
-              <w:spacing w:before="0" w:after="60"/>
-              <w:keepNext/>
-              <w:jc w:val="center"/>
-            </w:pPr>
-            <w:r>
-              <w:rPr>
-                <w:rFonts w:ascii="Calibri" w:hAnsi="Calibri"/>
-                <w:sz w:val="20"/>
-              </w:rPr>
-              <w:t xml:space="default">0/184 (0%)</w:t>
+              <w:t xml:space="default">1/87 (1.1%)</w:t>
+            </w:r>
+          </w:p>
+        </w:tc>
+        <w:tc>
+          <w:tcPr>
+            <w:tcBorders>
+              <w:top w:val="single" w:space="0" w:color="D3D3D3"/>
+              <w:bottom w:val="single" w:space="0" w:color="D3D3D3"/>
+              <w:start w:val="single" w:space="0" w:color="D3D3D3"/>
+              <w:end w:val="single" w:space="0" w:color="D3D3D3"/>
+            </w:tcBorders>
+          </w:tcPr>
+          <w:p>
+            <w:pPr>
+              <w:spacing w:before="0" w:after="60"/>
+              <w:keepNext/>
+              <w:jc w:val="center"/>
+            </w:pPr>
+            <w:r>
+              <w:rPr>
+                <w:rFonts w:ascii="Calibri" w:hAnsi="Calibri"/>
+                <w:sz w:val="20"/>
+              </w:rPr>
+              <w:t xml:space="default">1/67 (1.5%)</w:t>
             </w:r>
           </w:p>
         </w:tc>
@@ -7345,31 +7276,31 @@
                 <w:rFonts w:ascii="Calibri" w:hAnsi="Calibri"/>
                 <w:sz w:val="20"/>
               </w:rPr>
-              <w:t xml:space="default">0/191 (0%)</w:t>
-            </w:r>
-          </w:p>
-        </w:tc>
-        <w:tc>
-          <w:tcPr>
-            <w:tcBorders>
-              <w:top w:val="single" w:space="0" w:color="D3D3D3"/>
-              <w:bottom w:val="single" w:space="0" w:color="D3D3D3"/>
-              <w:start w:val="single" w:space="0" w:color="D3D3D3"/>
-              <w:end w:val="single" w:space="0" w:color="D3D3D3"/>
-            </w:tcBorders>
-          </w:tcPr>
-          <w:p>
-            <w:pPr>
-              <w:spacing w:before="0" w:after="60"/>
-              <w:keepNext/>
-              <w:jc w:val="center"/>
-            </w:pPr>
-            <w:r>
-              <w:rPr>
-                <w:rFonts w:ascii="Calibri" w:hAnsi="Calibri"/>
-                <w:sz w:val="20"/>
-              </w:rPr>
-              <w:t xml:space="default">1/184 (0.5%)</w:t>
+              <w:t xml:space="default">0/87 (0%)</w:t>
+            </w:r>
+          </w:p>
+        </w:tc>
+        <w:tc>
+          <w:tcPr>
+            <w:tcBorders>
+              <w:top w:val="single" w:space="0" w:color="D3D3D3"/>
+              <w:bottom w:val="single" w:space="0" w:color="D3D3D3"/>
+              <w:start w:val="single" w:space="0" w:color="D3D3D3"/>
+              <w:end w:val="single" w:space="0" w:color="D3D3D3"/>
+            </w:tcBorders>
+          </w:tcPr>
+          <w:p>
+            <w:pPr>
+              <w:spacing w:before="0" w:after="60"/>
+              <w:keepNext/>
+              <w:jc w:val="center"/>
+            </w:pPr>
+            <w:r>
+              <w:rPr>
+                <w:rFonts w:ascii="Calibri" w:hAnsi="Calibri"/>
+                <w:sz w:val="20"/>
+              </w:rPr>
+              <w:t xml:space="default">1/67 (1.5%)</w:t>
             </w:r>
           </w:p>
         </w:tc>
@@ -7422,31 +7353,31 @@
                 <w:rFonts w:ascii="Calibri" w:hAnsi="Calibri"/>
                 <w:sz w:val="20"/>
               </w:rPr>
-              <w:t xml:space="default">0/191 (0%)</w:t>
-            </w:r>
-          </w:p>
-        </w:tc>
-        <w:tc>
-          <w:tcPr>
-            <w:tcBorders>
-              <w:top w:val="single" w:space="0" w:color="D3D3D3"/>
-              <w:bottom w:val="single" w:space="0" w:color="D3D3D3"/>
-              <w:start w:val="single" w:space="0" w:color="D3D3D3"/>
-              <w:end w:val="single" w:space="0" w:color="D3D3D3"/>
-            </w:tcBorders>
-          </w:tcPr>
-          <w:p>
-            <w:pPr>
-              <w:spacing w:before="0" w:after="60"/>
-              <w:keepNext/>
-              <w:jc w:val="center"/>
-            </w:pPr>
-            <w:r>
-              <w:rPr>
-                <w:rFonts w:ascii="Calibri" w:hAnsi="Calibri"/>
-                <w:sz w:val="20"/>
-              </w:rPr>
-              <w:t xml:space="default">0/184 (0%)</w:t>
+              <w:t xml:space="default">1/87 (1.1%)</w:t>
+            </w:r>
+          </w:p>
+        </w:tc>
+        <w:tc>
+          <w:tcPr>
+            <w:tcBorders>
+              <w:top w:val="single" w:space="0" w:color="D3D3D3"/>
+              <w:bottom w:val="single" w:space="0" w:color="D3D3D3"/>
+              <w:start w:val="single" w:space="0" w:color="D3D3D3"/>
+              <w:end w:val="single" w:space="0" w:color="D3D3D3"/>
+            </w:tcBorders>
+          </w:tcPr>
+          <w:p>
+            <w:pPr>
+              <w:spacing w:before="0" w:after="60"/>
+              <w:keepNext/>
+              <w:jc w:val="center"/>
+            </w:pPr>
+            <w:r>
+              <w:rPr>
+                <w:rFonts w:ascii="Calibri" w:hAnsi="Calibri"/>
+                <w:sz w:val="20"/>
+              </w:rPr>
+              <w:t xml:space="default">0/67 (0%)</w:t>
             </w:r>
           </w:p>
         </w:tc>
@@ -7457,11 +7388,56 @@
         </w:trPr>
         <w:tc>
           <w:tcPr>
-            <w:tcBorders>
-              <w:top w:val="single" w:space="0" w:color="D3D3D3"/>
-              <w:bottom w:val="single" w:space="0" w:color="D3D3D3"/>
-              <w:start w:val="single" w:space="0" w:color="D3D3D3"/>
-              <w:end w:val="single" w:space="0" w:color="D3D3D3"/>
+            <w:gridSpan w:val="3"/>
+          </w:tcPr>
+          <w:p>
+            <w:pPr>
+              <w:spacing w:before="0" w:after="60"/>
+              <w:keepNext/>
+            </w:pPr>
+            <w:r>
+              <w:rPr>
+                <w:vertAlign w:val="superscript"/>
+                <w:i/>
+                <w:rFonts w:ascii="Calibri" w:hAnsi="Calibri"/>
+                <w:sz w:val="20"/>
+              </w:rPr>
+              <w:t xml:space="default">1</w:t>
+            </w:r>
+            <w:r>
+              <w:rPr>
+                <w:rFonts w:ascii="Calibri" w:hAnsi="Calibri"/>
+                <w:sz w:val="20"/>
+              </w:rPr>
+              <w:t xml:space="preserve">n/N (%)</w:t>
+            </w:r>
+          </w:p>
+        </w:tc>
+      </w:tr>
+    </w:tbl>
+    <w:tbl xmlns:w="http://schemas.openxmlformats.org/wordprocessingml/2006/main" xmlns:wp="http://schemas.openxmlformats.org/drawingml/2006/wordprocessingDrawing" xmlns:r="http://schemas.openxmlformats.org/officeDocument/2006/relationships" xmlns:w14="http://schemas.microsoft.com/office/word/2010/wordml">
+      <w:tblPr>
+        <w:tblCellMar>
+          <w:top w:w="0" w:type="dxa"/>
+          <w:bottom w:w="0" w:type="dxa"/>
+          <w:start w:w="60" w:type="dxa"/>
+          <w:end w:w="60" w:type="dxa"/>
+        </w:tblCellMar>
+        <w:tblW w:type="auto" w:w="0"/>
+        <w:tblLook w:firstRow="0" w:lastRow="0" w:firstColumn="0" w:lastColumn="0" w:noHBand="0" w:noVBand="0"/>
+        <w:jc w:val="center"/>
+      </w:tblPr>
+      <w:tr>
+        <w:trPr>
+          <w:cantSplit/>
+          <w:tblHeader/>
+        </w:trPr>
+        <w:tc>
+          <w:tcPr>
+            <w:tcBorders>
+              <w:top w:val="single" w:sz="16" w:space="0" w:color="D3D3D3"/>
+              <w:bottom w:val="single" w:sz="16" w:space="0" w:color="D3D3D3"/>
+              <w:start w:val="single" w:space="0" w:color="D3D3D3"/>
             </w:tcBorders>
           </w:tcPr>
           <w:p>
@@ -7472,58 +7448,734 @@
             </w:pPr>
             <w:r>
               <w:rPr>
-                <w:rFonts w:ascii="Calibri" w:hAnsi="Calibri"/>
-                <w:sz w:val="20"/>
-              </w:rPr>
-              <w:t xml:space="default">    (Missing)</w:t>
-            </w:r>
-          </w:p>
-        </w:tc>
-        <w:tc>
-          <w:tcPr>
-            <w:tcBorders>
-              <w:top w:val="single" w:space="0" w:color="D3D3D3"/>
-              <w:bottom w:val="single" w:space="0" w:color="D3D3D3"/>
-              <w:start w:val="single" w:space="0" w:color="D3D3D3"/>
-              <w:end w:val="single" w:space="0" w:color="D3D3D3"/>
-            </w:tcBorders>
-          </w:tcPr>
-          <w:p>
-            <w:pPr>
-              <w:spacing w:before="0" w:after="60"/>
-              <w:keepNext/>
-              <w:jc w:val="center"/>
-            </w:pPr>
-            <w:r>
-              <w:rPr>
-                <w:rFonts w:ascii="Calibri" w:hAnsi="Calibri"/>
-                <w:sz w:val="20"/>
-              </w:rPr>
-              <w:t xml:space="default">0</w:t>
-            </w:r>
-          </w:p>
-        </w:tc>
-        <w:tc>
-          <w:tcPr>
-            <w:tcBorders>
-              <w:top w:val="single" w:space="0" w:color="D3D3D3"/>
-              <w:bottom w:val="single" w:space="0" w:color="D3D3D3"/>
-              <w:start w:val="single" w:space="0" w:color="D3D3D3"/>
-              <w:end w:val="single" w:space="0" w:color="D3D3D3"/>
-            </w:tcBorders>
-          </w:tcPr>
-          <w:p>
-            <w:pPr>
-              <w:spacing w:before="0" w:after="60"/>
-              <w:keepNext/>
-              <w:jc w:val="center"/>
-            </w:pPr>
-            <w:r>
-              <w:rPr>
+                <w:b w:val="true"/>
+                <w:rFonts w:ascii="Calibri" w:hAnsi="Calibri"/>
+                <w:sz w:val="20"/>
+              </w:rPr>
+              <w:t xml:space="preserve">Characteristic</w:t>
+            </w:r>
+          </w:p>
+        </w:tc>
+        <w:tc>
+          <w:tcPr>
+            <w:tcBorders>
+              <w:top w:val="single" w:sz="16" w:space="0" w:color="D3D3D3"/>
+              <w:bottom w:val="single" w:sz="16" w:space="0" w:color="D3D3D3"/>
+            </w:tcBorders>
+          </w:tcPr>
+          <w:p>
+            <w:pPr>
+              <w:spacing w:before="0" w:after="60"/>
+              <w:keepNext/>
+              <w:jc w:val="center"/>
+            </w:pPr>
+            <w:r>
+              <w:rPr>
+                <w:b w:val="true"/>
+                <w:rFonts w:ascii="Calibri" w:hAnsi="Calibri"/>
+                <w:sz w:val="20"/>
+              </w:rPr>
+              <w:t xml:space="preserve">Control</w:t>
+            </w:r>
+            <w:r>
+              <w:rPr>
+                <w:rFonts w:ascii="Calibri" w:hAnsi="Calibri"/>
+                <w:sz w:val="20"/>
+              </w:rPr>
+              <w:t xml:space="preserve"/>
+            </w:r>
+            <w:r xmlns:w="http://schemas.openxmlformats.org/wordprocessingml/2006/main">
+              <w:rPr>
+                <w:rFonts w:ascii="Calibri" w:hAnsi="Calibri"/>
+                <w:sz w:val="20"/>
+              </w:rPr>
+              <w:t xml:space="preserve"> </w:t>
+            </w:r>
+            <w:r>
+              <w:rPr>
+                <w:rFonts w:ascii="Calibri" w:hAnsi="Calibri"/>
+                <w:sz w:val="20"/>
+              </w:rPr>
+              <w:t xml:space="preserve">N = 191</w:t>
+            </w:r>
+            <w:r>
+              <w:rPr>
+                <w:vertAlign w:val="superscript"/>
+                <w:i/>
                 <w:rFonts w:ascii="Calibri" w:hAnsi="Calibri"/>
                 <w:sz w:val="20"/>
               </w:rPr>
               <w:t xml:space="default">1</w:t>
+            </w:r>
+          </w:p>
+        </w:tc>
+        <w:tc>
+          <w:tcPr>
+            <w:tcBorders>
+              <w:top w:val="single" w:sz="16" w:space="0" w:color="D3D3D3"/>
+              <w:bottom w:val="single" w:sz="16" w:space="0" w:color="D3D3D3"/>
+              <w:end w:val="single" w:space="0" w:color="D3D3D3"/>
+            </w:tcBorders>
+          </w:tcPr>
+          <w:p>
+            <w:pPr>
+              <w:spacing w:before="0" w:after="60"/>
+              <w:keepNext/>
+              <w:jc w:val="center"/>
+            </w:pPr>
+            <w:r>
+              <w:rPr>
+                <w:b w:val="true"/>
+                <w:rFonts w:ascii="Calibri" w:hAnsi="Calibri"/>
+                <w:sz w:val="20"/>
+              </w:rPr>
+              <w:t xml:space="preserve">Intervention</w:t>
+            </w:r>
+            <w:r>
+              <w:rPr>
+                <w:rFonts w:ascii="Calibri" w:hAnsi="Calibri"/>
+                <w:sz w:val="20"/>
+              </w:rPr>
+              <w:t xml:space="preserve"/>
+            </w:r>
+            <w:r xmlns:w="http://schemas.openxmlformats.org/wordprocessingml/2006/main">
+              <w:rPr>
+                <w:rFonts w:ascii="Calibri" w:hAnsi="Calibri"/>
+                <w:sz w:val="20"/>
+              </w:rPr>
+              <w:t xml:space="preserve"> </w:t>
+            </w:r>
+            <w:r>
+              <w:rPr>
+                <w:rFonts w:ascii="Calibri" w:hAnsi="Calibri"/>
+                <w:sz w:val="20"/>
+              </w:rPr>
+              <w:t xml:space="preserve">N = 185</w:t>
+            </w:r>
+            <w:r>
+              <w:rPr>
+                <w:vertAlign w:val="superscript"/>
+                <w:i/>
+                <w:rFonts w:ascii="Calibri" w:hAnsi="Calibri"/>
+                <w:sz w:val="20"/>
+              </w:rPr>
+              <w:t xml:space="default">1</w:t>
+            </w:r>
+          </w:p>
+        </w:tc>
+      </w:tr>
+      <w:tr>
+        <w:trPr>
+          <w:cantSplit/>
+        </w:trPr>
+        <w:tc>
+          <w:tcPr>
+            <w:tcBorders>
+              <w:top w:val="single" w:space="0" w:color="D3D3D3"/>
+              <w:bottom w:val="single" w:space="0" w:color="D3D3D3"/>
+              <w:start w:val="single" w:space="0" w:color="D3D3D3"/>
+              <w:end w:val="single" w:space="0" w:color="D3D3D3"/>
+            </w:tcBorders>
+          </w:tcPr>
+          <w:p>
+            <w:pPr>
+              <w:spacing w:before="0" w:after="60"/>
+              <w:keepNext/>
+              <w:jc w:val="start"/>
+            </w:pPr>
+            <w:r>
+              <w:rPr>
+                <w:rFonts w:ascii="Calibri" w:hAnsi="Calibri"/>
+                <w:sz w:val="20"/>
+              </w:rPr>
+              <w:t xml:space="default">sepsis_count.f</w:t>
+            </w:r>
+          </w:p>
+        </w:tc>
+        <w:tc>
+          <w:tcPr>
+            <w:tcBorders>
+              <w:top w:val="single" w:space="0" w:color="D3D3D3"/>
+              <w:bottom w:val="single" w:space="0" w:color="D3D3D3"/>
+              <w:start w:val="single" w:space="0" w:color="D3D3D3"/>
+              <w:end w:val="single" w:space="0" w:color="D3D3D3"/>
+            </w:tcBorders>
+          </w:tcPr>
+          <w:p>
+            <w:pPr>
+              <w:spacing w:before="0" w:after="60"/>
+              <w:keepNext/>
+              <w:jc w:val="center"/>
+            </w:pPr>
+            <w:r>
+              <w:rPr>
+                <w:rFonts w:ascii="Calibri" w:hAnsi="Calibri"/>
+                <w:sz w:val="20"/>
+              </w:rPr>
+              <w:t xml:space="default"/>
+            </w:r>
+          </w:p>
+        </w:tc>
+        <w:tc>
+          <w:tcPr>
+            <w:tcBorders>
+              <w:top w:val="single" w:space="0" w:color="D3D3D3"/>
+              <w:bottom w:val="single" w:space="0" w:color="D3D3D3"/>
+              <w:start w:val="single" w:space="0" w:color="D3D3D3"/>
+              <w:end w:val="single" w:space="0" w:color="D3D3D3"/>
+            </w:tcBorders>
+          </w:tcPr>
+          <w:p>
+            <w:pPr>
+              <w:spacing w:before="0" w:after="60"/>
+              <w:keepNext/>
+              <w:jc w:val="center"/>
+            </w:pPr>
+            <w:r>
+              <w:rPr>
+                <w:rFonts w:ascii="Calibri" w:hAnsi="Calibri"/>
+                <w:sz w:val="20"/>
+              </w:rPr>
+              <w:t xml:space="default"/>
+            </w:r>
+          </w:p>
+        </w:tc>
+      </w:tr>
+      <w:tr>
+        <w:trPr>
+          <w:cantSplit/>
+        </w:trPr>
+        <w:tc>
+          <w:tcPr>
+            <w:tcBorders>
+              <w:top w:val="single" w:space="0" w:color="D3D3D3"/>
+              <w:bottom w:val="single" w:space="0" w:color="D3D3D3"/>
+              <w:start w:val="single" w:space="0" w:color="D3D3D3"/>
+              <w:end w:val="single" w:space="0" w:color="D3D3D3"/>
+            </w:tcBorders>
+          </w:tcPr>
+          <w:p>
+            <w:pPr>
+              <w:spacing w:before="0" w:after="60"/>
+              <w:keepNext/>
+              <w:jc w:val="start"/>
+            </w:pPr>
+            <w:r>
+              <w:rPr>
+                <w:rFonts w:ascii="Calibri" w:hAnsi="Calibri"/>
+                <w:sz w:val="20"/>
+              </w:rPr>
+              <w:t xml:space="default">    0</w:t>
+            </w:r>
+          </w:p>
+        </w:tc>
+        <w:tc>
+          <w:tcPr>
+            <w:tcBorders>
+              <w:top w:val="single" w:space="0" w:color="D3D3D3"/>
+              <w:bottom w:val="single" w:space="0" w:color="D3D3D3"/>
+              <w:start w:val="single" w:space="0" w:color="D3D3D3"/>
+              <w:end w:val="single" w:space="0" w:color="D3D3D3"/>
+            </w:tcBorders>
+          </w:tcPr>
+          <w:p>
+            <w:pPr>
+              <w:spacing w:before="0" w:after="60"/>
+              <w:keepNext/>
+              <w:jc w:val="center"/>
+            </w:pPr>
+            <w:r>
+              <w:rPr>
+                <w:rFonts w:ascii="Calibri" w:hAnsi="Calibri"/>
+                <w:sz w:val="20"/>
+              </w:rPr>
+              <w:t xml:space="default">180/191 (94%)</w:t>
+            </w:r>
+          </w:p>
+        </w:tc>
+        <w:tc>
+          <w:tcPr>
+            <w:tcBorders>
+              <w:top w:val="single" w:space="0" w:color="D3D3D3"/>
+              <w:bottom w:val="single" w:space="0" w:color="D3D3D3"/>
+              <w:start w:val="single" w:space="0" w:color="D3D3D3"/>
+              <w:end w:val="single" w:space="0" w:color="D3D3D3"/>
+            </w:tcBorders>
+          </w:tcPr>
+          <w:p>
+            <w:pPr>
+              <w:spacing w:before="0" w:after="60"/>
+              <w:keepNext/>
+              <w:jc w:val="center"/>
+            </w:pPr>
+            <w:r>
+              <w:rPr>
+                <w:rFonts w:ascii="Calibri" w:hAnsi="Calibri"/>
+                <w:sz w:val="20"/>
+              </w:rPr>
+              <w:t xml:space="default">180/185 (97%)</w:t>
+            </w:r>
+          </w:p>
+        </w:tc>
+      </w:tr>
+      <w:tr>
+        <w:trPr>
+          <w:cantSplit/>
+        </w:trPr>
+        <w:tc>
+          <w:tcPr>
+            <w:tcBorders>
+              <w:top w:val="single" w:space="0" w:color="D3D3D3"/>
+              <w:bottom w:val="single" w:space="0" w:color="D3D3D3"/>
+              <w:start w:val="single" w:space="0" w:color="D3D3D3"/>
+              <w:end w:val="single" w:space="0" w:color="D3D3D3"/>
+            </w:tcBorders>
+          </w:tcPr>
+          <w:p>
+            <w:pPr>
+              <w:spacing w:before="0" w:after="60"/>
+              <w:keepNext/>
+              <w:jc w:val="start"/>
+            </w:pPr>
+            <w:r>
+              <w:rPr>
+                <w:rFonts w:ascii="Calibri" w:hAnsi="Calibri"/>
+                <w:sz w:val="20"/>
+              </w:rPr>
+              <w:t xml:space="default">    1</w:t>
+            </w:r>
+          </w:p>
+        </w:tc>
+        <w:tc>
+          <w:tcPr>
+            <w:tcBorders>
+              <w:top w:val="single" w:space="0" w:color="D3D3D3"/>
+              <w:bottom w:val="single" w:space="0" w:color="D3D3D3"/>
+              <w:start w:val="single" w:space="0" w:color="D3D3D3"/>
+              <w:end w:val="single" w:space="0" w:color="D3D3D3"/>
+            </w:tcBorders>
+          </w:tcPr>
+          <w:p>
+            <w:pPr>
+              <w:spacing w:before="0" w:after="60"/>
+              <w:keepNext/>
+              <w:jc w:val="center"/>
+            </w:pPr>
+            <w:r>
+              <w:rPr>
+                <w:rFonts w:ascii="Calibri" w:hAnsi="Calibri"/>
+                <w:sz w:val="20"/>
+              </w:rPr>
+              <w:t xml:space="default">6/191 (3.1%)</w:t>
+            </w:r>
+          </w:p>
+        </w:tc>
+        <w:tc>
+          <w:tcPr>
+            <w:tcBorders>
+              <w:top w:val="single" w:space="0" w:color="D3D3D3"/>
+              <w:bottom w:val="single" w:space="0" w:color="D3D3D3"/>
+              <w:start w:val="single" w:space="0" w:color="D3D3D3"/>
+              <w:end w:val="single" w:space="0" w:color="D3D3D3"/>
+            </w:tcBorders>
+          </w:tcPr>
+          <w:p>
+            <w:pPr>
+              <w:spacing w:before="0" w:after="60"/>
+              <w:keepNext/>
+              <w:jc w:val="center"/>
+            </w:pPr>
+            <w:r>
+              <w:rPr>
+                <w:rFonts w:ascii="Calibri" w:hAnsi="Calibri"/>
+                <w:sz w:val="20"/>
+              </w:rPr>
+              <w:t xml:space="default">4/185 (2.2%)</w:t>
+            </w:r>
+          </w:p>
+        </w:tc>
+      </w:tr>
+      <w:tr>
+        <w:trPr>
+          <w:cantSplit/>
+        </w:trPr>
+        <w:tc>
+          <w:tcPr>
+            <w:tcBorders>
+              <w:top w:val="single" w:space="0" w:color="D3D3D3"/>
+              <w:bottom w:val="single" w:space="0" w:color="D3D3D3"/>
+              <w:start w:val="single" w:space="0" w:color="D3D3D3"/>
+              <w:end w:val="single" w:space="0" w:color="D3D3D3"/>
+            </w:tcBorders>
+          </w:tcPr>
+          <w:p>
+            <w:pPr>
+              <w:spacing w:before="0" w:after="60"/>
+              <w:keepNext/>
+              <w:jc w:val="start"/>
+            </w:pPr>
+            <w:r>
+              <w:rPr>
+                <w:rFonts w:ascii="Calibri" w:hAnsi="Calibri"/>
+                <w:sz w:val="20"/>
+              </w:rPr>
+              <w:t xml:space="default">    2</w:t>
+            </w:r>
+          </w:p>
+        </w:tc>
+        <w:tc>
+          <w:tcPr>
+            <w:tcBorders>
+              <w:top w:val="single" w:space="0" w:color="D3D3D3"/>
+              <w:bottom w:val="single" w:space="0" w:color="D3D3D3"/>
+              <w:start w:val="single" w:space="0" w:color="D3D3D3"/>
+              <w:end w:val="single" w:space="0" w:color="D3D3D3"/>
+            </w:tcBorders>
+          </w:tcPr>
+          <w:p>
+            <w:pPr>
+              <w:spacing w:before="0" w:after="60"/>
+              <w:keepNext/>
+              <w:jc w:val="center"/>
+            </w:pPr>
+            <w:r>
+              <w:rPr>
+                <w:rFonts w:ascii="Calibri" w:hAnsi="Calibri"/>
+                <w:sz w:val="20"/>
+              </w:rPr>
+              <w:t xml:space="default">3/191 (1.6%)</w:t>
+            </w:r>
+          </w:p>
+        </w:tc>
+        <w:tc>
+          <w:tcPr>
+            <w:tcBorders>
+              <w:top w:val="single" w:space="0" w:color="D3D3D3"/>
+              <w:bottom w:val="single" w:space="0" w:color="D3D3D3"/>
+              <w:start w:val="single" w:space="0" w:color="D3D3D3"/>
+              <w:end w:val="single" w:space="0" w:color="D3D3D3"/>
+            </w:tcBorders>
+          </w:tcPr>
+          <w:p>
+            <w:pPr>
+              <w:spacing w:before="0" w:after="60"/>
+              <w:keepNext/>
+              <w:jc w:val="center"/>
+            </w:pPr>
+            <w:r>
+              <w:rPr>
+                <w:rFonts w:ascii="Calibri" w:hAnsi="Calibri"/>
+                <w:sz w:val="20"/>
+              </w:rPr>
+              <w:t xml:space="default">0/185 (0%)</w:t>
+            </w:r>
+          </w:p>
+        </w:tc>
+      </w:tr>
+      <w:tr>
+        <w:trPr>
+          <w:cantSplit/>
+        </w:trPr>
+        <w:tc>
+          <w:tcPr>
+            <w:tcBorders>
+              <w:top w:val="single" w:space="0" w:color="D3D3D3"/>
+              <w:bottom w:val="single" w:space="0" w:color="D3D3D3"/>
+              <w:start w:val="single" w:space="0" w:color="D3D3D3"/>
+              <w:end w:val="single" w:space="0" w:color="D3D3D3"/>
+            </w:tcBorders>
+          </w:tcPr>
+          <w:p>
+            <w:pPr>
+              <w:spacing w:before="0" w:after="60"/>
+              <w:keepNext/>
+              <w:jc w:val="start"/>
+            </w:pPr>
+            <w:r>
+              <w:rPr>
+                <w:rFonts w:ascii="Calibri" w:hAnsi="Calibri"/>
+                <w:sz w:val="20"/>
+              </w:rPr>
+              <w:t xml:space="default">    3</w:t>
+            </w:r>
+          </w:p>
+        </w:tc>
+        <w:tc>
+          <w:tcPr>
+            <w:tcBorders>
+              <w:top w:val="single" w:space="0" w:color="D3D3D3"/>
+              <w:bottom w:val="single" w:space="0" w:color="D3D3D3"/>
+              <w:start w:val="single" w:space="0" w:color="D3D3D3"/>
+              <w:end w:val="single" w:space="0" w:color="D3D3D3"/>
+            </w:tcBorders>
+          </w:tcPr>
+          <w:p>
+            <w:pPr>
+              <w:spacing w:before="0" w:after="60"/>
+              <w:keepNext/>
+              <w:jc w:val="center"/>
+            </w:pPr>
+            <w:r>
+              <w:rPr>
+                <w:rFonts w:ascii="Calibri" w:hAnsi="Calibri"/>
+                <w:sz w:val="20"/>
+              </w:rPr>
+              <w:t xml:space="default">2/191 (1.0%)</w:t>
+            </w:r>
+          </w:p>
+        </w:tc>
+        <w:tc>
+          <w:tcPr>
+            <w:tcBorders>
+              <w:top w:val="single" w:space="0" w:color="D3D3D3"/>
+              <w:bottom w:val="single" w:space="0" w:color="D3D3D3"/>
+              <w:start w:val="single" w:space="0" w:color="D3D3D3"/>
+              <w:end w:val="single" w:space="0" w:color="D3D3D3"/>
+            </w:tcBorders>
+          </w:tcPr>
+          <w:p>
+            <w:pPr>
+              <w:spacing w:before="0" w:after="60"/>
+              <w:keepNext/>
+              <w:jc w:val="center"/>
+            </w:pPr>
+            <w:r>
+              <w:rPr>
+                <w:rFonts w:ascii="Calibri" w:hAnsi="Calibri"/>
+                <w:sz w:val="20"/>
+              </w:rPr>
+              <w:t xml:space="default">0/185 (0%)</w:t>
+            </w:r>
+          </w:p>
+        </w:tc>
+      </w:tr>
+      <w:tr>
+        <w:trPr>
+          <w:cantSplit/>
+        </w:trPr>
+        <w:tc>
+          <w:tcPr>
+            <w:tcBorders>
+              <w:top w:val="single" w:space="0" w:color="D3D3D3"/>
+              <w:bottom w:val="single" w:space="0" w:color="D3D3D3"/>
+              <w:start w:val="single" w:space="0" w:color="D3D3D3"/>
+              <w:end w:val="single" w:space="0" w:color="D3D3D3"/>
+            </w:tcBorders>
+          </w:tcPr>
+          <w:p>
+            <w:pPr>
+              <w:spacing w:before="0" w:after="60"/>
+              <w:keepNext/>
+              <w:jc w:val="start"/>
+            </w:pPr>
+            <w:r>
+              <w:rPr>
+                <w:rFonts w:ascii="Calibri" w:hAnsi="Calibri"/>
+                <w:sz w:val="20"/>
+              </w:rPr>
+              <w:t xml:space="default">    4</w:t>
+            </w:r>
+          </w:p>
+        </w:tc>
+        <w:tc>
+          <w:tcPr>
+            <w:tcBorders>
+              <w:top w:val="single" w:space="0" w:color="D3D3D3"/>
+              <w:bottom w:val="single" w:space="0" w:color="D3D3D3"/>
+              <w:start w:val="single" w:space="0" w:color="D3D3D3"/>
+              <w:end w:val="single" w:space="0" w:color="D3D3D3"/>
+            </w:tcBorders>
+          </w:tcPr>
+          <w:p>
+            <w:pPr>
+              <w:spacing w:before="0" w:after="60"/>
+              <w:keepNext/>
+              <w:jc w:val="center"/>
+            </w:pPr>
+            <w:r>
+              <w:rPr>
+                <w:rFonts w:ascii="Calibri" w:hAnsi="Calibri"/>
+                <w:sz w:val="20"/>
+              </w:rPr>
+              <w:t xml:space="default">0/191 (0%)</w:t>
+            </w:r>
+          </w:p>
+        </w:tc>
+        <w:tc>
+          <w:tcPr>
+            <w:tcBorders>
+              <w:top w:val="single" w:space="0" w:color="D3D3D3"/>
+              <w:bottom w:val="single" w:space="0" w:color="D3D3D3"/>
+              <w:start w:val="single" w:space="0" w:color="D3D3D3"/>
+              <w:end w:val="single" w:space="0" w:color="D3D3D3"/>
+            </w:tcBorders>
+          </w:tcPr>
+          <w:p>
+            <w:pPr>
+              <w:spacing w:before="0" w:after="60"/>
+              <w:keepNext/>
+              <w:jc w:val="center"/>
+            </w:pPr>
+            <w:r>
+              <w:rPr>
+                <w:rFonts w:ascii="Calibri" w:hAnsi="Calibri"/>
+                <w:sz w:val="20"/>
+              </w:rPr>
+              <w:t xml:space="default">0/185 (0%)</w:t>
+            </w:r>
+          </w:p>
+        </w:tc>
+      </w:tr>
+      <w:tr>
+        <w:trPr>
+          <w:cantSplit/>
+        </w:trPr>
+        <w:tc>
+          <w:tcPr>
+            <w:tcBorders>
+              <w:top w:val="single" w:space="0" w:color="D3D3D3"/>
+              <w:bottom w:val="single" w:space="0" w:color="D3D3D3"/>
+              <w:start w:val="single" w:space="0" w:color="D3D3D3"/>
+              <w:end w:val="single" w:space="0" w:color="D3D3D3"/>
+            </w:tcBorders>
+          </w:tcPr>
+          <w:p>
+            <w:pPr>
+              <w:spacing w:before="0" w:after="60"/>
+              <w:keepNext/>
+              <w:jc w:val="start"/>
+            </w:pPr>
+            <w:r>
+              <w:rPr>
+                <w:rFonts w:ascii="Calibri" w:hAnsi="Calibri"/>
+                <w:sz w:val="20"/>
+              </w:rPr>
+              <w:t xml:space="default">    8</w:t>
+            </w:r>
+          </w:p>
+        </w:tc>
+        <w:tc>
+          <w:tcPr>
+            <w:tcBorders>
+              <w:top w:val="single" w:space="0" w:color="D3D3D3"/>
+              <w:bottom w:val="single" w:space="0" w:color="D3D3D3"/>
+              <w:start w:val="single" w:space="0" w:color="D3D3D3"/>
+              <w:end w:val="single" w:space="0" w:color="D3D3D3"/>
+            </w:tcBorders>
+          </w:tcPr>
+          <w:p>
+            <w:pPr>
+              <w:spacing w:before="0" w:after="60"/>
+              <w:keepNext/>
+              <w:jc w:val="center"/>
+            </w:pPr>
+            <w:r>
+              <w:rPr>
+                <w:rFonts w:ascii="Calibri" w:hAnsi="Calibri"/>
+                <w:sz w:val="20"/>
+              </w:rPr>
+              <w:t xml:space="default">0/191 (0%)</w:t>
+            </w:r>
+          </w:p>
+        </w:tc>
+        <w:tc>
+          <w:tcPr>
+            <w:tcBorders>
+              <w:top w:val="single" w:space="0" w:color="D3D3D3"/>
+              <w:bottom w:val="single" w:space="0" w:color="D3D3D3"/>
+              <w:start w:val="single" w:space="0" w:color="D3D3D3"/>
+              <w:end w:val="single" w:space="0" w:color="D3D3D3"/>
+            </w:tcBorders>
+          </w:tcPr>
+          <w:p>
+            <w:pPr>
+              <w:spacing w:before="0" w:after="60"/>
+              <w:keepNext/>
+              <w:jc w:val="center"/>
+            </w:pPr>
+            <w:r>
+              <w:rPr>
+                <w:rFonts w:ascii="Calibri" w:hAnsi="Calibri"/>
+                <w:sz w:val="20"/>
+              </w:rPr>
+              <w:t xml:space="default">1/185 (0.5%)</w:t>
+            </w:r>
+          </w:p>
+        </w:tc>
+      </w:tr>
+      <w:tr>
+        <w:trPr>
+          <w:cantSplit/>
+        </w:trPr>
+        <w:tc>
+          <w:tcPr>
+            <w:tcBorders>
+              <w:top w:val="single" w:space="0" w:color="D3D3D3"/>
+              <w:bottom w:val="single" w:space="0" w:color="D3D3D3"/>
+              <w:start w:val="single" w:space="0" w:color="D3D3D3"/>
+              <w:end w:val="single" w:space="0" w:color="D3D3D3"/>
+            </w:tcBorders>
+          </w:tcPr>
+          <w:p>
+            <w:pPr>
+              <w:spacing w:before="0" w:after="60"/>
+              <w:keepNext/>
+              <w:jc w:val="start"/>
+            </w:pPr>
+            <w:r>
+              <w:rPr>
+                <w:rFonts w:ascii="Calibri" w:hAnsi="Calibri"/>
+                <w:sz w:val="20"/>
+              </w:rPr>
+              <w:t xml:space="default">    11</w:t>
+            </w:r>
+          </w:p>
+        </w:tc>
+        <w:tc>
+          <w:tcPr>
+            <w:tcBorders>
+              <w:top w:val="single" w:space="0" w:color="D3D3D3"/>
+              <w:bottom w:val="single" w:space="0" w:color="D3D3D3"/>
+              <w:start w:val="single" w:space="0" w:color="D3D3D3"/>
+              <w:end w:val="single" w:space="0" w:color="D3D3D3"/>
+            </w:tcBorders>
+          </w:tcPr>
+          <w:p>
+            <w:pPr>
+              <w:spacing w:before="0" w:after="60"/>
+              <w:keepNext/>
+              <w:jc w:val="center"/>
+            </w:pPr>
+            <w:r>
+              <w:rPr>
+                <w:rFonts w:ascii="Calibri" w:hAnsi="Calibri"/>
+                <w:sz w:val="20"/>
+              </w:rPr>
+              <w:t xml:space="default">0/191 (0%)</w:t>
+            </w:r>
+          </w:p>
+        </w:tc>
+        <w:tc>
+          <w:tcPr>
+            <w:tcBorders>
+              <w:top w:val="single" w:space="0" w:color="D3D3D3"/>
+              <w:bottom w:val="single" w:space="0" w:color="D3D3D3"/>
+              <w:start w:val="single" w:space="0" w:color="D3D3D3"/>
+              <w:end w:val="single" w:space="0" w:color="D3D3D3"/>
+            </w:tcBorders>
+          </w:tcPr>
+          <w:p>
+            <w:pPr>
+              <w:spacing w:before="0" w:after="60"/>
+              <w:keepNext/>
+              <w:jc w:val="center"/>
+            </w:pPr>
+            <w:r>
+              <w:rPr>
+                <w:rFonts w:ascii="Calibri" w:hAnsi="Calibri"/>
+                <w:sz w:val="20"/>
+              </w:rPr>
+              <w:t xml:space="default">0/185 (0%)</w:t>
             </w:r>
           </w:p>
         </w:tc>
